--- a/src/main/resources/documentatie/506-Pavel_Alexandru-aplicatie.docx
+++ b/src/main/resources/documentatie/506-Pavel_Alexandru-aplicatie.docx
@@ -556,6 +556,9 @@
     </w:p>
     <w:p>
       <w:r>
+        <w:rPr>
+          <w:noProof/>
+        </w:rPr>
         <w:drawing>
           <wp:inline distT="0" distB="0" distL="0" distR="0" wp14:anchorId="15953844" wp14:editId="23BAEA1F">
             <wp:extent cx="5268306" cy="2179930"/>
@@ -595,6 +598,9 @@
     </w:p>
     <w:p>
       <w:r>
+        <w:rPr>
+          <w:noProof/>
+        </w:rPr>
         <w:lastRenderedPageBreak/>
         <w:drawing>
           <wp:inline distT="0" distB="0" distL="0" distR="0" wp14:anchorId="18D60587" wp14:editId="6849DF9E">
@@ -696,7 +702,7 @@
           <w:noProof/>
         </w:rPr>
         <w:drawing>
-          <wp:inline distT="0" distB="0" distL="0" distR="0" wp14:anchorId="74F9D0A7" wp14:editId="605F9D08">
+          <wp:inline distT="0" distB="0" distL="0" distR="0" wp14:anchorId="74F9D0A7" wp14:editId="475D5F8F">
             <wp:extent cx="3957523" cy="2605369"/>
             <wp:effectExtent l="0" t="0" r="5080" b="5080"/>
             <wp:docPr id="1374152655" name="Picture 1"/>
@@ -928,6 +934,9 @@
         <w:pStyle w:val="ListParagraph"/>
       </w:pPr>
       <w:r>
+        <w:rPr>
+          <w:noProof/>
+        </w:rPr>
         <w:drawing>
           <wp:inline distT="0" distB="0" distL="0" distR="0" wp14:anchorId="77873F02" wp14:editId="5A9C0C60">
             <wp:extent cx="5943600" cy="3155315"/>
@@ -970,6 +979,9 @@
         <w:pStyle w:val="ListParagraph"/>
       </w:pPr>
       <w:r>
+        <w:rPr>
+          <w:noProof/>
+        </w:rPr>
         <w:lastRenderedPageBreak/>
         <w:drawing>
           <wp:inline distT="0" distB="0" distL="0" distR="0" wp14:anchorId="2187566D" wp14:editId="19EE78D6">
@@ -1206,10 +1218,7 @@
       </w:r>
       <w:proofErr w:type="spellEnd"/>
       <w:r>
-        <w:t xml:space="preserve"> HR</w:t>
-      </w:r>
-      <w:r>
-        <w:t xml:space="preserve"> – CNP, </w:t>
+        <w:t xml:space="preserve"> HR – CNP, </w:t>
       </w:r>
       <w:proofErr w:type="spellStart"/>
       <w:r>
@@ -1254,10 +1263,7 @@
         <w:pStyle w:val="ListParagraph"/>
       </w:pPr>
       <w:r>
-        <w:t>Manager</w:t>
-      </w:r>
-      <w:r>
-        <w:t xml:space="preserve"> – CNP, </w:t>
+        <w:t xml:space="preserve">Manager – CNP, </w:t>
       </w:r>
       <w:proofErr w:type="spellStart"/>
       <w:r>
@@ -1578,10 +1584,7 @@
       </w:r>
       <w:proofErr w:type="spellEnd"/>
       <w:r>
-        <w:t xml:space="preserve"> de credit</w:t>
-      </w:r>
-      <w:r>
-        <w:t xml:space="preserve"> </w:t>
+        <w:t xml:space="preserve"> de credit </w:t>
       </w:r>
       <w:proofErr w:type="spellStart"/>
       <w:r>
@@ -4293,13 +4296,19 @@
       </w:r>
       <w:proofErr w:type="spellEnd"/>
       <w:r>
-        <w:t xml:space="preserve"> care se </w:t>
-      </w:r>
-      <w:proofErr w:type="spellStart"/>
-      <w:r>
-        <w:t>realizeaza</w:t>
-      </w:r>
-      <w:proofErr w:type="spellEnd"/>
+        <w:t xml:space="preserve"> care </w:t>
+      </w:r>
+      <w:r>
+        <w:t xml:space="preserve">am </w:t>
+      </w:r>
+      <w:proofErr w:type="spellStart"/>
+      <w:r>
+        <w:t>realizat</w:t>
+      </w:r>
+      <w:proofErr w:type="spellEnd"/>
+      <w:r>
+        <w:t xml:space="preserve"> initial</w:t>
+      </w:r>
       <w:r>
         <w:t xml:space="preserve"> </w:t>
       </w:r>
@@ -4319,6 +4328,57 @@
       <w:r>
         <w:t xml:space="preserve"> de date. </w:t>
       </w:r>
+      <w:r>
+        <w:t xml:space="preserve">Ulterior am </w:t>
+      </w:r>
+      <w:proofErr w:type="spellStart"/>
+      <w:r>
+        <w:t>creat</w:t>
+      </w:r>
+      <w:proofErr w:type="spellEnd"/>
+      <w:r>
+        <w:t xml:space="preserve"> un </w:t>
+      </w:r>
+      <w:proofErr w:type="spellStart"/>
+      <w:r>
+        <w:t>utilizator</w:t>
+      </w:r>
+      <w:proofErr w:type="spellEnd"/>
+      <w:r>
+        <w:t xml:space="preserve"> </w:t>
+      </w:r>
+      <w:proofErr w:type="spellStart"/>
+      <w:r>
+        <w:t>aplicatie_java</w:t>
+      </w:r>
+      <w:proofErr w:type="spellEnd"/>
+      <w:r>
+        <w:t xml:space="preserve"> cu </w:t>
+      </w:r>
+      <w:proofErr w:type="spellStart"/>
+      <w:r>
+        <w:t>drepturi</w:t>
+      </w:r>
+      <w:proofErr w:type="spellEnd"/>
+      <w:r>
+        <w:t xml:space="preserve"> </w:t>
+      </w:r>
+      <w:proofErr w:type="spellStart"/>
+      <w:r>
+        <w:t>mai</w:t>
+      </w:r>
+      <w:proofErr w:type="spellEnd"/>
+      <w:r>
+        <w:t xml:space="preserve"> </w:t>
+      </w:r>
+      <w:proofErr w:type="spellStart"/>
+      <w:r>
+        <w:t>restranse</w:t>
+      </w:r>
+      <w:proofErr w:type="spellEnd"/>
+      <w:r>
+        <w:t xml:space="preserve">. </w:t>
+      </w:r>
       <w:proofErr w:type="spellStart"/>
       <w:r>
         <w:t>Verificarea</w:t>
@@ -4373,6 +4433,9 @@
         <w:pStyle w:val="ListParagraph"/>
       </w:pPr>
       <w:r>
+        <w:rPr>
+          <w:noProof/>
+        </w:rPr>
         <w:drawing>
           <wp:inline distT="0" distB="0" distL="0" distR="0" wp14:anchorId="40FC2243" wp14:editId="1476AAEA">
             <wp:extent cx="4418962" cy="2735885"/>
@@ -4409,6 +4472,1580 @@
           </wp:inline>
         </w:drawing>
       </w:r>
+    </w:p>
+    <w:p>
+      <w:pPr>
+        <w:pStyle w:val="ListParagraph"/>
+      </w:pPr>
+    </w:p>
+    <w:p>
+      <w:pPr>
+        <w:pStyle w:val="ListParagraph"/>
+      </w:pPr>
+    </w:p>
+    <w:p>
+      <w:pPr>
+        <w:pStyle w:val="ListParagraph"/>
+      </w:pPr>
+    </w:p>
+    <w:p>
+      <w:pPr>
+        <w:pStyle w:val="ListParagraph"/>
+      </w:pPr>
+    </w:p>
+    <w:p>
+      <w:pPr>
+        <w:pStyle w:val="ListParagraph"/>
+        <w:numPr>
+          <w:ilvl w:val="0"/>
+          <w:numId w:val="2"/>
+        </w:numPr>
+      </w:pPr>
+      <w:proofErr w:type="spellStart"/>
+      <w:r>
+        <w:t>Cerinta</w:t>
+      </w:r>
+      <w:proofErr w:type="spellEnd"/>
+      <w:r>
+        <w:t xml:space="preserve"> 5</w:t>
+      </w:r>
+    </w:p>
+    <w:p>
+      <w:pPr>
+        <w:pStyle w:val="ListParagraph"/>
+      </w:pPr>
+      <w:r>
+        <w:t xml:space="preserve">Cum </w:t>
+      </w:r>
+      <w:proofErr w:type="spellStart"/>
+      <w:r>
+        <w:t>securitatea</w:t>
+      </w:r>
+      <w:proofErr w:type="spellEnd"/>
+      <w:r>
+        <w:t xml:space="preserve"> se face la </w:t>
+      </w:r>
+      <w:proofErr w:type="spellStart"/>
+      <w:r>
+        <w:t>nivelul</w:t>
+      </w:r>
+      <w:proofErr w:type="spellEnd"/>
+      <w:r>
+        <w:t xml:space="preserve"> </w:t>
+      </w:r>
+      <w:proofErr w:type="spellStart"/>
+      <w:r>
+        <w:t>aplicatiei</w:t>
+      </w:r>
+      <w:proofErr w:type="spellEnd"/>
+      <w:r>
+        <w:t xml:space="preserve"> java am </w:t>
+      </w:r>
+      <w:proofErr w:type="spellStart"/>
+      <w:r>
+        <w:t>creat</w:t>
+      </w:r>
+      <w:proofErr w:type="spellEnd"/>
+      <w:r>
+        <w:t xml:space="preserve"> un </w:t>
+      </w:r>
+      <w:proofErr w:type="spellStart"/>
+      <w:r>
+        <w:t>utilizator</w:t>
+      </w:r>
+      <w:proofErr w:type="spellEnd"/>
+      <w:r>
+        <w:t xml:space="preserve"> </w:t>
+      </w:r>
+      <w:proofErr w:type="spellStart"/>
+      <w:r>
+        <w:t>aplicatie_java</w:t>
+      </w:r>
+      <w:proofErr w:type="spellEnd"/>
+      <w:r>
+        <w:t xml:space="preserve"> cu </w:t>
+      </w:r>
+      <w:proofErr w:type="spellStart"/>
+      <w:r>
+        <w:t>drepturi</w:t>
+      </w:r>
+      <w:proofErr w:type="spellEnd"/>
+      <w:r>
+        <w:t xml:space="preserve"> </w:t>
+      </w:r>
+      <w:proofErr w:type="spellStart"/>
+      <w:r>
+        <w:t>restranse</w:t>
+      </w:r>
+      <w:proofErr w:type="spellEnd"/>
+      <w:r>
+        <w:t xml:space="preserve"> </w:t>
+      </w:r>
+      <w:proofErr w:type="spellStart"/>
+      <w:r>
+        <w:t>prin</w:t>
+      </w:r>
+      <w:proofErr w:type="spellEnd"/>
+      <w:r>
+        <w:t xml:space="preserve"> care ma </w:t>
+      </w:r>
+      <w:proofErr w:type="spellStart"/>
+      <w:r>
+        <w:t>conectez</w:t>
+      </w:r>
+      <w:proofErr w:type="spellEnd"/>
+      <w:r>
+        <w:t xml:space="preserve"> la </w:t>
+      </w:r>
+      <w:proofErr w:type="spellStart"/>
+      <w:r>
+        <w:t>baza</w:t>
+      </w:r>
+      <w:proofErr w:type="spellEnd"/>
+      <w:r>
+        <w:t xml:space="preserve"> de date</w:t>
+      </w:r>
+      <w:r>
+        <w:t xml:space="preserve"> cu </w:t>
+      </w:r>
+      <w:proofErr w:type="spellStart"/>
+      <w:r>
+        <w:t>aplicatia</w:t>
+      </w:r>
+      <w:proofErr w:type="spellEnd"/>
+      <w:r>
+        <w:t>.</w:t>
+      </w:r>
+    </w:p>
+    <w:p>
+      <w:pPr>
+        <w:pStyle w:val="ListParagraph"/>
+      </w:pPr>
+      <w:r>
+        <w:drawing>
+          <wp:inline distT="0" distB="0" distL="0" distR="0" wp14:anchorId="44729C52" wp14:editId="3B39A848">
+            <wp:extent cx="5943600" cy="4539615"/>
+            <wp:effectExtent l="0" t="0" r="0" b="0"/>
+            <wp:docPr id="1963512826" name="Picture 1"/>
+            <wp:cNvGraphicFramePr>
+              <a:graphicFrameLocks xmlns:a="http://schemas.openxmlformats.org/drawingml/2006/main" noChangeAspect="1"/>
+            </wp:cNvGraphicFramePr>
+            <a:graphic xmlns:a="http://schemas.openxmlformats.org/drawingml/2006/main">
+              <a:graphicData uri="http://schemas.openxmlformats.org/drawingml/2006/picture">
+                <pic:pic xmlns:pic="http://schemas.openxmlformats.org/drawingml/2006/picture">
+                  <pic:nvPicPr>
+                    <pic:cNvPr id="1963512826" name=""/>
+                    <pic:cNvPicPr/>
+                  </pic:nvPicPr>
+                  <pic:blipFill>
+                    <a:blip r:embed="rId13"/>
+                    <a:stretch>
+                      <a:fillRect/>
+                    </a:stretch>
+                  </pic:blipFill>
+                  <pic:spPr>
+                    <a:xfrm>
+                      <a:off x="0" y="0"/>
+                      <a:ext cx="5943600" cy="4539615"/>
+                    </a:xfrm>
+                    <a:prstGeom prst="rect">
+                      <a:avLst/>
+                    </a:prstGeom>
+                  </pic:spPr>
+                </pic:pic>
+              </a:graphicData>
+            </a:graphic>
+          </wp:inline>
+        </w:drawing>
+      </w:r>
+    </w:p>
+    <w:p>
+      <w:pPr>
+        <w:pStyle w:val="ListParagraph"/>
+      </w:pPr>
+    </w:p>
+    <w:p>
+      <w:pPr>
+        <w:pStyle w:val="ListParagraph"/>
+      </w:pPr>
+      <w:r>
+        <w:t xml:space="preserve">Dupa </w:t>
+      </w:r>
+      <w:proofErr w:type="spellStart"/>
+      <w:r>
+        <w:t>conectare</w:t>
+      </w:r>
+      <w:proofErr w:type="spellEnd"/>
+      <w:r>
+        <w:t xml:space="preserve"> la </w:t>
+      </w:r>
+      <w:proofErr w:type="spellStart"/>
+      <w:r>
+        <w:t>utilizatorul</w:t>
+      </w:r>
+      <w:proofErr w:type="spellEnd"/>
+      <w:r>
+        <w:t xml:space="preserve"> cu </w:t>
+      </w:r>
+      <w:proofErr w:type="spellStart"/>
+      <w:r>
+        <w:t>privilegii</w:t>
+      </w:r>
+      <w:proofErr w:type="spellEnd"/>
+      <w:r>
+        <w:t xml:space="preserve"> </w:t>
+      </w:r>
+      <w:proofErr w:type="spellStart"/>
+      <w:r>
+        <w:t>reduse</w:t>
+      </w:r>
+      <w:proofErr w:type="spellEnd"/>
+      <w:r>
+        <w:t xml:space="preserve"> am </w:t>
+      </w:r>
+      <w:proofErr w:type="spellStart"/>
+      <w:r>
+        <w:t>scris</w:t>
+      </w:r>
+      <w:proofErr w:type="spellEnd"/>
+      <w:r>
+        <w:t xml:space="preserve"> o </w:t>
+      </w:r>
+      <w:proofErr w:type="spellStart"/>
+      <w:r>
+        <w:t>migrare</w:t>
+      </w:r>
+      <w:proofErr w:type="spellEnd"/>
+      <w:r>
+        <w:t xml:space="preserve"> care </w:t>
+      </w:r>
+      <w:proofErr w:type="spellStart"/>
+      <w:r>
+        <w:t>esueaza</w:t>
+      </w:r>
+      <w:proofErr w:type="spellEnd"/>
+      <w:r>
+        <w:t xml:space="preserve"> de la </w:t>
+      </w:r>
+      <w:proofErr w:type="spellStart"/>
+      <w:r>
+        <w:t>lipsa</w:t>
+      </w:r>
+      <w:proofErr w:type="spellEnd"/>
+      <w:r>
+        <w:t xml:space="preserve"> de </w:t>
+      </w:r>
+      <w:proofErr w:type="spellStart"/>
+      <w:r>
+        <w:t>privilegii</w:t>
+      </w:r>
+      <w:proofErr w:type="spellEnd"/>
+      <w:r>
+        <w:t xml:space="preserve">, </w:t>
+      </w:r>
+      <w:proofErr w:type="spellStart"/>
+      <w:r>
+        <w:t>deoarece</w:t>
+      </w:r>
+      <w:proofErr w:type="spellEnd"/>
+      <w:r>
+        <w:t xml:space="preserve"> </w:t>
+      </w:r>
+      <w:proofErr w:type="spellStart"/>
+      <w:r>
+        <w:t>utilizatorului</w:t>
+      </w:r>
+      <w:proofErr w:type="spellEnd"/>
+      <w:r>
+        <w:t xml:space="preserve"> </w:t>
+      </w:r>
+      <w:proofErr w:type="spellStart"/>
+      <w:r>
+        <w:t>aplicatie_java</w:t>
+      </w:r>
+      <w:proofErr w:type="spellEnd"/>
+      <w:r>
+        <w:t xml:space="preserve"> nu </w:t>
+      </w:r>
+      <w:proofErr w:type="spellStart"/>
+      <w:r>
+        <w:t>i</w:t>
+      </w:r>
+      <w:proofErr w:type="spellEnd"/>
+      <w:r>
+        <w:t xml:space="preserve">-am </w:t>
+      </w:r>
+      <w:proofErr w:type="spellStart"/>
+      <w:r>
+        <w:t>dat</w:t>
+      </w:r>
+      <w:proofErr w:type="spellEnd"/>
+      <w:r>
+        <w:t xml:space="preserve"> </w:t>
+      </w:r>
+      <w:proofErr w:type="spellStart"/>
+      <w:r>
+        <w:t>privilegiu</w:t>
+      </w:r>
+      <w:proofErr w:type="spellEnd"/>
+      <w:r>
+        <w:t xml:space="preserve"> de DELETE </w:t>
+      </w:r>
+      <w:r>
+        <w:lastRenderedPageBreak/>
+        <w:t xml:space="preserve">pe </w:t>
+      </w:r>
+      <w:proofErr w:type="spellStart"/>
+      <w:r>
+        <w:t>tabelul</w:t>
+      </w:r>
+      <w:proofErr w:type="spellEnd"/>
+      <w:r>
+        <w:t xml:space="preserve"> </w:t>
+      </w:r>
+      <w:proofErr w:type="spellStart"/>
+      <w:r>
+        <w:t>conturi</w:t>
+      </w:r>
+      <w:proofErr w:type="spellEnd"/>
+      <w:r>
+        <w:t>.</w:t>
+      </w:r>
+      <w:r>
+        <w:br/>
+      </w:r>
+      <w:r>
+        <w:drawing>
+          <wp:inline distT="0" distB="0" distL="0" distR="0" wp14:anchorId="632D22A7" wp14:editId="571E89F4">
+            <wp:extent cx="5943600" cy="2253615"/>
+            <wp:effectExtent l="0" t="0" r="0" b="0"/>
+            <wp:docPr id="312960825" name="Picture 1"/>
+            <wp:cNvGraphicFramePr>
+              <a:graphicFrameLocks xmlns:a="http://schemas.openxmlformats.org/drawingml/2006/main" noChangeAspect="1"/>
+            </wp:cNvGraphicFramePr>
+            <a:graphic xmlns:a="http://schemas.openxmlformats.org/drawingml/2006/main">
+              <a:graphicData uri="http://schemas.openxmlformats.org/drawingml/2006/picture">
+                <pic:pic xmlns:pic="http://schemas.openxmlformats.org/drawingml/2006/picture">
+                  <pic:nvPicPr>
+                    <pic:cNvPr id="312960825" name=""/>
+                    <pic:cNvPicPr/>
+                  </pic:nvPicPr>
+                  <pic:blipFill>
+                    <a:blip r:embed="rId14"/>
+                    <a:stretch>
+                      <a:fillRect/>
+                    </a:stretch>
+                  </pic:blipFill>
+                  <pic:spPr>
+                    <a:xfrm>
+                      <a:off x="0" y="0"/>
+                      <a:ext cx="5943600" cy="2253615"/>
+                    </a:xfrm>
+                    <a:prstGeom prst="rect">
+                      <a:avLst/>
+                    </a:prstGeom>
+                  </pic:spPr>
+                </pic:pic>
+              </a:graphicData>
+            </a:graphic>
+          </wp:inline>
+        </w:drawing>
+      </w:r>
+    </w:p>
+    <w:p>
+      <w:pPr>
+        <w:pStyle w:val="ListParagraph"/>
+      </w:pPr>
+    </w:p>
+    <w:p>
+      <w:pPr>
+        <w:pStyle w:val="ListParagraph"/>
+      </w:pPr>
+      <w:r>
+        <w:drawing>
+          <wp:inline distT="0" distB="0" distL="0" distR="0" wp14:anchorId="5B7F5615" wp14:editId="2606CA66">
+            <wp:extent cx="5943600" cy="1344930"/>
+            <wp:effectExtent l="0" t="0" r="0" b="7620"/>
+            <wp:docPr id="1522785826" name="Picture 1"/>
+            <wp:cNvGraphicFramePr>
+              <a:graphicFrameLocks xmlns:a="http://schemas.openxmlformats.org/drawingml/2006/main" noChangeAspect="1"/>
+            </wp:cNvGraphicFramePr>
+            <a:graphic xmlns:a="http://schemas.openxmlformats.org/drawingml/2006/main">
+              <a:graphicData uri="http://schemas.openxmlformats.org/drawingml/2006/picture">
+                <pic:pic xmlns:pic="http://schemas.openxmlformats.org/drawingml/2006/picture">
+                  <pic:nvPicPr>
+                    <pic:cNvPr id="1522785826" name=""/>
+                    <pic:cNvPicPr/>
+                  </pic:nvPicPr>
+                  <pic:blipFill>
+                    <a:blip r:embed="rId15"/>
+                    <a:stretch>
+                      <a:fillRect/>
+                    </a:stretch>
+                  </pic:blipFill>
+                  <pic:spPr>
+                    <a:xfrm>
+                      <a:off x="0" y="0"/>
+                      <a:ext cx="5943600" cy="1344930"/>
+                    </a:xfrm>
+                    <a:prstGeom prst="rect">
+                      <a:avLst/>
+                    </a:prstGeom>
+                  </pic:spPr>
+                </pic:pic>
+              </a:graphicData>
+            </a:graphic>
+          </wp:inline>
+        </w:drawing>
+      </w:r>
+    </w:p>
+    <w:p>
+      <w:pPr>
+        <w:pStyle w:val="ListParagraph"/>
+      </w:pPr>
+      <w:r>
+        <w:br/>
+      </w:r>
+      <w:proofErr w:type="spellStart"/>
+      <w:r>
+        <w:t>Privilegiile</w:t>
+      </w:r>
+      <w:proofErr w:type="spellEnd"/>
+      <w:r>
+        <w:t xml:space="preserve"> de system </w:t>
+      </w:r>
+      <w:proofErr w:type="spellStart"/>
+      <w:r>
+        <w:t>si</w:t>
+      </w:r>
+      <w:proofErr w:type="spellEnd"/>
+      <w:r>
+        <w:t xml:space="preserve"> pe </w:t>
+      </w:r>
+      <w:proofErr w:type="spellStart"/>
+      <w:r>
+        <w:t>obiecte</w:t>
+      </w:r>
+      <w:proofErr w:type="spellEnd"/>
+      <w:r>
+        <w:t xml:space="preserve"> </w:t>
+      </w:r>
+      <w:proofErr w:type="spellStart"/>
+      <w:r>
+        <w:t>acordate</w:t>
+      </w:r>
+      <w:proofErr w:type="spellEnd"/>
+      <w:r>
+        <w:t xml:space="preserve"> se </w:t>
+      </w:r>
+      <w:proofErr w:type="spellStart"/>
+      <w:r>
+        <w:t>observa</w:t>
+      </w:r>
+      <w:proofErr w:type="spellEnd"/>
+      <w:r>
+        <w:t xml:space="preserve"> </w:t>
+      </w:r>
+      <w:proofErr w:type="spellStart"/>
+      <w:r>
+        <w:t>mai</w:t>
+      </w:r>
+      <w:proofErr w:type="spellEnd"/>
+      <w:r>
+        <w:t xml:space="preserve"> </w:t>
+      </w:r>
+      <w:proofErr w:type="spellStart"/>
+      <w:r>
+        <w:t>jos</w:t>
+      </w:r>
+      <w:proofErr w:type="spellEnd"/>
+    </w:p>
+    <w:p>
+      <w:pPr>
+        <w:pStyle w:val="ListParagraph"/>
+      </w:pPr>
+    </w:p>
+    <w:p>
+      <w:pPr>
+        <w:pStyle w:val="ListParagraph"/>
+      </w:pPr>
+      <w:r>
+        <w:t xml:space="preserve">CREATE USER </w:t>
+      </w:r>
+      <w:proofErr w:type="spellStart"/>
+      <w:r>
+        <w:t>aplicatie_java</w:t>
+      </w:r>
+      <w:proofErr w:type="spellEnd"/>
+      <w:r>
+        <w:t xml:space="preserve"> IDENTIFIED BY "1234";</w:t>
+      </w:r>
+      <w:r>
+        <w:br/>
+      </w:r>
+      <w:r>
+        <w:br/>
+        <w:t xml:space="preserve">GRANT CREATE SESSION TO </w:t>
+      </w:r>
+      <w:proofErr w:type="spellStart"/>
+      <w:r>
+        <w:t>aplicatie_java</w:t>
+      </w:r>
+      <w:proofErr w:type="spellEnd"/>
+      <w:r>
+        <w:t>;</w:t>
+      </w:r>
+      <w:r>
+        <w:br/>
+      </w:r>
+      <w:r>
+        <w:br/>
+        <w:t>GRANT SELECT, INSERT</w:t>
+      </w:r>
+      <w:r>
+        <w:br/>
+        <w:t xml:space="preserve">    ON </w:t>
+      </w:r>
+      <w:proofErr w:type="spellStart"/>
+      <w:r>
+        <w:t>utilizatori</w:t>
+      </w:r>
+      <w:proofErr w:type="spellEnd"/>
+      <w:r>
+        <w:br/>
+        <w:t xml:space="preserve">    TO </w:t>
+      </w:r>
+      <w:proofErr w:type="spellStart"/>
+      <w:r>
+        <w:t>aplicatie_java</w:t>
+      </w:r>
+      <w:proofErr w:type="spellEnd"/>
+      <w:r>
+        <w:t>;</w:t>
+      </w:r>
+      <w:r>
+        <w:br/>
+      </w:r>
+      <w:r>
+        <w:br/>
+        <w:t>GRANT SELECT, INSERT</w:t>
+      </w:r>
+      <w:r>
+        <w:br/>
+        <w:t xml:space="preserve">    ON </w:t>
+      </w:r>
+      <w:proofErr w:type="spellStart"/>
+      <w:r>
+        <w:t>chei_criptari_cnpuri</w:t>
+      </w:r>
+      <w:proofErr w:type="spellEnd"/>
+      <w:r>
+        <w:br/>
+        <w:t xml:space="preserve">    TO </w:t>
+      </w:r>
+      <w:proofErr w:type="spellStart"/>
+      <w:r>
+        <w:t>aplicatie_java</w:t>
+      </w:r>
+      <w:proofErr w:type="spellEnd"/>
+      <w:r>
+        <w:t>;</w:t>
+      </w:r>
+      <w:r>
+        <w:br/>
+      </w:r>
+      <w:r>
+        <w:br/>
+        <w:t>GRANT SELECT, INSERT</w:t>
+      </w:r>
+      <w:r>
+        <w:br/>
+        <w:t xml:space="preserve">    ON </w:t>
+      </w:r>
+      <w:proofErr w:type="spellStart"/>
+      <w:r>
+        <w:t>conturi_utilizatori</w:t>
+      </w:r>
+      <w:proofErr w:type="spellEnd"/>
+      <w:r>
+        <w:br/>
+        <w:t xml:space="preserve">    TO </w:t>
+      </w:r>
+      <w:proofErr w:type="spellStart"/>
+      <w:r>
+        <w:t>aplicatie_java</w:t>
+      </w:r>
+      <w:proofErr w:type="spellEnd"/>
+      <w:r>
+        <w:t>;</w:t>
+      </w:r>
+      <w:r>
+        <w:br/>
+      </w:r>
+      <w:r>
+        <w:br/>
+      </w:r>
+      <w:r>
+        <w:lastRenderedPageBreak/>
+        <w:t>GRANT SELECT, INSERT</w:t>
+      </w:r>
+      <w:r>
+        <w:br/>
+        <w:t xml:space="preserve">    ON </w:t>
+      </w:r>
+      <w:proofErr w:type="spellStart"/>
+      <w:r>
+        <w:t>conturi</w:t>
+      </w:r>
+      <w:proofErr w:type="spellEnd"/>
+      <w:r>
+        <w:br/>
+        <w:t xml:space="preserve">    TO </w:t>
+      </w:r>
+      <w:proofErr w:type="spellStart"/>
+      <w:r>
+        <w:t>aplicatie_java</w:t>
+      </w:r>
+      <w:proofErr w:type="spellEnd"/>
+      <w:r>
+        <w:t>;</w:t>
+      </w:r>
+      <w:r>
+        <w:br/>
+      </w:r>
+      <w:r>
+        <w:br/>
+        <w:t>GRANT SELECT, INSERT, UPDATE</w:t>
+      </w:r>
+      <w:r>
+        <w:br/>
+        <w:t xml:space="preserve">    ON </w:t>
+      </w:r>
+      <w:proofErr w:type="spellStart"/>
+      <w:r>
+        <w:t>credite</w:t>
+      </w:r>
+      <w:proofErr w:type="spellEnd"/>
+      <w:r>
+        <w:br/>
+        <w:t xml:space="preserve">    TO </w:t>
+      </w:r>
+      <w:proofErr w:type="spellStart"/>
+      <w:r>
+        <w:t>aplicatie_java</w:t>
+      </w:r>
+      <w:proofErr w:type="spellEnd"/>
+      <w:r>
+        <w:t>;</w:t>
+      </w:r>
+      <w:r>
+        <w:br/>
+      </w:r>
+      <w:r>
+        <w:br/>
+        <w:t xml:space="preserve">GRANT SELECT ANY SEQUENCE TO </w:t>
+      </w:r>
+      <w:proofErr w:type="spellStart"/>
+      <w:r>
+        <w:t>aplicatie_java</w:t>
+      </w:r>
+      <w:proofErr w:type="spellEnd"/>
+      <w:r>
+        <w:t>;</w:t>
+      </w:r>
+      <w:r>
+        <w:br/>
+      </w:r>
+      <w:r>
+        <w:br/>
+        <w:t xml:space="preserve">GRANT EXECUTE ANY PROCEDURE TO </w:t>
+      </w:r>
+      <w:proofErr w:type="spellStart"/>
+      <w:r>
+        <w:t>aplicatie_java</w:t>
+      </w:r>
+      <w:proofErr w:type="spellEnd"/>
+      <w:r>
+        <w:t>;</w:t>
+      </w:r>
+      <w:r>
+        <w:br/>
+      </w:r>
+      <w:r>
+        <w:br/>
+        <w:t>GRANT SELECT, INSERT, UPDATE, DELETE</w:t>
+      </w:r>
+      <w:r>
+        <w:br/>
+        <w:t xml:space="preserve">    ON "</w:t>
+      </w:r>
+      <w:proofErr w:type="spellStart"/>
+      <w:r>
+        <w:t>flyway_schema_history</w:t>
+      </w:r>
+      <w:proofErr w:type="spellEnd"/>
+      <w:r>
+        <w:t>"</w:t>
+      </w:r>
+      <w:r>
+        <w:br/>
+        <w:t xml:space="preserve">    TO </w:t>
+      </w:r>
+      <w:proofErr w:type="spellStart"/>
+      <w:r>
+        <w:t>aplicatie_java</w:t>
+      </w:r>
+      <w:proofErr w:type="spellEnd"/>
+      <w:r>
+        <w:t>;</w:t>
+      </w:r>
+    </w:p>
+    <w:p>
+      <w:pPr>
+        <w:pStyle w:val="ListParagraph"/>
+      </w:pPr>
+    </w:p>
+    <w:p>
+      <w:pPr>
+        <w:pStyle w:val="ListParagraph"/>
+        <w:numPr>
+          <w:ilvl w:val="0"/>
+          <w:numId w:val="2"/>
+        </w:numPr>
+      </w:pPr>
+      <w:proofErr w:type="spellStart"/>
+      <w:r>
+        <w:t>Cerinta</w:t>
+      </w:r>
+      <w:proofErr w:type="spellEnd"/>
+      <w:r>
+        <w:t xml:space="preserve"> 6</w:t>
+      </w:r>
+    </w:p>
+    <w:p>
+      <w:pPr>
+        <w:pStyle w:val="ListParagraph"/>
+      </w:pPr>
+      <w:r>
+        <w:t>a.</w:t>
+      </w:r>
+    </w:p>
+    <w:p>
+      <w:pPr>
+        <w:pStyle w:val="ListParagraph"/>
+      </w:pPr>
+      <w:r>
+        <w:t xml:space="preserve">Context </w:t>
+      </w:r>
+      <w:proofErr w:type="spellStart"/>
+      <w:r>
+        <w:t>aplicatie</w:t>
+      </w:r>
+      <w:proofErr w:type="spellEnd"/>
+      <w:r>
+        <w:t xml:space="preserve"> </w:t>
+      </w:r>
+      <w:proofErr w:type="spellStart"/>
+      <w:r>
+        <w:t>exemplu</w:t>
+      </w:r>
+      <w:proofErr w:type="spellEnd"/>
+      <w:r>
+        <w:t xml:space="preserve"> demo</w:t>
+      </w:r>
+    </w:p>
+    <w:p>
+      <w:pPr>
+        <w:pStyle w:val="ListParagraph"/>
+      </w:pPr>
+      <w:r>
+        <w:drawing>
+          <wp:inline distT="0" distB="0" distL="0" distR="0" wp14:anchorId="51C2361C" wp14:editId="43F35533">
+            <wp:extent cx="4089196" cy="3706926"/>
+            <wp:effectExtent l="0" t="0" r="6985" b="8255"/>
+            <wp:docPr id="86980167" name="Picture 1"/>
+            <wp:cNvGraphicFramePr>
+              <a:graphicFrameLocks xmlns:a="http://schemas.openxmlformats.org/drawingml/2006/main" noChangeAspect="1"/>
+            </wp:cNvGraphicFramePr>
+            <a:graphic xmlns:a="http://schemas.openxmlformats.org/drawingml/2006/main">
+              <a:graphicData uri="http://schemas.openxmlformats.org/drawingml/2006/picture">
+                <pic:pic xmlns:pic="http://schemas.openxmlformats.org/drawingml/2006/picture">
+                  <pic:nvPicPr>
+                    <pic:cNvPr id="86980167" name=""/>
+                    <pic:cNvPicPr/>
+                  </pic:nvPicPr>
+                  <pic:blipFill>
+                    <a:blip r:embed="rId16"/>
+                    <a:stretch>
+                      <a:fillRect/>
+                    </a:stretch>
+                  </pic:blipFill>
+                  <pic:spPr>
+                    <a:xfrm>
+                      <a:off x="0" y="0"/>
+                      <a:ext cx="4093894" cy="3711184"/>
+                    </a:xfrm>
+                    <a:prstGeom prst="rect">
+                      <a:avLst/>
+                    </a:prstGeom>
+                  </pic:spPr>
+                </pic:pic>
+              </a:graphicData>
+            </a:graphic>
+          </wp:inline>
+        </w:drawing>
+      </w:r>
+    </w:p>
+    <w:p>
+      <w:pPr>
+        <w:pStyle w:val="ListParagraph"/>
+      </w:pPr>
+      <w:r>
+        <w:t>b.</w:t>
+      </w:r>
+    </w:p>
+    <w:p>
+      <w:pPr>
+        <w:pStyle w:val="ListParagraph"/>
+      </w:pPr>
+      <w:proofErr w:type="spellStart"/>
+      <w:r>
+        <w:lastRenderedPageBreak/>
+        <w:t>Deoarece</w:t>
+      </w:r>
+      <w:proofErr w:type="spellEnd"/>
+      <w:r>
+        <w:t xml:space="preserve"> ma </w:t>
+      </w:r>
+      <w:proofErr w:type="spellStart"/>
+      <w:r>
+        <w:t>conectez</w:t>
+      </w:r>
+      <w:proofErr w:type="spellEnd"/>
+      <w:r>
+        <w:t xml:space="preserve"> la </w:t>
+      </w:r>
+      <w:proofErr w:type="spellStart"/>
+      <w:r>
+        <w:t>baza</w:t>
+      </w:r>
+      <w:proofErr w:type="spellEnd"/>
+      <w:r>
+        <w:t xml:space="preserve"> de date </w:t>
+      </w:r>
+      <w:proofErr w:type="spellStart"/>
+      <w:r>
+        <w:t>folosind</w:t>
+      </w:r>
+      <w:proofErr w:type="spellEnd"/>
+      <w:r>
+        <w:t xml:space="preserve"> </w:t>
+      </w:r>
+      <w:proofErr w:type="spellStart"/>
+      <w:r>
+        <w:t>riscul</w:t>
+      </w:r>
+      <w:proofErr w:type="spellEnd"/>
+      <w:r>
+        <w:t xml:space="preserve"> de </w:t>
+      </w:r>
+      <w:proofErr w:type="spellStart"/>
+      <w:r>
+        <w:t>sql</w:t>
+      </w:r>
+      <w:proofErr w:type="spellEnd"/>
+      <w:r>
+        <w:t xml:space="preserve"> injection </w:t>
+      </w:r>
+      <w:proofErr w:type="spellStart"/>
+      <w:r>
+        <w:t>este</w:t>
+      </w:r>
+      <w:proofErr w:type="spellEnd"/>
+      <w:r>
+        <w:t xml:space="preserve"> </w:t>
+      </w:r>
+      <w:proofErr w:type="spellStart"/>
+      <w:r>
+        <w:t>scazut</w:t>
+      </w:r>
+      <w:proofErr w:type="spellEnd"/>
+      <w:r>
+        <w:t xml:space="preserve">. In </w:t>
+      </w:r>
+      <w:proofErr w:type="spellStart"/>
+      <w:r>
+        <w:t>orice</w:t>
+      </w:r>
+      <w:proofErr w:type="spellEnd"/>
+      <w:r>
+        <w:t xml:space="preserve"> </w:t>
+      </w:r>
+      <w:proofErr w:type="spellStart"/>
+      <w:r>
+        <w:t>caz</w:t>
+      </w:r>
+      <w:proofErr w:type="spellEnd"/>
+      <w:r>
+        <w:t xml:space="preserve"> am </w:t>
+      </w:r>
+      <w:proofErr w:type="spellStart"/>
+      <w:r>
+        <w:t>modificat</w:t>
+      </w:r>
+      <w:proofErr w:type="spellEnd"/>
+      <w:r>
+        <w:t xml:space="preserve"> </w:t>
+      </w:r>
+      <w:proofErr w:type="spellStart"/>
+      <w:r>
+        <w:t>procedurile</w:t>
+      </w:r>
+      <w:proofErr w:type="spellEnd"/>
+      <w:r>
+        <w:t xml:space="preserve"> </w:t>
+      </w:r>
+      <w:proofErr w:type="spellStart"/>
+      <w:r>
+        <w:t>scrise</w:t>
+      </w:r>
+      <w:proofErr w:type="spellEnd"/>
+      <w:r>
+        <w:t xml:space="preserve"> </w:t>
+      </w:r>
+      <w:proofErr w:type="spellStart"/>
+      <w:r>
+        <w:t>pana</w:t>
+      </w:r>
+      <w:proofErr w:type="spellEnd"/>
+      <w:r>
+        <w:t xml:space="preserve"> </w:t>
+      </w:r>
+      <w:proofErr w:type="spellStart"/>
+      <w:r>
+        <w:t>acum</w:t>
+      </w:r>
+      <w:proofErr w:type="spellEnd"/>
+      <w:r>
+        <w:t xml:space="preserve"> </w:t>
+      </w:r>
+      <w:proofErr w:type="spellStart"/>
+      <w:r>
+        <w:t>sa</w:t>
+      </w:r>
+      <w:proofErr w:type="spellEnd"/>
+      <w:r>
+        <w:t xml:space="preserve"> tina </w:t>
+      </w:r>
+      <w:proofErr w:type="spellStart"/>
+      <w:r>
+        <w:t>cont</w:t>
+      </w:r>
+      <w:proofErr w:type="spellEnd"/>
+      <w:r>
+        <w:t xml:space="preserve"> de </w:t>
+      </w:r>
+      <w:proofErr w:type="spellStart"/>
+      <w:r>
+        <w:t>privilegiile</w:t>
+      </w:r>
+      <w:proofErr w:type="spellEnd"/>
+      <w:r>
+        <w:t xml:space="preserve"> </w:t>
+      </w:r>
+      <w:proofErr w:type="spellStart"/>
+      <w:r>
+        <w:t>utilizatorului</w:t>
+      </w:r>
+      <w:proofErr w:type="spellEnd"/>
+      <w:r>
+        <w:t xml:space="preserve"> </w:t>
+      </w:r>
+      <w:proofErr w:type="spellStart"/>
+      <w:r>
+        <w:t>aplicatie_java</w:t>
+      </w:r>
+      <w:proofErr w:type="spellEnd"/>
+      <w:r>
+        <w:t xml:space="preserve">. </w:t>
+      </w:r>
+      <w:proofErr w:type="spellStart"/>
+      <w:r>
+        <w:t>Pentru</w:t>
+      </w:r>
+      <w:proofErr w:type="spellEnd"/>
+      <w:r>
+        <w:t xml:space="preserve"> a </w:t>
+      </w:r>
+      <w:proofErr w:type="spellStart"/>
+      <w:r>
+        <w:t>ilustra</w:t>
+      </w:r>
+      <w:proofErr w:type="spellEnd"/>
+      <w:r>
+        <w:t xml:space="preserve"> </w:t>
+      </w:r>
+      <w:proofErr w:type="spellStart"/>
+      <w:r>
+        <w:t>acest</w:t>
+      </w:r>
+      <w:proofErr w:type="spellEnd"/>
+      <w:r>
+        <w:t xml:space="preserve"> </w:t>
+      </w:r>
+      <w:proofErr w:type="spellStart"/>
+      <w:r>
+        <w:t>lucru</w:t>
+      </w:r>
+      <w:proofErr w:type="spellEnd"/>
+      <w:r>
+        <w:t xml:space="preserve"> am </w:t>
+      </w:r>
+      <w:proofErr w:type="spellStart"/>
+      <w:r>
+        <w:t>scos</w:t>
+      </w:r>
+      <w:proofErr w:type="spellEnd"/>
+      <w:r>
+        <w:t xml:space="preserve"> </w:t>
+      </w:r>
+      <w:proofErr w:type="spellStart"/>
+      <w:r>
+        <w:t>permisiunea</w:t>
+      </w:r>
+      <w:proofErr w:type="spellEnd"/>
+      <w:r>
+        <w:t xml:space="preserve"> </w:t>
+      </w:r>
+      <w:proofErr w:type="spellStart"/>
+      <w:r>
+        <w:t>utilizatorului</w:t>
+      </w:r>
+      <w:proofErr w:type="spellEnd"/>
+      <w:r>
+        <w:t xml:space="preserve"> de </w:t>
+      </w:r>
+      <w:proofErr w:type="gramStart"/>
+      <w:r>
+        <w:t>a</w:t>
+      </w:r>
+      <w:proofErr w:type="gramEnd"/>
+      <w:r>
+        <w:t xml:space="preserve"> </w:t>
+      </w:r>
+      <w:proofErr w:type="spellStart"/>
+      <w:r>
+        <w:t>insera</w:t>
+      </w:r>
+      <w:proofErr w:type="spellEnd"/>
+      <w:r>
+        <w:t xml:space="preserve"> in </w:t>
+      </w:r>
+      <w:proofErr w:type="spellStart"/>
+      <w:r>
+        <w:t>utilizatori</w:t>
+      </w:r>
+      <w:proofErr w:type="spellEnd"/>
+      <w:r>
+        <w:t xml:space="preserve">. Am </w:t>
+      </w:r>
+      <w:proofErr w:type="spellStart"/>
+      <w:r>
+        <w:t>executat</w:t>
+      </w:r>
+      <w:proofErr w:type="spellEnd"/>
+      <w:r>
+        <w:t xml:space="preserve"> </w:t>
+      </w:r>
+      <w:proofErr w:type="spellStart"/>
+      <w:r>
+        <w:t>procedura</w:t>
+      </w:r>
+      <w:proofErr w:type="spellEnd"/>
+      <w:r>
+        <w:t xml:space="preserve"> de </w:t>
+      </w:r>
+      <w:proofErr w:type="spellStart"/>
+      <w:r>
+        <w:rPr>
+          <w:i/>
+          <w:iCs/>
+        </w:rPr>
+        <w:t>creare_cont</w:t>
+      </w:r>
+      <w:proofErr w:type="spellEnd"/>
+      <w:r>
+        <w:rPr>
+          <w:i/>
+          <w:iCs/>
+        </w:rPr>
+        <w:t xml:space="preserve"> </w:t>
+      </w:r>
+      <w:proofErr w:type="spellStart"/>
+      <w:r>
+        <w:t>inainte</w:t>
+      </w:r>
+      <w:proofErr w:type="spellEnd"/>
+      <w:r>
+        <w:t xml:space="preserve"> </w:t>
+      </w:r>
+      <w:proofErr w:type="spellStart"/>
+      <w:r>
+        <w:t>sa</w:t>
+      </w:r>
+      <w:proofErr w:type="spellEnd"/>
+      <w:r>
+        <w:t xml:space="preserve"> </w:t>
+      </w:r>
+      <w:proofErr w:type="spellStart"/>
+      <w:r>
+        <w:t>modific</w:t>
+      </w:r>
+      <w:proofErr w:type="spellEnd"/>
+      <w:r>
+        <w:t xml:space="preserve"> </w:t>
+      </w:r>
+      <w:proofErr w:type="spellStart"/>
+      <w:r>
+        <w:t>procedura</w:t>
+      </w:r>
+      <w:proofErr w:type="spellEnd"/>
+      <w:r>
+        <w:t xml:space="preserve"> </w:t>
+      </w:r>
+      <w:proofErr w:type="spellStart"/>
+      <w:r>
+        <w:t>si</w:t>
+      </w:r>
+      <w:proofErr w:type="spellEnd"/>
+      <w:r>
+        <w:t xml:space="preserve"> </w:t>
+      </w:r>
+      <w:proofErr w:type="spellStart"/>
+      <w:r>
+        <w:t>dupa</w:t>
+      </w:r>
+      <w:proofErr w:type="spellEnd"/>
+      <w:r>
+        <w:t>.</w:t>
+      </w:r>
+    </w:p>
+    <w:p>
+      <w:pPr>
+        <w:pStyle w:val="ListParagraph"/>
+        <w:jc w:val="center"/>
+      </w:pPr>
+      <w:r>
+        <w:br/>
+      </w:r>
+      <w:r>
+        <w:drawing>
+          <wp:inline distT="0" distB="0" distL="0" distR="0" wp14:anchorId="2DD36CCE" wp14:editId="3DE64E99">
+            <wp:extent cx="5943600" cy="3896995"/>
+            <wp:effectExtent l="0" t="0" r="0" b="8255"/>
+            <wp:docPr id="790827933" name="Picture 1"/>
+            <wp:cNvGraphicFramePr>
+              <a:graphicFrameLocks xmlns:a="http://schemas.openxmlformats.org/drawingml/2006/main" noChangeAspect="1"/>
+            </wp:cNvGraphicFramePr>
+            <a:graphic xmlns:a="http://schemas.openxmlformats.org/drawingml/2006/main">
+              <a:graphicData uri="http://schemas.openxmlformats.org/drawingml/2006/picture">
+                <pic:pic xmlns:pic="http://schemas.openxmlformats.org/drawingml/2006/picture">
+                  <pic:nvPicPr>
+                    <pic:cNvPr id="790827933" name=""/>
+                    <pic:cNvPicPr/>
+                  </pic:nvPicPr>
+                  <pic:blipFill>
+                    <a:blip r:embed="rId17"/>
+                    <a:stretch>
+                      <a:fillRect/>
+                    </a:stretch>
+                  </pic:blipFill>
+                  <pic:spPr>
+                    <a:xfrm>
+                      <a:off x="0" y="0"/>
+                      <a:ext cx="5943600" cy="3896995"/>
+                    </a:xfrm>
+                    <a:prstGeom prst="rect">
+                      <a:avLst/>
+                    </a:prstGeom>
+                  </pic:spPr>
+                </pic:pic>
+              </a:graphicData>
+            </a:graphic>
+          </wp:inline>
+        </w:drawing>
+      </w:r>
+    </w:p>
+    <w:p>
+      <w:pPr>
+        <w:pStyle w:val="ListParagraph"/>
+        <w:jc w:val="center"/>
+      </w:pPr>
+      <w:proofErr w:type="spellStart"/>
+      <w:r>
+        <w:t>Revocare</w:t>
+      </w:r>
+      <w:proofErr w:type="spellEnd"/>
+      <w:r>
+        <w:t xml:space="preserve"> </w:t>
+      </w:r>
+      <w:proofErr w:type="spellStart"/>
+      <w:r>
+        <w:t>privilegiu</w:t>
+      </w:r>
+      <w:proofErr w:type="spellEnd"/>
+    </w:p>
+    <w:p>
+      <w:pPr>
+        <w:pStyle w:val="ListParagraph"/>
+      </w:pPr>
+    </w:p>
+    <w:p>
+      <w:pPr>
+        <w:pStyle w:val="ListParagraph"/>
+        <w:jc w:val="center"/>
+      </w:pPr>
+      <w:r>
+        <w:lastRenderedPageBreak/>
+        <w:drawing>
+          <wp:inline distT="0" distB="0" distL="0" distR="0" wp14:anchorId="5341975D" wp14:editId="36B9ED43">
+            <wp:extent cx="5943600" cy="3313430"/>
+            <wp:effectExtent l="0" t="0" r="0" b="1270"/>
+            <wp:docPr id="777538204" name="Picture 1"/>
+            <wp:cNvGraphicFramePr>
+              <a:graphicFrameLocks xmlns:a="http://schemas.openxmlformats.org/drawingml/2006/main" noChangeAspect="1"/>
+            </wp:cNvGraphicFramePr>
+            <a:graphic xmlns:a="http://schemas.openxmlformats.org/drawingml/2006/main">
+              <a:graphicData uri="http://schemas.openxmlformats.org/drawingml/2006/picture">
+                <pic:pic xmlns:pic="http://schemas.openxmlformats.org/drawingml/2006/picture">
+                  <pic:nvPicPr>
+                    <pic:cNvPr id="777538204" name=""/>
+                    <pic:cNvPicPr/>
+                  </pic:nvPicPr>
+                  <pic:blipFill>
+                    <a:blip r:embed="rId18"/>
+                    <a:stretch>
+                      <a:fillRect/>
+                    </a:stretch>
+                  </pic:blipFill>
+                  <pic:spPr>
+                    <a:xfrm>
+                      <a:off x="0" y="0"/>
+                      <a:ext cx="5943600" cy="3313430"/>
+                    </a:xfrm>
+                    <a:prstGeom prst="rect">
+                      <a:avLst/>
+                    </a:prstGeom>
+                  </pic:spPr>
+                </pic:pic>
+              </a:graphicData>
+            </a:graphic>
+          </wp:inline>
+        </w:drawing>
+      </w:r>
+    </w:p>
+    <w:p>
+      <w:pPr>
+        <w:pStyle w:val="ListParagraph"/>
+        <w:jc w:val="center"/>
+      </w:pPr>
+      <w:r>
+        <w:drawing>
+          <wp:inline distT="0" distB="0" distL="0" distR="0" wp14:anchorId="331872AC" wp14:editId="2BE924B6">
+            <wp:extent cx="5943600" cy="1552575"/>
+            <wp:effectExtent l="0" t="0" r="0" b="9525"/>
+            <wp:docPr id="1278531280" name="Picture 1"/>
+            <wp:cNvGraphicFramePr>
+              <a:graphicFrameLocks xmlns:a="http://schemas.openxmlformats.org/drawingml/2006/main" noChangeAspect="1"/>
+            </wp:cNvGraphicFramePr>
+            <a:graphic xmlns:a="http://schemas.openxmlformats.org/drawingml/2006/main">
+              <a:graphicData uri="http://schemas.openxmlformats.org/drawingml/2006/picture">
+                <pic:pic xmlns:pic="http://schemas.openxmlformats.org/drawingml/2006/picture">
+                  <pic:nvPicPr>
+                    <pic:cNvPr id="1278531280" name=""/>
+                    <pic:cNvPicPr/>
+                  </pic:nvPicPr>
+                  <pic:blipFill>
+                    <a:blip r:embed="rId19"/>
+                    <a:stretch>
+                      <a:fillRect/>
+                    </a:stretch>
+                  </pic:blipFill>
+                  <pic:spPr>
+                    <a:xfrm>
+                      <a:off x="0" y="0"/>
+                      <a:ext cx="5943600" cy="1552575"/>
+                    </a:xfrm>
+                    <a:prstGeom prst="rect">
+                      <a:avLst/>
+                    </a:prstGeom>
+                  </pic:spPr>
+                </pic:pic>
+              </a:graphicData>
+            </a:graphic>
+          </wp:inline>
+        </w:drawing>
+      </w:r>
+    </w:p>
+    <w:p>
+      <w:pPr>
+        <w:pStyle w:val="ListParagraph"/>
+        <w:jc w:val="center"/>
+      </w:pPr>
+      <w:proofErr w:type="spellStart"/>
+      <w:r>
+        <w:t>Migrarea</w:t>
+      </w:r>
+      <w:proofErr w:type="spellEnd"/>
+      <w:r>
+        <w:t xml:space="preserve"> </w:t>
+      </w:r>
+      <w:proofErr w:type="spellStart"/>
+      <w:r>
+        <w:t>insereaza</w:t>
+      </w:r>
+      <w:proofErr w:type="spellEnd"/>
+      <w:r>
+        <w:t xml:space="preserve"> in </w:t>
+      </w:r>
+      <w:proofErr w:type="spellStart"/>
+      <w:r>
+        <w:t>utilizatori</w:t>
+      </w:r>
+      <w:proofErr w:type="spellEnd"/>
+    </w:p>
+    <w:p>
+      <w:pPr>
+        <w:pStyle w:val="ListParagraph"/>
+        <w:jc w:val="center"/>
+      </w:pPr>
+    </w:p>
+    <w:p>
+      <w:pPr>
+        <w:pStyle w:val="ListParagraph"/>
+        <w:jc w:val="center"/>
+      </w:pPr>
+      <w:r>
+        <w:lastRenderedPageBreak/>
+        <w:drawing>
+          <wp:inline distT="0" distB="0" distL="0" distR="0" wp14:anchorId="4A608A38" wp14:editId="3622A957">
+            <wp:extent cx="5943600" cy="4045585"/>
+            <wp:effectExtent l="0" t="0" r="0" b="0"/>
+            <wp:docPr id="49930371" name="Picture 1"/>
+            <wp:cNvGraphicFramePr>
+              <a:graphicFrameLocks xmlns:a="http://schemas.openxmlformats.org/drawingml/2006/main" noChangeAspect="1"/>
+            </wp:cNvGraphicFramePr>
+            <a:graphic xmlns:a="http://schemas.openxmlformats.org/drawingml/2006/main">
+              <a:graphicData uri="http://schemas.openxmlformats.org/drawingml/2006/picture">
+                <pic:pic xmlns:pic="http://schemas.openxmlformats.org/drawingml/2006/picture">
+                  <pic:nvPicPr>
+                    <pic:cNvPr id="49930371" name=""/>
+                    <pic:cNvPicPr/>
+                  </pic:nvPicPr>
+                  <pic:blipFill>
+                    <a:blip r:embed="rId20"/>
+                    <a:stretch>
+                      <a:fillRect/>
+                    </a:stretch>
+                  </pic:blipFill>
+                  <pic:spPr>
+                    <a:xfrm>
+                      <a:off x="0" y="0"/>
+                      <a:ext cx="5943600" cy="4045585"/>
+                    </a:xfrm>
+                    <a:prstGeom prst="rect">
+                      <a:avLst/>
+                    </a:prstGeom>
+                  </pic:spPr>
+                </pic:pic>
+              </a:graphicData>
+            </a:graphic>
+          </wp:inline>
+        </w:drawing>
+      </w:r>
+    </w:p>
+    <w:p>
+      <w:pPr>
+        <w:pStyle w:val="ListParagraph"/>
+        <w:jc w:val="center"/>
+      </w:pPr>
+      <w:proofErr w:type="spellStart"/>
+      <w:r>
+        <w:t>Modificare</w:t>
+      </w:r>
+      <w:proofErr w:type="spellEnd"/>
+      <w:r>
+        <w:t xml:space="preserve"> procedure in </w:t>
+      </w:r>
+      <w:proofErr w:type="spellStart"/>
+      <w:r>
+        <w:t>baza</w:t>
+      </w:r>
+      <w:proofErr w:type="spellEnd"/>
+      <w:r>
+        <w:t xml:space="preserve"> de date</w:t>
+      </w:r>
+    </w:p>
+    <w:p>
+      <w:pPr>
+        <w:pStyle w:val="ListParagraph"/>
+        <w:jc w:val="center"/>
+      </w:pPr>
+    </w:p>
+    <w:p>
+      <w:pPr>
+        <w:pStyle w:val="ListParagraph"/>
+        <w:jc w:val="center"/>
+      </w:pPr>
+      <w:r>
+        <w:drawing>
+          <wp:inline distT="0" distB="0" distL="0" distR="0" wp14:anchorId="365C055A" wp14:editId="78CDD25E">
+            <wp:extent cx="5943600" cy="3137535"/>
+            <wp:effectExtent l="0" t="0" r="0" b="5715"/>
+            <wp:docPr id="1272682616" name="Picture 1"/>
+            <wp:cNvGraphicFramePr>
+              <a:graphicFrameLocks xmlns:a="http://schemas.openxmlformats.org/drawingml/2006/main" noChangeAspect="1"/>
+            </wp:cNvGraphicFramePr>
+            <a:graphic xmlns:a="http://schemas.openxmlformats.org/drawingml/2006/main">
+              <a:graphicData uri="http://schemas.openxmlformats.org/drawingml/2006/picture">
+                <pic:pic xmlns:pic="http://schemas.openxmlformats.org/drawingml/2006/picture">
+                  <pic:nvPicPr>
+                    <pic:cNvPr id="1272682616" name=""/>
+                    <pic:cNvPicPr/>
+                  </pic:nvPicPr>
+                  <pic:blipFill>
+                    <a:blip r:embed="rId21"/>
+                    <a:stretch>
+                      <a:fillRect/>
+                    </a:stretch>
+                  </pic:blipFill>
+                  <pic:spPr>
+                    <a:xfrm>
+                      <a:off x="0" y="0"/>
+                      <a:ext cx="5943600" cy="3137535"/>
+                    </a:xfrm>
+                    <a:prstGeom prst="rect">
+                      <a:avLst/>
+                    </a:prstGeom>
+                  </pic:spPr>
+                </pic:pic>
+              </a:graphicData>
+            </a:graphic>
+          </wp:inline>
+        </w:drawing>
+      </w:r>
+    </w:p>
+    <w:p>
+      <w:pPr>
+        <w:pStyle w:val="ListParagraph"/>
+        <w:jc w:val="center"/>
+      </w:pPr>
+      <w:proofErr w:type="spellStart"/>
+      <w:r>
+        <w:t>Migrare</w:t>
+      </w:r>
+      <w:proofErr w:type="spellEnd"/>
+      <w:r>
+        <w:t xml:space="preserve"> </w:t>
+      </w:r>
+      <w:proofErr w:type="spellStart"/>
+      <w:r>
+        <w:t>esuata</w:t>
+      </w:r>
+      <w:proofErr w:type="spellEnd"/>
+      <w:r>
+        <w:t xml:space="preserve"> </w:t>
+      </w:r>
+      <w:proofErr w:type="spellStart"/>
+      <w:r>
+        <w:t>acum</w:t>
+      </w:r>
+      <w:proofErr w:type="spellEnd"/>
+      <w:r>
+        <w:t xml:space="preserve"> din </w:t>
+      </w:r>
+      <w:proofErr w:type="spellStart"/>
+      <w:r>
+        <w:t>lipsa</w:t>
+      </w:r>
+      <w:proofErr w:type="spellEnd"/>
+      <w:r>
+        <w:t xml:space="preserve"> de </w:t>
+      </w:r>
+      <w:proofErr w:type="spellStart"/>
+      <w:r>
+        <w:t>privilegii</w:t>
+      </w:r>
+      <w:proofErr w:type="spellEnd"/>
+    </w:p>
+    <w:p>
+      <w:pPr>
+        <w:pStyle w:val="ListParagraph"/>
+        <w:jc w:val="center"/>
+      </w:pPr>
+    </w:p>
+    <w:p>
+      <w:pPr>
+        <w:pStyle w:val="ListParagraph"/>
+        <w:jc w:val="center"/>
+      </w:pPr>
+      <w:r>
+        <w:lastRenderedPageBreak/>
+        <w:drawing>
+          <wp:inline distT="0" distB="0" distL="0" distR="0" wp14:anchorId="3A29B360" wp14:editId="7E7B0303">
+            <wp:extent cx="2386677" cy="4294022"/>
+            <wp:effectExtent l="0" t="0" r="0" b="0"/>
+            <wp:docPr id="1122090341" name="Picture 1"/>
+            <wp:cNvGraphicFramePr>
+              <a:graphicFrameLocks xmlns:a="http://schemas.openxmlformats.org/drawingml/2006/main" noChangeAspect="1"/>
+            </wp:cNvGraphicFramePr>
+            <a:graphic xmlns:a="http://schemas.openxmlformats.org/drawingml/2006/main">
+              <a:graphicData uri="http://schemas.openxmlformats.org/drawingml/2006/picture">
+                <pic:pic xmlns:pic="http://schemas.openxmlformats.org/drawingml/2006/picture">
+                  <pic:nvPicPr>
+                    <pic:cNvPr id="1122090341" name=""/>
+                    <pic:cNvPicPr/>
+                  </pic:nvPicPr>
+                  <pic:blipFill>
+                    <a:blip r:embed="rId22"/>
+                    <a:stretch>
+                      <a:fillRect/>
+                    </a:stretch>
+                  </pic:blipFill>
+                  <pic:spPr>
+                    <a:xfrm>
+                      <a:off x="0" y="0"/>
+                      <a:ext cx="2395394" cy="4309706"/>
+                    </a:xfrm>
+                    <a:prstGeom prst="rect">
+                      <a:avLst/>
+                    </a:prstGeom>
+                  </pic:spPr>
+                </pic:pic>
+              </a:graphicData>
+            </a:graphic>
+          </wp:inline>
+        </w:drawing>
+      </w:r>
+    </w:p>
+    <w:p>
+      <w:pPr>
+        <w:pStyle w:val="ListParagraph"/>
+        <w:jc w:val="center"/>
+      </w:pPr>
+      <w:proofErr w:type="spellStart"/>
+      <w:r>
+        <w:t>Reparare</w:t>
+      </w:r>
+      <w:proofErr w:type="spellEnd"/>
+      <w:r>
+        <w:t xml:space="preserve"> </w:t>
+      </w:r>
+      <w:proofErr w:type="spellStart"/>
+      <w:r>
+        <w:t>privilegii</w:t>
+      </w:r>
+      <w:proofErr w:type="spellEnd"/>
     </w:p>
     <w:sectPr>
       <w:pgSz w:w="12240" w:h="15840"/>
@@ -5680,6 +7317,36 @@
       </w:tblBorders>
     </w:tblPr>
   </w:style>
+  <w:style w:type="paragraph" w:styleId="HTMLPreformatted">
+    <w:name w:val="HTML Preformatted"/>
+    <w:basedOn w:val="Normal"/>
+    <w:link w:val="HTMLPreformattedChar"/>
+    <w:uiPriority w:val="99"/>
+    <w:semiHidden/>
+    <w:unhideWhenUsed/>
+    <w:rsid w:val="009927E9"/>
+    <w:pPr>
+      <w:spacing w:after="0" w:line="240" w:lineRule="auto"/>
+    </w:pPr>
+    <w:rPr>
+      <w:rFonts w:ascii="Consolas" w:hAnsi="Consolas"/>
+      <w:sz w:val="20"/>
+      <w:szCs w:val="20"/>
+    </w:rPr>
+  </w:style>
+  <w:style w:type="character" w:customStyle="1" w:styleId="HTMLPreformattedChar">
+    <w:name w:val="HTML Preformatted Char"/>
+    <w:basedOn w:val="DefaultParagraphFont"/>
+    <w:link w:val="HTMLPreformatted"/>
+    <w:uiPriority w:val="99"/>
+    <w:semiHidden/>
+    <w:rsid w:val="009927E9"/>
+    <w:rPr>
+      <w:rFonts w:ascii="Consolas" w:hAnsi="Consolas"/>
+      <w:sz w:val="20"/>
+      <w:szCs w:val="20"/>
+    </w:rPr>
+  </w:style>
 </w:styles>
 </file>
 

--- a/src/main/resources/documentatie/506-Pavel_Alexandru-aplicatie.docx
+++ b/src/main/resources/documentatie/506-Pavel_Alexandru-aplicatie.docx
@@ -702,7 +702,7 @@
           <w:noProof/>
         </w:rPr>
         <w:drawing>
-          <wp:inline distT="0" distB="0" distL="0" distR="0" wp14:anchorId="74F9D0A7" wp14:editId="475D5F8F">
+          <wp:inline distT="0" distB="0" distL="0" distR="0" wp14:anchorId="74F9D0A7" wp14:editId="47DCA383">
             <wp:extent cx="3957523" cy="2605369"/>
             <wp:effectExtent l="0" t="0" r="5080" b="5080"/>
             <wp:docPr id="1374152655" name="Picture 1"/>
@@ -4622,6 +4622,9 @@
         <w:pStyle w:val="ListParagraph"/>
       </w:pPr>
       <w:r>
+        <w:rPr>
+          <w:noProof/>
+        </w:rPr>
         <w:drawing>
           <wp:inline distT="0" distB="0" distL="0" distR="0" wp14:anchorId="44729C52" wp14:editId="3B39A848">
             <wp:extent cx="5943600" cy="4539615"/>
@@ -4815,6 +4818,9 @@
         <w:br/>
       </w:r>
       <w:r>
+        <w:rPr>
+          <w:noProof/>
+        </w:rPr>
         <w:drawing>
           <wp:inline distT="0" distB="0" distL="0" distR="0" wp14:anchorId="632D22A7" wp14:editId="571E89F4">
             <wp:extent cx="5943600" cy="2253615"/>
@@ -4862,6 +4868,9 @@
         <w:pStyle w:val="ListParagraph"/>
       </w:pPr>
       <w:r>
+        <w:rPr>
+          <w:noProof/>
+        </w:rPr>
         <w:drawing>
           <wp:inline distT="0" distB="0" distL="0" distR="0" wp14:anchorId="5B7F5615" wp14:editId="2606CA66">
             <wp:extent cx="5943600" cy="1344930"/>
@@ -5259,6 +5268,9 @@
         <w:pStyle w:val="ListParagraph"/>
       </w:pPr>
       <w:r>
+        <w:rPr>
+          <w:noProof/>
+        </w:rPr>
         <w:drawing>
           <wp:inline distT="0" distB="0" distL="0" distR="0" wp14:anchorId="51C2361C" wp14:editId="43F35533">
             <wp:extent cx="4089196" cy="3706926"/>
@@ -5300,7 +5312,13 @@
       <w:pPr>
         <w:pStyle w:val="ListParagraph"/>
       </w:pPr>
-      <w:r>
+    </w:p>
+    <w:p>
+      <w:pPr>
+        <w:pStyle w:val="ListParagraph"/>
+      </w:pPr>
+      <w:r>
+        <w:lastRenderedPageBreak/>
         <w:t>b.</w:t>
       </w:r>
     </w:p>
@@ -5310,7 +5328,6 @@
       </w:pPr>
       <w:proofErr w:type="spellStart"/>
       <w:r>
-        <w:lastRenderedPageBreak/>
         <w:t>Deoarece</w:t>
       </w:r>
       <w:proofErr w:type="spellEnd"/>
@@ -5639,6 +5656,9 @@
         <w:br/>
       </w:r>
       <w:r>
+        <w:rPr>
+          <w:noProof/>
+        </w:rPr>
         <w:drawing>
           <wp:inline distT="0" distB="0" distL="0" distR="0" wp14:anchorId="2DD36CCE" wp14:editId="3DE64E99">
             <wp:extent cx="5943600" cy="3896995"/>
@@ -5706,11 +5726,14 @@
         <w:jc w:val="center"/>
       </w:pPr>
       <w:r>
+        <w:rPr>
+          <w:noProof/>
+        </w:rPr>
         <w:lastRenderedPageBreak/>
         <w:drawing>
-          <wp:inline distT="0" distB="0" distL="0" distR="0" wp14:anchorId="5341975D" wp14:editId="36B9ED43">
-            <wp:extent cx="5943600" cy="3313430"/>
-            <wp:effectExtent l="0" t="0" r="0" b="1270"/>
+          <wp:inline distT="0" distB="0" distL="0" distR="0" wp14:anchorId="5341975D" wp14:editId="786CFB73">
+            <wp:extent cx="5223052" cy="2911740"/>
+            <wp:effectExtent l="0" t="0" r="0" b="3175"/>
             <wp:docPr id="777538204" name="Picture 1"/>
             <wp:cNvGraphicFramePr>
               <a:graphicFrameLocks xmlns:a="http://schemas.openxmlformats.org/drawingml/2006/main" noChangeAspect="1"/>
@@ -5731,7 +5754,7 @@
                   <pic:spPr>
                     <a:xfrm>
                       <a:off x="0" y="0"/>
-                      <a:ext cx="5943600" cy="3313430"/>
+                      <a:ext cx="5228907" cy="2915004"/>
                     </a:xfrm>
                     <a:prstGeom prst="rect">
                       <a:avLst/>
@@ -5750,10 +5773,13 @@
         <w:jc w:val="center"/>
       </w:pPr>
       <w:r>
+        <w:rPr>
+          <w:noProof/>
+        </w:rPr>
         <w:drawing>
-          <wp:inline distT="0" distB="0" distL="0" distR="0" wp14:anchorId="331872AC" wp14:editId="2BE924B6">
-            <wp:extent cx="5943600" cy="1552575"/>
-            <wp:effectExtent l="0" t="0" r="0" b="9525"/>
+          <wp:inline distT="0" distB="0" distL="0" distR="0" wp14:anchorId="331872AC" wp14:editId="344CF153">
+            <wp:extent cx="5274259" cy="1377731"/>
+            <wp:effectExtent l="0" t="0" r="3175" b="0"/>
             <wp:docPr id="1278531280" name="Picture 1"/>
             <wp:cNvGraphicFramePr>
               <a:graphicFrameLocks xmlns:a="http://schemas.openxmlformats.org/drawingml/2006/main" noChangeAspect="1"/>
@@ -5774,7 +5800,7 @@
                   <pic:spPr>
                     <a:xfrm>
                       <a:off x="0" y="0"/>
-                      <a:ext cx="5943600" cy="1552575"/>
+                      <a:ext cx="5304098" cy="1385525"/>
                     </a:xfrm>
                     <a:prstGeom prst="rect">
                       <a:avLst/>
@@ -5826,11 +5852,13 @@
         <w:jc w:val="center"/>
       </w:pPr>
       <w:r>
-        <w:lastRenderedPageBreak/>
+        <w:rPr>
+          <w:noProof/>
+        </w:rPr>
         <w:drawing>
-          <wp:inline distT="0" distB="0" distL="0" distR="0" wp14:anchorId="4A608A38" wp14:editId="3622A957">
-            <wp:extent cx="5943600" cy="4045585"/>
-            <wp:effectExtent l="0" t="0" r="0" b="0"/>
+          <wp:inline distT="0" distB="0" distL="0" distR="0" wp14:anchorId="4A608A38" wp14:editId="326FAF3A">
+            <wp:extent cx="3972154" cy="2703696"/>
+            <wp:effectExtent l="0" t="0" r="0" b="1905"/>
             <wp:docPr id="49930371" name="Picture 1"/>
             <wp:cNvGraphicFramePr>
               <a:graphicFrameLocks xmlns:a="http://schemas.openxmlformats.org/drawingml/2006/main" noChangeAspect="1"/>
@@ -5851,7 +5879,7 @@
                   <pic:spPr>
                     <a:xfrm>
                       <a:off x="0" y="0"/>
-                      <a:ext cx="5943600" cy="4045585"/>
+                      <a:ext cx="3987220" cy="2713951"/>
                     </a:xfrm>
                     <a:prstGeom prst="rect">
                       <a:avLst/>
@@ -5875,7 +5903,18 @@
       </w:r>
       <w:proofErr w:type="spellEnd"/>
       <w:r>
-        <w:t xml:space="preserve"> procedure in </w:t>
+        <w:t xml:space="preserve"> </w:t>
+      </w:r>
+      <w:proofErr w:type="spellStart"/>
+      <w:r>
+        <w:t>procedur</w:t>
+      </w:r>
+      <w:r>
+        <w:t>i</w:t>
+      </w:r>
+      <w:proofErr w:type="spellEnd"/>
+      <w:r>
+        <w:t xml:space="preserve"> in </w:t>
       </w:r>
       <w:proofErr w:type="spellStart"/>
       <w:r>
@@ -5898,6 +5937,10 @@
         <w:jc w:val="center"/>
       </w:pPr>
       <w:r>
+        <w:rPr>
+          <w:noProof/>
+        </w:rPr>
+        <w:lastRenderedPageBreak/>
         <w:drawing>
           <wp:inline distT="0" distB="0" distL="0" distR="0" wp14:anchorId="365C055A" wp14:editId="78CDD25E">
             <wp:extent cx="5943600" cy="3137535"/>
@@ -5990,7 +6033,9 @@
         <w:jc w:val="center"/>
       </w:pPr>
       <w:r>
-        <w:lastRenderedPageBreak/>
+        <w:rPr>
+          <w:noProof/>
+        </w:rPr>
         <w:drawing>
           <wp:inline distT="0" distB="0" distL="0" distR="0" wp14:anchorId="3A29B360" wp14:editId="7E7B0303">
             <wp:extent cx="2386677" cy="4294022"/>
@@ -6046,6 +6091,270 @@
         <w:t>privilegii</w:t>
       </w:r>
       <w:proofErr w:type="spellEnd"/>
+    </w:p>
+    <w:p>
+      <w:pPr>
+        <w:pStyle w:val="ListParagraph"/>
+        <w:jc w:val="center"/>
+      </w:pPr>
+    </w:p>
+    <w:p>
+      <w:pPr>
+        <w:pStyle w:val="ListParagraph"/>
+        <w:numPr>
+          <w:ilvl w:val="0"/>
+          <w:numId w:val="2"/>
+        </w:numPr>
+      </w:pPr>
+      <w:proofErr w:type="spellStart"/>
+      <w:r>
+        <w:t>Cerinta</w:t>
+      </w:r>
+      <w:proofErr w:type="spellEnd"/>
+      <w:r>
+        <w:t xml:space="preserve"> 7</w:t>
+      </w:r>
+    </w:p>
+    <w:p>
+      <w:pPr>
+        <w:pStyle w:val="ListParagraph"/>
+      </w:pPr>
+    </w:p>
+    <w:p>
+      <w:pPr>
+        <w:pStyle w:val="ListParagraph"/>
+        <w:jc w:val="center"/>
+      </w:pPr>
+      <w:r>
+        <w:drawing>
+          <wp:inline distT="0" distB="0" distL="0" distR="0" wp14:anchorId="4C7517B4" wp14:editId="6D530AAD">
+            <wp:extent cx="5943600" cy="2364740"/>
+            <wp:effectExtent l="0" t="0" r="0" b="0"/>
+            <wp:docPr id="2035187001" name="Picture 1"/>
+            <wp:cNvGraphicFramePr>
+              <a:graphicFrameLocks xmlns:a="http://schemas.openxmlformats.org/drawingml/2006/main" noChangeAspect="1"/>
+            </wp:cNvGraphicFramePr>
+            <a:graphic xmlns:a="http://schemas.openxmlformats.org/drawingml/2006/main">
+              <a:graphicData uri="http://schemas.openxmlformats.org/drawingml/2006/picture">
+                <pic:pic xmlns:pic="http://schemas.openxmlformats.org/drawingml/2006/picture">
+                  <pic:nvPicPr>
+                    <pic:cNvPr id="2035187001" name=""/>
+                    <pic:cNvPicPr/>
+                  </pic:nvPicPr>
+                  <pic:blipFill>
+                    <a:blip r:embed="rId23"/>
+                    <a:stretch>
+                      <a:fillRect/>
+                    </a:stretch>
+                  </pic:blipFill>
+                  <pic:spPr>
+                    <a:xfrm>
+                      <a:off x="0" y="0"/>
+                      <a:ext cx="5943600" cy="2364740"/>
+                    </a:xfrm>
+                    <a:prstGeom prst="rect">
+                      <a:avLst/>
+                    </a:prstGeom>
+                  </pic:spPr>
+                </pic:pic>
+              </a:graphicData>
+            </a:graphic>
+          </wp:inline>
+        </w:drawing>
+      </w:r>
+    </w:p>
+    <w:p>
+      <w:pPr>
+        <w:pStyle w:val="ListParagraph"/>
+        <w:jc w:val="center"/>
+      </w:pPr>
+      <w:r>
+        <w:t>Export</w:t>
+      </w:r>
+    </w:p>
+    <w:p>
+      <w:pPr>
+        <w:pStyle w:val="ListParagraph"/>
+        <w:jc w:val="center"/>
+      </w:pPr>
+    </w:p>
+    <w:p>
+      <w:pPr>
+        <w:pStyle w:val="ListParagraph"/>
+      </w:pPr>
+      <w:r>
+        <w:t xml:space="preserve">Am </w:t>
+      </w:r>
+      <w:proofErr w:type="spellStart"/>
+      <w:r>
+        <w:t>sters</w:t>
+      </w:r>
+      <w:proofErr w:type="spellEnd"/>
+      <w:r>
+        <w:t xml:space="preserve"> tot in </w:t>
+      </w:r>
+      <w:proofErr w:type="spellStart"/>
+      <w:r>
+        <w:t>sbd</w:t>
+      </w:r>
+      <w:proofErr w:type="spellEnd"/>
+      <w:r>
+        <w:t xml:space="preserve"> </w:t>
+      </w:r>
+      <w:proofErr w:type="spellStart"/>
+      <w:r>
+        <w:t>si</w:t>
+      </w:r>
+      <w:proofErr w:type="spellEnd"/>
+      <w:r>
+        <w:t xml:space="preserve"> am </w:t>
+      </w:r>
+      <w:proofErr w:type="spellStart"/>
+      <w:r>
+        <w:t>rulat</w:t>
+      </w:r>
+      <w:proofErr w:type="spellEnd"/>
+      <w:r>
+        <w:t xml:space="preserve"> </w:t>
+      </w:r>
+      <w:proofErr w:type="spellStart"/>
+      <w:r>
+        <w:t>comanda</w:t>
+      </w:r>
+      <w:proofErr w:type="spellEnd"/>
+      <w:r>
+        <w:t xml:space="preserve"> de import</w:t>
+      </w:r>
+    </w:p>
+    <w:p>
+      <w:pPr>
+        <w:pStyle w:val="ListParagraph"/>
+        <w:jc w:val="center"/>
+      </w:pPr>
+    </w:p>
+    <w:p>
+      <w:pPr>
+        <w:pStyle w:val="ListParagraph"/>
+        <w:jc w:val="center"/>
+      </w:pPr>
+      <w:r>
+        <w:drawing>
+          <wp:inline distT="0" distB="0" distL="0" distR="0" wp14:anchorId="23F1DEF0" wp14:editId="6D818FBB">
+            <wp:extent cx="5943600" cy="2381885"/>
+            <wp:effectExtent l="0" t="0" r="0" b="0"/>
+            <wp:docPr id="195103856" name="Picture 1"/>
+            <wp:cNvGraphicFramePr>
+              <a:graphicFrameLocks xmlns:a="http://schemas.openxmlformats.org/drawingml/2006/main" noChangeAspect="1"/>
+            </wp:cNvGraphicFramePr>
+            <a:graphic xmlns:a="http://schemas.openxmlformats.org/drawingml/2006/main">
+              <a:graphicData uri="http://schemas.openxmlformats.org/drawingml/2006/picture">
+                <pic:pic xmlns:pic="http://schemas.openxmlformats.org/drawingml/2006/picture">
+                  <pic:nvPicPr>
+                    <pic:cNvPr id="195103856" name=""/>
+                    <pic:cNvPicPr/>
+                  </pic:nvPicPr>
+                  <pic:blipFill>
+                    <a:blip r:embed="rId24"/>
+                    <a:stretch>
+                      <a:fillRect/>
+                    </a:stretch>
+                  </pic:blipFill>
+                  <pic:spPr>
+                    <a:xfrm>
+                      <a:off x="0" y="0"/>
+                      <a:ext cx="5943600" cy="2381885"/>
+                    </a:xfrm>
+                    <a:prstGeom prst="rect">
+                      <a:avLst/>
+                    </a:prstGeom>
+                  </pic:spPr>
+                </pic:pic>
+              </a:graphicData>
+            </a:graphic>
+          </wp:inline>
+        </w:drawing>
+      </w:r>
+    </w:p>
+    <w:p>
+      <w:pPr>
+        <w:pStyle w:val="ListParagraph"/>
+        <w:jc w:val="center"/>
+      </w:pPr>
+      <w:r>
+        <w:t>Import</w:t>
+      </w:r>
+    </w:p>
+    <w:p>
+      <w:pPr>
+        <w:pStyle w:val="ListParagraph"/>
+        <w:jc w:val="center"/>
+      </w:pPr>
+    </w:p>
+    <w:p>
+      <w:pPr>
+        <w:pStyle w:val="ListParagraph"/>
+        <w:jc w:val="center"/>
+      </w:pPr>
+      <w:r>
+        <w:lastRenderedPageBreak/>
+        <w:drawing>
+          <wp:inline distT="0" distB="0" distL="0" distR="0" wp14:anchorId="0F2801BF" wp14:editId="1BF280D7">
+            <wp:extent cx="5943600" cy="2376170"/>
+            <wp:effectExtent l="0" t="0" r="0" b="5080"/>
+            <wp:docPr id="1567125254" name="Picture 1"/>
+            <wp:cNvGraphicFramePr>
+              <a:graphicFrameLocks xmlns:a="http://schemas.openxmlformats.org/drawingml/2006/main" noChangeAspect="1"/>
+            </wp:cNvGraphicFramePr>
+            <a:graphic xmlns:a="http://schemas.openxmlformats.org/drawingml/2006/main">
+              <a:graphicData uri="http://schemas.openxmlformats.org/drawingml/2006/picture">
+                <pic:pic xmlns:pic="http://schemas.openxmlformats.org/drawingml/2006/picture">
+                  <pic:nvPicPr>
+                    <pic:cNvPr id="1567125254" name=""/>
+                    <pic:cNvPicPr/>
+                  </pic:nvPicPr>
+                  <pic:blipFill>
+                    <a:blip r:embed="rId25"/>
+                    <a:stretch>
+                      <a:fillRect/>
+                    </a:stretch>
+                  </pic:blipFill>
+                  <pic:spPr>
+                    <a:xfrm>
+                      <a:off x="0" y="0"/>
+                      <a:ext cx="5943600" cy="2376170"/>
+                    </a:xfrm>
+                    <a:prstGeom prst="rect">
+                      <a:avLst/>
+                    </a:prstGeom>
+                  </pic:spPr>
+                </pic:pic>
+              </a:graphicData>
+            </a:graphic>
+          </wp:inline>
+        </w:drawing>
+      </w:r>
+    </w:p>
+    <w:p>
+      <w:pPr>
+        <w:pStyle w:val="ListParagraph"/>
+        <w:jc w:val="center"/>
+      </w:pPr>
+      <w:proofErr w:type="spellStart"/>
+      <w:r>
+        <w:t>Rezultat</w:t>
+      </w:r>
+      <w:proofErr w:type="spellEnd"/>
+      <w:r>
+        <w:t xml:space="preserve"> </w:t>
+      </w:r>
+      <w:proofErr w:type="spellStart"/>
+      <w:r>
+        <w:t>dupa</w:t>
+      </w:r>
+      <w:proofErr w:type="spellEnd"/>
+      <w:r>
+        <w:t xml:space="preserve"> import</w:t>
+      </w:r>
     </w:p>
     <w:sectPr>
       <w:pgSz w:w="12240" w:h="15840"/>
@@ -6986,6 +7295,7 @@
   <w:style w:type="character" w:default="1" w:styleId="DefaultParagraphFont">
     <w:name w:val="Default Paragraph Font"/>
     <w:uiPriority w:val="1"/>
+    <w:semiHidden/>
     <w:unhideWhenUsed/>
   </w:style>
   <w:style w:type="table" w:default="1" w:styleId="TableNormal">

--- a/src/main/resources/documentatie/506-Pavel_Alexandru-aplicatie.docx
+++ b/src/main/resources/documentatie/506-Pavel_Alexandru-aplicatie.docx
@@ -6,464 +6,43 @@
       <w:pPr>
         <w:pStyle w:val="Subtitle"/>
       </w:pPr>
-      <w:proofErr w:type="spellStart"/>
-      <w:r>
-        <w:t>Descrierea</w:t>
-      </w:r>
-      <w:proofErr w:type="spellEnd"/>
-      <w:r>
-        <w:t xml:space="preserve"> </w:t>
-      </w:r>
-      <w:proofErr w:type="spellStart"/>
-      <w:r>
-        <w:t>aplicatiei</w:t>
-      </w:r>
-      <w:proofErr w:type="spellEnd"/>
-    </w:p>
-    <w:p>
-      <w:proofErr w:type="spellStart"/>
-      <w:r>
-        <w:t>Aplicatie</w:t>
-      </w:r>
-      <w:proofErr w:type="spellEnd"/>
-      <w:r>
-        <w:t xml:space="preserve"> </w:t>
-      </w:r>
-      <w:proofErr w:type="spellStart"/>
-      <w:r>
-        <w:t>simuleaza</w:t>
-      </w:r>
-      <w:proofErr w:type="spellEnd"/>
-      <w:r>
-        <w:t xml:space="preserve"> flow-ul de </w:t>
-      </w:r>
-      <w:proofErr w:type="spellStart"/>
-      <w:r>
-        <w:t>creeare</w:t>
-      </w:r>
-      <w:proofErr w:type="spellEnd"/>
-      <w:r>
-        <w:t xml:space="preserve"> a </w:t>
-      </w:r>
-      <w:proofErr w:type="spellStart"/>
-      <w:r>
-        <w:t>creditelor</w:t>
-      </w:r>
-      <w:proofErr w:type="spellEnd"/>
-      <w:r>
-        <w:t xml:space="preserve"> </w:t>
-      </w:r>
-      <w:proofErr w:type="spellStart"/>
-      <w:r>
-        <w:t>intr</w:t>
-      </w:r>
-      <w:proofErr w:type="spellEnd"/>
-      <w:r>
-        <w:t xml:space="preserve">-o </w:t>
-      </w:r>
-      <w:proofErr w:type="spellStart"/>
-      <w:r>
-        <w:t>aplicatie</w:t>
-      </w:r>
-      <w:proofErr w:type="spellEnd"/>
-      <w:r>
-        <w:t xml:space="preserve"> </w:t>
-      </w:r>
-      <w:proofErr w:type="spellStart"/>
-      <w:r>
-        <w:t>bancara</w:t>
-      </w:r>
-      <w:proofErr w:type="spellEnd"/>
-      <w:r>
-        <w:t xml:space="preserve">. </w:t>
-      </w:r>
-    </w:p>
-    <w:p>
-      <w:proofErr w:type="spellStart"/>
-      <w:r>
-        <w:t>Exista</w:t>
-      </w:r>
-      <w:proofErr w:type="spellEnd"/>
-      <w:r>
-        <w:t xml:space="preserve"> 4 </w:t>
-      </w:r>
-      <w:proofErr w:type="spellStart"/>
-      <w:r>
-        <w:t>tipuri</w:t>
-      </w:r>
-      <w:proofErr w:type="spellEnd"/>
-      <w:r>
-        <w:t xml:space="preserve"> de </w:t>
-      </w:r>
-      <w:proofErr w:type="spellStart"/>
-      <w:r>
-        <w:t>utilizatori</w:t>
-      </w:r>
-      <w:proofErr w:type="spellEnd"/>
-      <w:r>
-        <w:t xml:space="preserve">. </w:t>
-      </w:r>
-      <w:proofErr w:type="spellStart"/>
-      <w:r>
-        <w:t>Acestia</w:t>
-      </w:r>
-      <w:proofErr w:type="spellEnd"/>
-      <w:r>
-        <w:t xml:space="preserve"> sunt </w:t>
-      </w:r>
-      <w:proofErr w:type="spellStart"/>
-      <w:r>
-        <w:t>clientii</w:t>
-      </w:r>
-      <w:proofErr w:type="spellEnd"/>
-      <w:r>
-        <w:t xml:space="preserve">, </w:t>
-      </w:r>
-      <w:proofErr w:type="spellStart"/>
-      <w:r>
-        <w:t>angajatii</w:t>
-      </w:r>
-      <w:proofErr w:type="spellEnd"/>
-      <w:r>
-        <w:t xml:space="preserve">, </w:t>
-      </w:r>
-      <w:proofErr w:type="spellStart"/>
-      <w:r>
-        <w:t>angajatii</w:t>
-      </w:r>
-      <w:proofErr w:type="spellEnd"/>
-      <w:r>
-        <w:t xml:space="preserve"> </w:t>
-      </w:r>
-      <w:proofErr w:type="spellStart"/>
-      <w:r>
-        <w:t>hr</w:t>
-      </w:r>
-      <w:proofErr w:type="spellEnd"/>
-      <w:r>
-        <w:t xml:space="preserve"> </w:t>
-      </w:r>
-      <w:proofErr w:type="spellStart"/>
-      <w:r>
-        <w:t>si</w:t>
-      </w:r>
-      <w:proofErr w:type="spellEnd"/>
-      <w:r>
-        <w:t xml:space="preserve"> </w:t>
-      </w:r>
-      <w:proofErr w:type="spellStart"/>
-      <w:r>
-        <w:t>managerii</w:t>
-      </w:r>
-      <w:proofErr w:type="spellEnd"/>
-      <w:r>
-        <w:t>.</w:t>
-      </w:r>
-    </w:p>
-    <w:p>
-      <w:proofErr w:type="spellStart"/>
-      <w:r>
-        <w:t>Clientii</w:t>
-      </w:r>
-      <w:proofErr w:type="spellEnd"/>
-      <w:r>
-        <w:t xml:space="preserve"> pot </w:t>
-      </w:r>
-      <w:proofErr w:type="spellStart"/>
-      <w:r>
-        <w:t>sa</w:t>
-      </w:r>
-      <w:proofErr w:type="spellEnd"/>
-      <w:r>
-        <w:t xml:space="preserve"> </w:t>
-      </w:r>
-      <w:proofErr w:type="spellStart"/>
-      <w:r>
-        <w:t>si</w:t>
-      </w:r>
-      <w:proofErr w:type="spellEnd"/>
-      <w:r>
-        <w:t xml:space="preserve"> </w:t>
-      </w:r>
-      <w:proofErr w:type="spellStart"/>
-      <w:r>
-        <w:t>faca</w:t>
-      </w:r>
-      <w:proofErr w:type="spellEnd"/>
-      <w:r>
-        <w:t xml:space="preserve"> </w:t>
-      </w:r>
-      <w:proofErr w:type="spellStart"/>
-      <w:r>
-        <w:t>cont</w:t>
-      </w:r>
-      <w:proofErr w:type="spellEnd"/>
-      <w:r>
-        <w:t xml:space="preserve">, </w:t>
-      </w:r>
-      <w:proofErr w:type="spellStart"/>
-      <w:r>
-        <w:t>sa</w:t>
-      </w:r>
-      <w:proofErr w:type="spellEnd"/>
-      <w:r>
-        <w:t xml:space="preserve"> </w:t>
-      </w:r>
-      <w:proofErr w:type="spellStart"/>
-      <w:r>
-        <w:t>deschida</w:t>
-      </w:r>
-      <w:proofErr w:type="spellEnd"/>
-      <w:r>
-        <w:t xml:space="preserve"> un </w:t>
-      </w:r>
-      <w:proofErr w:type="spellStart"/>
-      <w:r>
-        <w:t>cont</w:t>
-      </w:r>
-      <w:proofErr w:type="spellEnd"/>
-      <w:r>
-        <w:t xml:space="preserve"> </w:t>
-      </w:r>
-      <w:proofErr w:type="spellStart"/>
-      <w:r>
-        <w:t>bancar</w:t>
-      </w:r>
-      <w:proofErr w:type="spellEnd"/>
-      <w:r>
-        <w:t xml:space="preserve"> </w:t>
-      </w:r>
-      <w:proofErr w:type="spellStart"/>
-      <w:r>
-        <w:t>si</w:t>
-      </w:r>
-      <w:proofErr w:type="spellEnd"/>
-      <w:r>
-        <w:t xml:space="preserve"> </w:t>
-      </w:r>
-      <w:proofErr w:type="spellStart"/>
-      <w:r>
-        <w:t>sa</w:t>
-      </w:r>
-      <w:proofErr w:type="spellEnd"/>
-      <w:r>
-        <w:t xml:space="preserve"> </w:t>
-      </w:r>
-      <w:proofErr w:type="spellStart"/>
-      <w:r>
-        <w:t>faca</w:t>
-      </w:r>
-      <w:proofErr w:type="spellEnd"/>
-      <w:r>
-        <w:t xml:space="preserve"> o </w:t>
-      </w:r>
-      <w:proofErr w:type="spellStart"/>
-      <w:r>
-        <w:t>cerere</w:t>
-      </w:r>
-      <w:proofErr w:type="spellEnd"/>
-      <w:r>
-        <w:t xml:space="preserve"> de credit.</w:t>
-      </w:r>
-    </w:p>
-    <w:p>
-      <w:proofErr w:type="spellStart"/>
-      <w:r>
-        <w:t>Angajatii</w:t>
-      </w:r>
-      <w:proofErr w:type="spellEnd"/>
-      <w:r>
-        <w:t xml:space="preserve"> pot </w:t>
-      </w:r>
-      <w:proofErr w:type="spellStart"/>
-      <w:r>
-        <w:t>sa</w:t>
-      </w:r>
-      <w:proofErr w:type="spellEnd"/>
-      <w:r>
-        <w:t xml:space="preserve"> </w:t>
-      </w:r>
-      <w:proofErr w:type="spellStart"/>
-      <w:r>
-        <w:t>aprobe</w:t>
-      </w:r>
-      <w:proofErr w:type="spellEnd"/>
-      <w:r>
-        <w:t xml:space="preserve"> </w:t>
-      </w:r>
-      <w:proofErr w:type="spellStart"/>
-      <w:r>
-        <w:t>cereri</w:t>
-      </w:r>
-      <w:proofErr w:type="spellEnd"/>
-      <w:r>
-        <w:t xml:space="preserve"> </w:t>
-      </w:r>
-      <w:proofErr w:type="spellStart"/>
-      <w:r>
-        <w:t>pana</w:t>
-      </w:r>
-      <w:proofErr w:type="spellEnd"/>
-      <w:r>
-        <w:t xml:space="preserve"> in 5000 de lei.</w:t>
-      </w:r>
-    </w:p>
-    <w:p>
-      <w:proofErr w:type="spellStart"/>
-      <w:r>
-        <w:t>Angajatii</w:t>
-      </w:r>
-      <w:proofErr w:type="spellEnd"/>
-      <w:r>
-        <w:t xml:space="preserve"> pot </w:t>
-      </w:r>
-      <w:proofErr w:type="spellStart"/>
-      <w:r>
-        <w:t>sa</w:t>
-      </w:r>
-      <w:proofErr w:type="spellEnd"/>
-      <w:r>
-        <w:t xml:space="preserve"> vada </w:t>
-      </w:r>
-      <w:proofErr w:type="spellStart"/>
-      <w:r>
-        <w:t>datele</w:t>
-      </w:r>
-      <w:proofErr w:type="spellEnd"/>
-      <w:r>
-        <w:t xml:space="preserve"> </w:t>
-      </w:r>
-      <w:proofErr w:type="spellStart"/>
-      <w:r>
-        <w:t>clientilor</w:t>
-      </w:r>
-      <w:proofErr w:type="spellEnd"/>
-      <w:r>
-        <w:t>.</w:t>
-      </w:r>
-    </w:p>
-    <w:p>
-      <w:proofErr w:type="spellStart"/>
-      <w:r>
-        <w:t>Angajatii</w:t>
-      </w:r>
-      <w:proofErr w:type="spellEnd"/>
-      <w:r>
-        <w:t xml:space="preserve"> </w:t>
-      </w:r>
-      <w:proofErr w:type="spellStart"/>
-      <w:r>
-        <w:t>hr</w:t>
-      </w:r>
-      <w:proofErr w:type="spellEnd"/>
-      <w:r>
-        <w:t xml:space="preserve"> pot </w:t>
-      </w:r>
-      <w:proofErr w:type="spellStart"/>
-      <w:r>
-        <w:t>sa</w:t>
-      </w:r>
-      <w:proofErr w:type="spellEnd"/>
-      <w:r>
-        <w:t xml:space="preserve"> </w:t>
-      </w:r>
-      <w:proofErr w:type="spellStart"/>
-      <w:r>
-        <w:t>acceseze</w:t>
-      </w:r>
-      <w:proofErr w:type="spellEnd"/>
-      <w:r>
-        <w:t xml:space="preserve"> </w:t>
-      </w:r>
-      <w:proofErr w:type="spellStart"/>
-      <w:r>
-        <w:t>datele</w:t>
-      </w:r>
-      <w:proofErr w:type="spellEnd"/>
-      <w:r>
-        <w:t xml:space="preserve"> </w:t>
-      </w:r>
-      <w:proofErr w:type="spellStart"/>
-      <w:r>
-        <w:t>angajatilor</w:t>
-      </w:r>
-      <w:proofErr w:type="spellEnd"/>
-      <w:r>
-        <w:t xml:space="preserve"> </w:t>
-      </w:r>
-      <w:proofErr w:type="spellStart"/>
-      <w:r>
-        <w:t>si</w:t>
-      </w:r>
-      <w:proofErr w:type="spellEnd"/>
-      <w:r>
-        <w:t xml:space="preserve"> </w:t>
-      </w:r>
-      <w:proofErr w:type="spellStart"/>
-      <w:r>
-        <w:t>sa</w:t>
-      </w:r>
-      <w:proofErr w:type="spellEnd"/>
-      <w:r>
-        <w:t xml:space="preserve"> </w:t>
-      </w:r>
-      <w:proofErr w:type="spellStart"/>
-      <w:r>
-        <w:t>modifice</w:t>
-      </w:r>
-      <w:proofErr w:type="spellEnd"/>
-      <w:r>
-        <w:t xml:space="preserve"> </w:t>
-      </w:r>
-      <w:proofErr w:type="spellStart"/>
-      <w:r>
-        <w:t>numele</w:t>
-      </w:r>
-      <w:proofErr w:type="spellEnd"/>
-      <w:r>
-        <w:t xml:space="preserve"> </w:t>
-      </w:r>
-      <w:proofErr w:type="spellStart"/>
-      <w:r>
-        <w:t>acestora</w:t>
-      </w:r>
-      <w:proofErr w:type="spellEnd"/>
-      <w:r>
-        <w:t>.</w:t>
-      </w:r>
-    </w:p>
-    <w:p>
-      <w:proofErr w:type="spellStart"/>
-      <w:r>
-        <w:t>Managerii</w:t>
-      </w:r>
-      <w:proofErr w:type="spellEnd"/>
-      <w:r>
-        <w:t xml:space="preserve"> pot </w:t>
-      </w:r>
-      <w:proofErr w:type="spellStart"/>
-      <w:r>
-        <w:t>aproba</w:t>
-      </w:r>
-      <w:proofErr w:type="spellEnd"/>
-      <w:r>
-        <w:t xml:space="preserve"> </w:t>
-      </w:r>
-      <w:proofErr w:type="spellStart"/>
-      <w:r>
-        <w:t>orice</w:t>
-      </w:r>
-      <w:proofErr w:type="spellEnd"/>
-      <w:r>
-        <w:t xml:space="preserve"> </w:t>
-      </w:r>
-      <w:proofErr w:type="spellStart"/>
-      <w:r>
-        <w:t>cerere</w:t>
-      </w:r>
-      <w:proofErr w:type="spellEnd"/>
-      <w:r>
-        <w:t xml:space="preserve"> de credit.</w:t>
+      <w:r>
+        <w:t>Descrierea aplicatiei</w:t>
+      </w:r>
+    </w:p>
+    <w:p>
+      <w:r>
+        <w:t xml:space="preserve">Aplicatie simuleaza flow-ul de creeare a creditelor intr-o aplicatie bancara. </w:t>
+      </w:r>
+    </w:p>
+    <w:p>
+      <w:r>
+        <w:t>Exista 4 tipuri de utilizatori. Acestia sunt clientii, angajatii, angajatii hr si managerii.</w:t>
+      </w:r>
+    </w:p>
+    <w:p>
+      <w:r>
+        <w:t>Clientii pot sa si faca cont, sa deschida un cont bancar si sa faca o cerere de credit.</w:t>
+      </w:r>
+    </w:p>
+    <w:p>
+      <w:r>
+        <w:t>Angajatii pot sa aprobe cereri pana in 5000 de lei.</w:t>
+      </w:r>
+    </w:p>
+    <w:p>
+      <w:r>
+        <w:t>Angajatii pot sa vada datele clientilor.</w:t>
+      </w:r>
+    </w:p>
+    <w:p>
+      <w:r>
+        <w:t>Angajatii hr pot sa acceseze datele angajatilor si sa modifice numele acestora.</w:t>
+      </w:r>
+    </w:p>
+    <w:p>
+      <w:r>
+        <w:t>Managerii pot aproba orice cerere de credit.</w:t>
       </w:r>
     </w:p>
     <w:p/>
@@ -471,31 +50,13 @@
       <w:pPr>
         <w:pStyle w:val="Subtitle"/>
       </w:pPr>
-      <w:proofErr w:type="spellStart"/>
-      <w:r>
-        <w:t>Rezolvare</w:t>
-      </w:r>
-      <w:proofErr w:type="spellEnd"/>
-      <w:r>
-        <w:t xml:space="preserve"> </w:t>
-      </w:r>
-      <w:proofErr w:type="spellStart"/>
-      <w:r>
-        <w:t>cerinte</w:t>
-      </w:r>
-      <w:proofErr w:type="spellEnd"/>
-    </w:p>
-    <w:p>
-      <w:r>
-        <w:t xml:space="preserve">- </w:t>
-      </w:r>
-      <w:proofErr w:type="spellStart"/>
-      <w:r>
-        <w:t>Cerinta</w:t>
-      </w:r>
-      <w:proofErr w:type="spellEnd"/>
-      <w:r>
-        <w:t xml:space="preserve"> 2</w:t>
+      <w:r>
+        <w:t>Rezolvare cerinte</w:t>
+      </w:r>
+    </w:p>
+    <w:p>
+      <w:r>
+        <w:t>- Cerinta 2</w:t>
       </w:r>
     </w:p>
     <w:p>
@@ -503,55 +64,7 @@
         <w:t xml:space="preserve">   </w:t>
       </w:r>
       <w:r>
-        <w:t xml:space="preserve">CNP-ul </w:t>
-      </w:r>
-      <w:proofErr w:type="spellStart"/>
-      <w:r>
-        <w:t>clientilor</w:t>
-      </w:r>
-      <w:proofErr w:type="spellEnd"/>
-      <w:r>
-        <w:t xml:space="preserve"> a </w:t>
-      </w:r>
-      <w:proofErr w:type="spellStart"/>
-      <w:r>
-        <w:t>fost</w:t>
-      </w:r>
-      <w:proofErr w:type="spellEnd"/>
-      <w:r>
-        <w:t xml:space="preserve"> </w:t>
-      </w:r>
-      <w:proofErr w:type="spellStart"/>
-      <w:r>
-        <w:t>criptat</w:t>
-      </w:r>
-      <w:proofErr w:type="spellEnd"/>
-      <w:r>
-        <w:t xml:space="preserve">, </w:t>
-      </w:r>
-      <w:proofErr w:type="spellStart"/>
-      <w:r>
-        <w:t>iar</w:t>
-      </w:r>
-      <w:proofErr w:type="spellEnd"/>
-      <w:r>
-        <w:t xml:space="preserve"> </w:t>
-      </w:r>
-      <w:proofErr w:type="spellStart"/>
-      <w:r>
-        <w:t>parola</w:t>
-      </w:r>
-      <w:proofErr w:type="spellEnd"/>
-      <w:r>
-        <w:t xml:space="preserve"> a </w:t>
-      </w:r>
-      <w:proofErr w:type="spellStart"/>
-      <w:r>
-        <w:t>fost</w:t>
-      </w:r>
-      <w:proofErr w:type="spellEnd"/>
-      <w:r>
-        <w:t xml:space="preserve"> hashed.</w:t>
+        <w:t>CNP-ul clientilor a fost criptat, iar parola a fost hashed.</w:t>
       </w:r>
     </w:p>
     <w:p>
@@ -648,13 +161,8 @@
           <w:numId w:val="2"/>
         </w:numPr>
       </w:pPr>
-      <w:proofErr w:type="spellStart"/>
-      <w:r>
-        <w:t>Cerinta</w:t>
-      </w:r>
-      <w:proofErr w:type="spellEnd"/>
-      <w:r>
-        <w:t xml:space="preserve"> 3</w:t>
+      <w:r>
+        <w:t>Cerinta 3</w:t>
       </w:r>
     </w:p>
     <w:p>
@@ -666,31 +174,7 @@
         </w:numPr>
       </w:pPr>
       <w:r>
-        <w:t xml:space="preserve">A </w:t>
-      </w:r>
-      <w:proofErr w:type="spellStart"/>
-      <w:r>
-        <w:t>fost</w:t>
-      </w:r>
-      <w:proofErr w:type="spellEnd"/>
-      <w:r>
-        <w:t xml:space="preserve"> </w:t>
-      </w:r>
-      <w:proofErr w:type="spellStart"/>
-      <w:r>
-        <w:t>activat</w:t>
-      </w:r>
-      <w:proofErr w:type="spellEnd"/>
-      <w:r>
-        <w:t xml:space="preserve"> </w:t>
-      </w:r>
-      <w:proofErr w:type="spellStart"/>
-      <w:r>
-        <w:t>auditul</w:t>
-      </w:r>
-      <w:proofErr w:type="spellEnd"/>
-      <w:r>
-        <w:t xml:space="preserve"> standard</w:t>
+        <w:t>A fost activat auditul standard</w:t>
       </w:r>
     </w:p>
     <w:p>
@@ -702,7 +186,7 @@
           <w:noProof/>
         </w:rPr>
         <w:drawing>
-          <wp:inline distT="0" distB="0" distL="0" distR="0" wp14:anchorId="74F9D0A7" wp14:editId="47DCA383">
+          <wp:inline distT="0" distB="0" distL="0" distR="0" wp14:anchorId="74F9D0A7" wp14:editId="17B3EE64">
             <wp:extent cx="3957523" cy="2605369"/>
             <wp:effectExtent l="0" t="0" r="5080" b="5080"/>
             <wp:docPr id="1374152655" name="Picture 1"/>
@@ -765,37 +249,8 @@
         </w:numPr>
       </w:pPr>
       <w:r>
-        <w:t xml:space="preserve">Trigger de audit </w:t>
-      </w:r>
-      <w:proofErr w:type="spellStart"/>
-      <w:r>
-        <w:t>peupdate</w:t>
-      </w:r>
-      <w:proofErr w:type="spellEnd"/>
-      <w:r>
-        <w:t xml:space="preserve"> a </w:t>
-      </w:r>
-      <w:proofErr w:type="spellStart"/>
-      <w:r>
-        <w:t>coloanei</w:t>
-      </w:r>
-      <w:proofErr w:type="spellEnd"/>
-      <w:r>
-        <w:t xml:space="preserve"> status a </w:t>
-      </w:r>
-      <w:proofErr w:type="spellStart"/>
-      <w:r>
-        <w:t>tabelului</w:t>
-      </w:r>
-      <w:proofErr w:type="spellEnd"/>
-      <w:r>
-        <w:t xml:space="preserve"> </w:t>
-      </w:r>
-      <w:proofErr w:type="spellStart"/>
-      <w:r>
-        <w:t>credite</w:t>
-      </w:r>
-      <w:proofErr w:type="spellEnd"/>
+        <w:t>Trigger de audit peupdate a coloanei status a tabelului credite</w:t>
+      </w:r>
     </w:p>
     <w:p>
       <w:pPr>
@@ -870,64 +325,11 @@
         </w:numPr>
       </w:pPr>
       <w:r>
-        <w:t xml:space="preserve">A </w:t>
-      </w:r>
-      <w:proofErr w:type="spellStart"/>
-      <w:r>
-        <w:t>fost</w:t>
-      </w:r>
-      <w:proofErr w:type="spellEnd"/>
-      <w:r>
-        <w:t xml:space="preserve"> </w:t>
-      </w:r>
-      <w:proofErr w:type="spellStart"/>
-      <w:r>
-        <w:t>creata</w:t>
-      </w:r>
-      <w:proofErr w:type="spellEnd"/>
-      <w:r>
-        <w:t xml:space="preserve"> o </w:t>
-      </w:r>
-      <w:proofErr w:type="spellStart"/>
-      <w:r>
-        <w:t>politica</w:t>
-      </w:r>
-      <w:proofErr w:type="spellEnd"/>
-      <w:r>
-        <w:t xml:space="preserve"> de </w:t>
-      </w:r>
-      <w:proofErr w:type="spellStart"/>
-      <w:r>
-        <w:t>auditare</w:t>
-      </w:r>
-      <w:proofErr w:type="spellEnd"/>
-      <w:r>
-        <w:t xml:space="preserve"> </w:t>
-      </w:r>
-      <w:r>
-        <w:t xml:space="preserve">tot pe </w:t>
-      </w:r>
-      <w:proofErr w:type="spellStart"/>
-      <w:r>
-        <w:t>campul</w:t>
-      </w:r>
-      <w:proofErr w:type="spellEnd"/>
-      <w:r>
-        <w:t xml:space="preserve"> status a </w:t>
-      </w:r>
-      <w:proofErr w:type="spellStart"/>
-      <w:r>
-        <w:t>tabelului</w:t>
-      </w:r>
-      <w:proofErr w:type="spellEnd"/>
-      <w:r>
-        <w:t xml:space="preserve"> </w:t>
-      </w:r>
-      <w:proofErr w:type="spellStart"/>
-      <w:r>
-        <w:t>credite</w:t>
-      </w:r>
-      <w:proofErr w:type="spellEnd"/>
+        <w:t xml:space="preserve">A fost creata o politica de auditare </w:t>
+      </w:r>
+      <w:r>
+        <w:t>tot pe campul status a tabelului credite</w:t>
+      </w:r>
     </w:p>
     <w:p>
       <w:pPr>
@@ -1033,13 +435,8 @@
           <w:numId w:val="2"/>
         </w:numPr>
       </w:pPr>
-      <w:proofErr w:type="spellStart"/>
-      <w:r>
-        <w:t>Cerinta</w:t>
-      </w:r>
-      <w:proofErr w:type="spellEnd"/>
-      <w:r>
-        <w:t xml:space="preserve"> 4</w:t>
+      <w:r>
+        <w:t>Cerinta 4</w:t>
       </w:r>
     </w:p>
     <w:p>
@@ -1055,59 +452,19 @@
         <w:pStyle w:val="ListParagraph"/>
       </w:pPr>
       <w:r>
-        <w:t xml:space="preserve">Cine sunt </w:t>
-      </w:r>
-      <w:proofErr w:type="spellStart"/>
-      <w:r>
-        <w:t>utilizatorii</w:t>
-      </w:r>
-      <w:proofErr w:type="spellEnd"/>
-      <w:r>
-        <w:t xml:space="preserve"> </w:t>
-      </w:r>
-      <w:proofErr w:type="spellStart"/>
-      <w:r>
-        <w:t>aplica</w:t>
+        <w:t>Cine sunt utilizatorii aplica</w:t>
       </w:r>
       <w:r>
         <w:t>t</w:t>
       </w:r>
       <w:r>
-        <w:t>iei</w:t>
-      </w:r>
-      <w:proofErr w:type="spellEnd"/>
-      <w:r>
-        <w:t xml:space="preserve">? Ce </w:t>
-      </w:r>
-      <w:proofErr w:type="spellStart"/>
-      <w:r>
-        <w:t>atribute</w:t>
-      </w:r>
-      <w:proofErr w:type="spellEnd"/>
-      <w:r>
-        <w:t xml:space="preserve"> de </w:t>
-      </w:r>
-      <w:proofErr w:type="spellStart"/>
-      <w:r>
-        <w:t>identificare</w:t>
-      </w:r>
-      <w:proofErr w:type="spellEnd"/>
-      <w:r>
-        <w:t xml:space="preserve"> au </w:t>
-      </w:r>
-      <w:proofErr w:type="spellStart"/>
-      <w:r>
-        <w:t>ace</w:t>
+        <w:t>iei? Ce atribute de identificare au ace</w:t>
       </w:r>
       <w:r>
         <w:t>s</w:t>
       </w:r>
       <w:r>
-        <w:t>tia</w:t>
-      </w:r>
-      <w:proofErr w:type="spellEnd"/>
-      <w:r>
-        <w:t>?</w:t>
+        <w:t>tia?</w:t>
       </w:r>
     </w:p>
     <w:p>
@@ -1118,300 +475,88 @@
         <w:t>Client</w:t>
       </w:r>
       <w:r>
-        <w:t xml:space="preserve"> – CNP, </w:t>
-      </w:r>
-      <w:proofErr w:type="spellStart"/>
-      <w:r>
-        <w:t>nume</w:t>
-      </w:r>
-      <w:proofErr w:type="spellEnd"/>
-      <w:r>
-        <w:t xml:space="preserve"> </w:t>
-      </w:r>
-      <w:proofErr w:type="spellStart"/>
-      <w:r>
-        <w:t>si</w:t>
-      </w:r>
-      <w:proofErr w:type="spellEnd"/>
-      <w:r>
-        <w:t xml:space="preserve"> </w:t>
-      </w:r>
-      <w:proofErr w:type="spellStart"/>
-      <w:r>
-        <w:t>prenume</w:t>
-      </w:r>
-      <w:proofErr w:type="spellEnd"/>
-      <w:r>
-        <w:t xml:space="preserve"> </w:t>
-      </w:r>
-      <w:proofErr w:type="spellStart"/>
-      <w:r>
-        <w:t>si</w:t>
-      </w:r>
-      <w:proofErr w:type="spellEnd"/>
-      <w:r>
-        <w:t xml:space="preserve"> </w:t>
-      </w:r>
-      <w:proofErr w:type="spellStart"/>
-      <w:r>
-        <w:t>parola</w:t>
-      </w:r>
-      <w:proofErr w:type="spellEnd"/>
-    </w:p>
-    <w:p>
-      <w:pPr>
-        <w:pStyle w:val="ListParagraph"/>
-      </w:pPr>
-      <w:proofErr w:type="spellStart"/>
-      <w:r>
-        <w:t>Angajat</w:t>
-      </w:r>
-      <w:proofErr w:type="spellEnd"/>
-      <w:r>
-        <w:t xml:space="preserve"> – CNP, </w:t>
-      </w:r>
-      <w:proofErr w:type="spellStart"/>
-      <w:r>
-        <w:t>nume</w:t>
-      </w:r>
-      <w:proofErr w:type="spellEnd"/>
-      <w:r>
-        <w:t xml:space="preserve"> </w:t>
-      </w:r>
-      <w:proofErr w:type="spellStart"/>
-      <w:r>
-        <w:t>si</w:t>
-      </w:r>
-      <w:proofErr w:type="spellEnd"/>
-      <w:r>
-        <w:t xml:space="preserve"> </w:t>
-      </w:r>
-      <w:proofErr w:type="spellStart"/>
-      <w:r>
-        <w:t>prenume</w:t>
-      </w:r>
-      <w:proofErr w:type="spellEnd"/>
-      <w:r>
-        <w:t xml:space="preserve"> </w:t>
-      </w:r>
-      <w:proofErr w:type="spellStart"/>
-      <w:r>
-        <w:t>si</w:t>
-      </w:r>
-      <w:proofErr w:type="spellEnd"/>
-      <w:r>
-        <w:t xml:space="preserve"> </w:t>
-      </w:r>
-      <w:proofErr w:type="spellStart"/>
-      <w:r>
-        <w:t>parola</w:t>
-      </w:r>
-      <w:proofErr w:type="spellEnd"/>
-    </w:p>
-    <w:p>
-      <w:pPr>
-        <w:pStyle w:val="ListParagraph"/>
-      </w:pPr>
-      <w:proofErr w:type="spellStart"/>
-      <w:r>
-        <w:t>Angajat</w:t>
-      </w:r>
-      <w:proofErr w:type="spellEnd"/>
-      <w:r>
-        <w:t xml:space="preserve"> HR – CNP, </w:t>
-      </w:r>
-      <w:proofErr w:type="spellStart"/>
-      <w:r>
-        <w:t>nume</w:t>
-      </w:r>
-      <w:proofErr w:type="spellEnd"/>
-      <w:r>
-        <w:t xml:space="preserve"> </w:t>
-      </w:r>
-      <w:proofErr w:type="spellStart"/>
-      <w:r>
-        <w:t>si</w:t>
-      </w:r>
-      <w:proofErr w:type="spellEnd"/>
-      <w:r>
-        <w:t xml:space="preserve"> </w:t>
-      </w:r>
-      <w:proofErr w:type="spellStart"/>
-      <w:r>
-        <w:t>prenume</w:t>
-      </w:r>
-      <w:proofErr w:type="spellEnd"/>
-      <w:r>
-        <w:t xml:space="preserve"> </w:t>
-      </w:r>
-      <w:proofErr w:type="spellStart"/>
-      <w:r>
-        <w:t>si</w:t>
-      </w:r>
-      <w:proofErr w:type="spellEnd"/>
-      <w:r>
-        <w:t xml:space="preserve"> </w:t>
-      </w:r>
-      <w:proofErr w:type="spellStart"/>
-      <w:r>
-        <w:t>parola</w:t>
-      </w:r>
-      <w:proofErr w:type="spellEnd"/>
-    </w:p>
-    <w:p>
-      <w:pPr>
-        <w:pStyle w:val="ListParagraph"/>
-      </w:pPr>
-      <w:r>
-        <w:t xml:space="preserve">Manager – CNP, </w:t>
-      </w:r>
-      <w:proofErr w:type="spellStart"/>
-      <w:r>
-        <w:t>nume</w:t>
-      </w:r>
-      <w:proofErr w:type="spellEnd"/>
-      <w:r>
-        <w:t xml:space="preserve"> </w:t>
-      </w:r>
-      <w:proofErr w:type="spellStart"/>
-      <w:r>
-        <w:t>si</w:t>
-      </w:r>
-      <w:proofErr w:type="spellEnd"/>
-      <w:r>
-        <w:t xml:space="preserve"> </w:t>
-      </w:r>
-      <w:proofErr w:type="spellStart"/>
-      <w:r>
-        <w:t>prenume</w:t>
-      </w:r>
-      <w:proofErr w:type="spellEnd"/>
-      <w:r>
-        <w:t xml:space="preserve"> </w:t>
-      </w:r>
-      <w:proofErr w:type="spellStart"/>
-      <w:r>
-        <w:t>si</w:t>
-      </w:r>
-      <w:proofErr w:type="spellEnd"/>
-      <w:r>
-        <w:t xml:space="preserve"> </w:t>
-      </w:r>
-      <w:proofErr w:type="spellStart"/>
-      <w:r>
-        <w:t>parola</w:t>
-      </w:r>
-      <w:proofErr w:type="spellEnd"/>
-    </w:p>
-    <w:p>
-      <w:pPr>
-        <w:pStyle w:val="ListParagraph"/>
-      </w:pPr>
-    </w:p>
-    <w:p>
-      <w:pPr>
-        <w:pStyle w:val="ListParagraph"/>
-      </w:pPr>
-      <w:r>
-        <w:t xml:space="preserve">Care sunt </w:t>
-      </w:r>
-      <w:proofErr w:type="spellStart"/>
-      <w:r>
-        <w:t>procesele</w:t>
-      </w:r>
-      <w:proofErr w:type="spellEnd"/>
-      <w:r>
-        <w:t xml:space="preserve"> din </w:t>
-      </w:r>
-      <w:proofErr w:type="spellStart"/>
-      <w:r>
-        <w:t>cadrul</w:t>
-      </w:r>
-      <w:proofErr w:type="spellEnd"/>
-      <w:r>
-        <w:t xml:space="preserve"> </w:t>
-      </w:r>
-      <w:proofErr w:type="spellStart"/>
-      <w:r>
-        <w:t>aplica</w:t>
+        <w:t xml:space="preserve"> – CNP, nume si prenume</w:t>
+      </w:r>
+      <w:r>
+        <w:t xml:space="preserve"> si parola</w:t>
+      </w:r>
+    </w:p>
+    <w:p>
+      <w:pPr>
+        <w:pStyle w:val="ListParagraph"/>
+      </w:pPr>
+      <w:r>
+        <w:t>Angajat – CNP, nume si prenume</w:t>
+      </w:r>
+      <w:r>
+        <w:t xml:space="preserve"> si parola</w:t>
+      </w:r>
+    </w:p>
+    <w:p>
+      <w:pPr>
+        <w:pStyle w:val="ListParagraph"/>
+      </w:pPr>
+      <w:r>
+        <w:t>Angajat HR – CNP, nume si prenume</w:t>
+      </w:r>
+      <w:r>
+        <w:t xml:space="preserve"> si parola</w:t>
+      </w:r>
+    </w:p>
+    <w:p>
+      <w:pPr>
+        <w:pStyle w:val="ListParagraph"/>
+      </w:pPr>
+      <w:r>
+        <w:t>Manager – CNP, nume si prenume</w:t>
+      </w:r>
+      <w:r>
+        <w:t xml:space="preserve"> si parola</w:t>
+      </w:r>
+    </w:p>
+    <w:p>
+      <w:pPr>
+        <w:pStyle w:val="ListParagraph"/>
+      </w:pPr>
+    </w:p>
+    <w:p>
+      <w:pPr>
+        <w:pStyle w:val="ListParagraph"/>
+      </w:pPr>
+      <w:r>
+        <w:t>Care sunt procesele din cadrul aplica</w:t>
       </w:r>
       <w:r>
         <w:t>t</w:t>
       </w:r>
       <w:r>
-        <w:t>iei</w:t>
-      </w:r>
-      <w:proofErr w:type="spellEnd"/>
-      <w:r>
-        <w:t>?</w:t>
-      </w:r>
-    </w:p>
-    <w:p>
-      <w:pPr>
-        <w:pStyle w:val="ListParagraph"/>
-      </w:pPr>
-      <w:proofErr w:type="spellStart"/>
-      <w:r>
-        <w:t>În</w:t>
-      </w:r>
-      <w:proofErr w:type="spellEnd"/>
-      <w:r>
-        <w:t xml:space="preserve"> </w:t>
-      </w:r>
-      <w:proofErr w:type="spellStart"/>
-      <w:r>
-        <w:t>cadrul</w:t>
-      </w:r>
-      <w:proofErr w:type="spellEnd"/>
-      <w:r>
-        <w:t xml:space="preserve"> </w:t>
-      </w:r>
-      <w:proofErr w:type="spellStart"/>
-      <w:r>
-        <w:t>aplica</w:t>
+        <w:t>iei?</w:t>
+      </w:r>
+    </w:p>
+    <w:p>
+      <w:pPr>
+        <w:pStyle w:val="ListParagraph"/>
+      </w:pPr>
+      <w:r>
+        <w:t>În cadrul aplica</w:t>
       </w:r>
       <w:r>
         <w:t>t</w:t>
       </w:r>
       <w:r>
-        <w:t>iei</w:t>
-      </w:r>
-      <w:proofErr w:type="spellEnd"/>
-      <w:r>
-        <w:t xml:space="preserve"> </w:t>
-      </w:r>
-      <w:proofErr w:type="spellStart"/>
-      <w:r>
-        <w:t>exist</w:t>
+        <w:t>iei exist</w:t>
       </w:r>
       <w:r>
         <w:t>a</w:t>
       </w:r>
-      <w:proofErr w:type="spellEnd"/>
-      <w:r>
-        <w:t xml:space="preserve"> </w:t>
-      </w:r>
-      <w:proofErr w:type="spellStart"/>
-      <w:r>
-        <w:t>urm</w:t>
+      <w:r>
+        <w:t xml:space="preserve"> urm</w:t>
       </w:r>
       <w:r>
         <w:t>a</w:t>
       </w:r>
       <w:r>
-        <w:t>toarele</w:t>
-      </w:r>
-      <w:proofErr w:type="spellEnd"/>
-      <w:r>
-        <w:t xml:space="preserve"> </w:t>
-      </w:r>
-      <w:proofErr w:type="spellStart"/>
-      <w:r>
-        <w:t>procese</w:t>
-      </w:r>
-      <w:proofErr w:type="spellEnd"/>
-      <w:r>
-        <w:t xml:space="preserve">: </w:t>
+        <w:t xml:space="preserve">toarele procese: </w:t>
       </w:r>
     </w:p>
     <w:p>
@@ -1425,19 +570,9 @@
       <w:r>
         <w:t xml:space="preserve">P1: </w:t>
       </w:r>
-      <w:proofErr w:type="spellStart"/>
-      <w:r>
-        <w:t>Creare</w:t>
-      </w:r>
-      <w:proofErr w:type="spellEnd"/>
-      <w:r>
-        <w:t xml:space="preserve"> </w:t>
-      </w:r>
-      <w:proofErr w:type="spellStart"/>
-      <w:r>
-        <w:t>cont</w:t>
-      </w:r>
-      <w:proofErr w:type="spellEnd"/>
+      <w:r>
+        <w:t>Creare cont</w:t>
+      </w:r>
       <w:r>
         <w:t xml:space="preserve"> </w:t>
       </w:r>
@@ -1453,27 +588,9 @@
       <w:r>
         <w:t xml:space="preserve">P2: </w:t>
       </w:r>
-      <w:proofErr w:type="spellStart"/>
-      <w:r>
-        <w:t>Creare</w:t>
-      </w:r>
-      <w:proofErr w:type="spellEnd"/>
-      <w:r>
-        <w:t xml:space="preserve"> </w:t>
-      </w:r>
-      <w:proofErr w:type="spellStart"/>
-      <w:r>
-        <w:t>cont</w:t>
-      </w:r>
-      <w:proofErr w:type="spellEnd"/>
-      <w:r>
-        <w:t xml:space="preserve"> </w:t>
-      </w:r>
-      <w:proofErr w:type="spellStart"/>
-      <w:r>
-        <w:t>bancar</w:t>
-      </w:r>
-      <w:proofErr w:type="spellEnd"/>
+      <w:r>
+        <w:t>Creare cont bancar</w:t>
+      </w:r>
       <w:r>
         <w:t xml:space="preserve">  </w:t>
       </w:r>
@@ -1489,24 +606,8 @@
       <w:r>
         <w:t xml:space="preserve">P3: </w:t>
       </w:r>
-      <w:proofErr w:type="spellStart"/>
-      <w:r>
-        <w:t>Creare</w:t>
-      </w:r>
-      <w:proofErr w:type="spellEnd"/>
-      <w:r>
-        <w:t xml:space="preserve"> </w:t>
-      </w:r>
-      <w:proofErr w:type="spellStart"/>
-      <w:r>
-        <w:t>cerere</w:t>
-      </w:r>
-      <w:proofErr w:type="spellEnd"/>
-      <w:r>
-        <w:t xml:space="preserve"> de credit</w:t>
-      </w:r>
-      <w:r>
-        <w:t xml:space="preserve"> </w:t>
+      <w:r>
+        <w:t>Creare cerere de credit</w:t>
       </w:r>
     </w:p>
     <w:p>
@@ -1520,43 +621,14 @@
       <w:r>
         <w:t xml:space="preserve">P4: </w:t>
       </w:r>
-      <w:proofErr w:type="spellStart"/>
-      <w:r>
-        <w:t>Aprobare</w:t>
-      </w:r>
-      <w:proofErr w:type="spellEnd"/>
+      <w:r>
+        <w:t xml:space="preserve">Aprobare cerere de credit pana in </w:t>
+      </w:r>
       <w:r>
         <w:t xml:space="preserve"> </w:t>
       </w:r>
-      <w:proofErr w:type="spellStart"/>
-      <w:r>
-        <w:t>cerere</w:t>
-      </w:r>
-      <w:proofErr w:type="spellEnd"/>
-      <w:r>
-        <w:t xml:space="preserve"> de credit </w:t>
-      </w:r>
-      <w:proofErr w:type="spellStart"/>
-      <w:r>
-        <w:t>pana</w:t>
-      </w:r>
-      <w:proofErr w:type="spellEnd"/>
-      <w:r>
-        <w:t xml:space="preserve"> </w:t>
-      </w:r>
-      <w:proofErr w:type="gramStart"/>
-      <w:r>
-        <w:t xml:space="preserve">in </w:t>
-      </w:r>
-      <w:r>
-        <w:t xml:space="preserve"> </w:t>
-      </w:r>
-      <w:r>
-        <w:t>5000</w:t>
-      </w:r>
-      <w:proofErr w:type="gramEnd"/>
-      <w:r>
-        <w:t xml:space="preserve"> de lei</w:t>
+      <w:r>
+        <w:t>5000 de lei</w:t>
       </w:r>
     </w:p>
     <w:p>
@@ -1570,29 +642,8 @@
       <w:r>
         <w:t xml:space="preserve">P5: </w:t>
       </w:r>
-      <w:proofErr w:type="spellStart"/>
-      <w:r>
-        <w:t>Aprobare</w:t>
-      </w:r>
-      <w:proofErr w:type="spellEnd"/>
-      <w:r>
-        <w:t xml:space="preserve"> </w:t>
-      </w:r>
-      <w:proofErr w:type="spellStart"/>
-      <w:r>
-        <w:t>cerere</w:t>
-      </w:r>
-      <w:proofErr w:type="spellEnd"/>
-      <w:r>
-        <w:t xml:space="preserve"> de credit </w:t>
-      </w:r>
-      <w:proofErr w:type="spellStart"/>
-      <w:r>
-        <w:t>mai</w:t>
-      </w:r>
-      <w:proofErr w:type="spellEnd"/>
-      <w:r>
-        <w:t xml:space="preserve"> mare de 5000 de lei</w:t>
+      <w:r>
+        <w:t>Aprobare cerere de credit mai mare de 5000 de lei</w:t>
       </w:r>
     </w:p>
     <w:p>
@@ -1604,23 +655,7 @@
         </w:numPr>
       </w:pPr>
       <w:r>
-        <w:t xml:space="preserve">P6: </w:t>
-      </w:r>
-      <w:proofErr w:type="spellStart"/>
-      <w:r>
-        <w:t>Respingere</w:t>
-      </w:r>
-      <w:proofErr w:type="spellEnd"/>
-      <w:r>
-        <w:t xml:space="preserve"> </w:t>
-      </w:r>
-      <w:proofErr w:type="spellStart"/>
-      <w:r>
-        <w:t>cerere</w:t>
-      </w:r>
-      <w:proofErr w:type="spellEnd"/>
-      <w:r>
-        <w:t xml:space="preserve"> de credit</w:t>
+        <w:t>P6: Respingere cerere de credit</w:t>
       </w:r>
     </w:p>
     <w:p>
@@ -1640,27 +675,9 @@
       <w:r>
         <w:t xml:space="preserve">: </w:t>
       </w:r>
-      <w:proofErr w:type="spellStart"/>
-      <w:r>
-        <w:t>Vizualizare</w:t>
-      </w:r>
-      <w:proofErr w:type="spellEnd"/>
-      <w:r>
-        <w:t xml:space="preserve"> </w:t>
-      </w:r>
-      <w:proofErr w:type="spellStart"/>
-      <w:r>
-        <w:t>cereri</w:t>
-      </w:r>
-      <w:proofErr w:type="spellEnd"/>
-      <w:r>
-        <w:t xml:space="preserve"> de </w:t>
-      </w:r>
-      <w:proofErr w:type="spellStart"/>
-      <w:r>
-        <w:t>credite</w:t>
-      </w:r>
-      <w:proofErr w:type="spellEnd"/>
+      <w:r>
+        <w:t>Vizualizare cereri de credite</w:t>
+      </w:r>
     </w:p>
     <w:p>
       <w:pPr>
@@ -1679,27 +696,9 @@
       <w:r>
         <w:t xml:space="preserve">: </w:t>
       </w:r>
-      <w:proofErr w:type="spellStart"/>
-      <w:r>
-        <w:t>Vizualizare</w:t>
-      </w:r>
-      <w:proofErr w:type="spellEnd"/>
-      <w:r>
-        <w:t xml:space="preserve"> </w:t>
-      </w:r>
-      <w:proofErr w:type="spellStart"/>
-      <w:r>
-        <w:t>conturi</w:t>
-      </w:r>
-      <w:proofErr w:type="spellEnd"/>
-      <w:r>
-        <w:t xml:space="preserve"> </w:t>
-      </w:r>
-      <w:proofErr w:type="spellStart"/>
-      <w:r>
-        <w:t>bancare</w:t>
-      </w:r>
-      <w:proofErr w:type="spellEnd"/>
+      <w:r>
+        <w:t>Vizualizare conturi bancare</w:t>
+      </w:r>
       <w:r>
         <w:t xml:space="preserve"> </w:t>
       </w:r>
@@ -1721,19 +720,9 @@
       <w:r>
         <w:t xml:space="preserve">: </w:t>
       </w:r>
-      <w:proofErr w:type="spellStart"/>
-      <w:r>
-        <w:t>Modificare</w:t>
-      </w:r>
-      <w:proofErr w:type="spellEnd"/>
-      <w:r>
-        <w:t xml:space="preserve"> date </w:t>
-      </w:r>
-      <w:proofErr w:type="spellStart"/>
-      <w:r>
-        <w:t>angajati</w:t>
-      </w:r>
-      <w:proofErr w:type="spellEnd"/>
+      <w:r>
+        <w:t>Modificare date angajati</w:t>
+      </w:r>
     </w:p>
     <w:p>
       <w:pPr>
@@ -1744,55 +733,16 @@
         </w:numPr>
       </w:pPr>
       <w:r>
-        <w:t xml:space="preserve">P10: </w:t>
-      </w:r>
-      <w:proofErr w:type="spellStart"/>
-      <w:r>
-        <w:t>Vizualizare</w:t>
-      </w:r>
-      <w:proofErr w:type="spellEnd"/>
-      <w:r>
-        <w:t xml:space="preserve"> date </w:t>
-      </w:r>
-      <w:proofErr w:type="spellStart"/>
-      <w:r>
-        <w:t>angajati</w:t>
-      </w:r>
-      <w:proofErr w:type="spellEnd"/>
-    </w:p>
-    <w:p>
-      <w:pPr>
-        <w:pStyle w:val="ListParagraph"/>
-      </w:pPr>
-      <w:proofErr w:type="spellStart"/>
-      <w:r>
-        <w:t>Construirea</w:t>
-      </w:r>
-      <w:proofErr w:type="spellEnd"/>
-      <w:r>
-        <w:t xml:space="preserve"> </w:t>
-      </w:r>
-      <w:proofErr w:type="spellStart"/>
-      <w:r>
-        <w:t>matricii</w:t>
-      </w:r>
-      <w:proofErr w:type="spellEnd"/>
-      <w:r>
-        <w:t xml:space="preserve"> </w:t>
-      </w:r>
-      <w:proofErr w:type="spellStart"/>
-      <w:r>
-        <w:t>proces</w:t>
-      </w:r>
-      <w:proofErr w:type="spellEnd"/>
-      <w:r>
-        <w:t xml:space="preserve"> – </w:t>
-      </w:r>
-      <w:proofErr w:type="spellStart"/>
-      <w:r>
-        <w:t>utilizator</w:t>
-      </w:r>
-      <w:proofErr w:type="spellEnd"/>
+        <w:t>P10: Vizualizare date angajati</w:t>
+      </w:r>
+    </w:p>
+    <w:p>
+      <w:pPr>
+        <w:pStyle w:val="ListParagraph"/>
+      </w:pPr>
+      <w:r>
+        <w:t>Construirea matricii proces – utilizator</w:t>
+      </w:r>
     </w:p>
     <w:tbl>
       <w:tblPr>
@@ -2140,11 +1090,9 @@
               <w:pStyle w:val="ListParagraph"/>
               <w:ind w:left="0"/>
             </w:pPr>
-            <w:proofErr w:type="spellStart"/>
             <w:r>
               <w:t>Angajat</w:t>
             </w:r>
-            <w:proofErr w:type="spellEnd"/>
           </w:p>
         </w:tc>
         <w:tc>
@@ -2290,13 +1238,8 @@
               <w:pStyle w:val="ListParagraph"/>
               <w:ind w:left="0"/>
             </w:pPr>
-            <w:proofErr w:type="spellStart"/>
-            <w:r>
-              <w:t>Angajat</w:t>
-            </w:r>
-            <w:proofErr w:type="spellEnd"/>
-            <w:r>
-              <w:t xml:space="preserve"> HR</w:t>
+            <w:r>
+              <w:t>Angajat HR</w:t>
             </w:r>
           </w:p>
         </w:tc>
@@ -2588,22 +1531,9 @@
       <w:pPr>
         <w:pStyle w:val="ListParagraph"/>
       </w:pPr>
-      <w:proofErr w:type="spellStart"/>
       <w:r>
         <w:lastRenderedPageBreak/>
-        <w:t>Diagrama</w:t>
-      </w:r>
-      <w:proofErr w:type="spellEnd"/>
-      <w:r>
-        <w:t xml:space="preserve"> </w:t>
-      </w:r>
-      <w:proofErr w:type="spellStart"/>
-      <w:r>
-        <w:t>bazei</w:t>
-      </w:r>
-      <w:proofErr w:type="spellEnd"/>
-      <w:r>
-        <w:t xml:space="preserve"> de date</w:t>
+        <w:t>Diagrama bazei de date</w:t>
       </w:r>
     </w:p>
     <w:p>
@@ -2703,30 +1633,9 @@
       <w:pPr>
         <w:pStyle w:val="ListParagraph"/>
       </w:pPr>
-      <w:proofErr w:type="spellStart"/>
       <w:r>
         <w:lastRenderedPageBreak/>
-        <w:t>Construirea</w:t>
-      </w:r>
-      <w:proofErr w:type="spellEnd"/>
-      <w:r>
-        <w:t xml:space="preserve"> </w:t>
-      </w:r>
-      <w:proofErr w:type="spellStart"/>
-      <w:r>
-        <w:t>matricii</w:t>
-      </w:r>
-      <w:proofErr w:type="spellEnd"/>
-      <w:r>
-        <w:t xml:space="preserve"> </w:t>
-      </w:r>
-      <w:proofErr w:type="spellStart"/>
-      <w:r>
-        <w:t>entitate</w:t>
-      </w:r>
-      <w:proofErr w:type="spellEnd"/>
-      <w:r>
-        <w:t xml:space="preserve"> – </w:t>
+        <w:t xml:space="preserve">Construirea matricii entitate – </w:t>
       </w:r>
       <w:r>
         <w:t>process</w:t>
@@ -2926,11 +1835,9 @@
               <w:pStyle w:val="ListParagraph"/>
               <w:ind w:left="0"/>
             </w:pPr>
-            <w:proofErr w:type="spellStart"/>
             <w:r>
               <w:t>utilizatori</w:t>
             </w:r>
-            <w:proofErr w:type="spellEnd"/>
           </w:p>
         </w:tc>
         <w:tc>
@@ -3094,11 +2001,9 @@
               <w:pStyle w:val="ListParagraph"/>
               <w:ind w:left="0"/>
             </w:pPr>
-            <w:proofErr w:type="spellStart"/>
             <w:r>
               <w:t>chei_criptari_cnpuri</w:t>
             </w:r>
-            <w:proofErr w:type="spellEnd"/>
           </w:p>
         </w:tc>
         <w:tc>
@@ -3241,11 +2146,9 @@
               <w:pStyle w:val="ListParagraph"/>
               <w:ind w:left="0"/>
             </w:pPr>
-            <w:proofErr w:type="spellStart"/>
             <w:r>
               <w:t>conturi_utilizatori</w:t>
             </w:r>
-            <w:proofErr w:type="spellEnd"/>
           </w:p>
         </w:tc>
         <w:tc>
@@ -3391,11 +2294,9 @@
               <w:pStyle w:val="ListParagraph"/>
               <w:ind w:left="0"/>
             </w:pPr>
-            <w:proofErr w:type="spellStart"/>
             <w:r>
               <w:t>conturi</w:t>
             </w:r>
-            <w:proofErr w:type="spellEnd"/>
           </w:p>
         </w:tc>
         <w:tc>
@@ -3547,11 +2448,9 @@
               <w:pStyle w:val="ListParagraph"/>
               <w:ind w:left="0"/>
             </w:pPr>
-            <w:proofErr w:type="spellStart"/>
             <w:r>
               <w:t>credite</w:t>
             </w:r>
-            <w:proofErr w:type="spellEnd"/>
           </w:p>
         </w:tc>
         <w:tc>
@@ -3696,23 +2595,7 @@
         <w:pStyle w:val="ListParagraph"/>
       </w:pPr>
       <w:r>
-        <w:t xml:space="preserve">Legenda: I= </w:t>
-      </w:r>
-      <w:proofErr w:type="gramStart"/>
-      <w:r>
-        <w:t>Insert ,</w:t>
-      </w:r>
-      <w:proofErr w:type="gramEnd"/>
-      <w:r>
-        <w:t xml:space="preserve"> U= </w:t>
-      </w:r>
-      <w:proofErr w:type="gramStart"/>
-      <w:r>
-        <w:t>update ,</w:t>
-      </w:r>
-      <w:proofErr w:type="gramEnd"/>
-      <w:r>
-        <w:t xml:space="preserve"> D= delete, S= select</w:t>
+        <w:t>Legenda: I= Insert , U= update , D= delete, S= select</w:t>
       </w:r>
     </w:p>
     <w:p>
@@ -3724,38 +2607,15 @@
       <w:pPr>
         <w:ind w:firstLine="720"/>
       </w:pPr>
-      <w:proofErr w:type="spellStart"/>
-      <w:r>
-        <w:t>Construirea</w:t>
-      </w:r>
-      <w:proofErr w:type="spellEnd"/>
+      <w:r>
+        <w:t>Construirea matricii entitate –</w:t>
+      </w:r>
       <w:r>
         <w:t xml:space="preserve"> </w:t>
       </w:r>
-      <w:proofErr w:type="spellStart"/>
-      <w:r>
-        <w:t>matricii</w:t>
-      </w:r>
-      <w:proofErr w:type="spellEnd"/>
-      <w:r>
-        <w:t xml:space="preserve"> </w:t>
-      </w:r>
-      <w:proofErr w:type="spellStart"/>
-      <w:r>
-        <w:t>entitate</w:t>
-      </w:r>
-      <w:proofErr w:type="spellEnd"/>
-      <w:r>
-        <w:t xml:space="preserve"> –</w:t>
-      </w:r>
-      <w:r>
-        <w:t xml:space="preserve"> </w:t>
-      </w:r>
-      <w:proofErr w:type="spellStart"/>
       <w:r>
         <w:t>utilizator</w:t>
       </w:r>
-      <w:proofErr w:type="spellEnd"/>
     </w:p>
     <w:tbl>
       <w:tblPr>
@@ -3798,11 +2658,9 @@
             <w:pPr>
               <w:jc w:val="center"/>
             </w:pPr>
-            <w:proofErr w:type="spellStart"/>
             <w:r>
               <w:t>Angajat</w:t>
             </w:r>
-            <w:proofErr w:type="spellEnd"/>
           </w:p>
         </w:tc>
         <w:tc>
@@ -3813,13 +2671,8 @@
             <w:pPr>
               <w:jc w:val="center"/>
             </w:pPr>
-            <w:proofErr w:type="spellStart"/>
-            <w:r>
-              <w:t>Angajat</w:t>
-            </w:r>
-            <w:proofErr w:type="spellEnd"/>
-            <w:r>
-              <w:t xml:space="preserve"> HR</w:t>
+            <w:r>
+              <w:t>Angajat HR</w:t>
             </w:r>
           </w:p>
         </w:tc>
@@ -3843,11 +2696,9 @@
             <w:tcW w:w="2173" w:type="dxa"/>
           </w:tcPr>
           <w:p>
-            <w:proofErr w:type="spellStart"/>
             <w:r>
               <w:t>utilizatori</w:t>
             </w:r>
-            <w:proofErr w:type="spellEnd"/>
           </w:p>
         </w:tc>
         <w:tc>
@@ -3909,11 +2760,9 @@
             <w:tcW w:w="2173" w:type="dxa"/>
           </w:tcPr>
           <w:p>
-            <w:proofErr w:type="spellStart"/>
             <w:r>
               <w:t>chei_criptari_cnpuri</w:t>
             </w:r>
-            <w:proofErr w:type="spellEnd"/>
           </w:p>
         </w:tc>
         <w:tc>
@@ -3975,11 +2824,9 @@
             <w:tcW w:w="2173" w:type="dxa"/>
           </w:tcPr>
           <w:p>
-            <w:proofErr w:type="spellStart"/>
             <w:r>
               <w:t>conturi_utilizatori</w:t>
             </w:r>
-            <w:proofErr w:type="spellEnd"/>
           </w:p>
         </w:tc>
         <w:tc>
@@ -4038,11 +2885,9 @@
             <w:tcW w:w="2173" w:type="dxa"/>
           </w:tcPr>
           <w:p>
-            <w:proofErr w:type="spellStart"/>
             <w:r>
               <w:t>conturi</w:t>
             </w:r>
-            <w:proofErr w:type="spellEnd"/>
           </w:p>
         </w:tc>
         <w:tc>
@@ -4101,11 +2946,9 @@
             <w:tcW w:w="2173" w:type="dxa"/>
           </w:tcPr>
           <w:p>
-            <w:proofErr w:type="spellStart"/>
             <w:r>
               <w:t>credite</w:t>
             </w:r>
-            <w:proofErr w:type="spellEnd"/>
           </w:p>
         </w:tc>
         <w:tc>
@@ -4164,23 +3007,7 @@
         <w:pStyle w:val="ListParagraph"/>
       </w:pPr>
       <w:r>
-        <w:t xml:space="preserve">Legenda: I= </w:t>
-      </w:r>
-      <w:proofErr w:type="gramStart"/>
-      <w:r>
-        <w:t>Insert ,</w:t>
-      </w:r>
-      <w:proofErr w:type="gramEnd"/>
-      <w:r>
-        <w:t xml:space="preserve"> U= </w:t>
-      </w:r>
-      <w:proofErr w:type="gramStart"/>
-      <w:r>
-        <w:t>update ,</w:t>
-      </w:r>
-      <w:proofErr w:type="gramEnd"/>
-      <w:r>
-        <w:t xml:space="preserve"> D= delete, S= select</w:t>
+        <w:t>Legenda: I= Insert , U= update , D= delete, S= select</w:t>
       </w:r>
     </w:p>
     <w:p>
@@ -4195,237 +3022,46 @@
       <w:r>
         <w:t xml:space="preserve">b. </w:t>
       </w:r>
-      <w:proofErr w:type="spellStart"/>
-      <w:r>
-        <w:t>Implementarea</w:t>
-      </w:r>
-      <w:proofErr w:type="spellEnd"/>
-      <w:r>
-        <w:t xml:space="preserve"> </w:t>
-      </w:r>
-      <w:proofErr w:type="spellStart"/>
-      <w:r>
-        <w:t>configura</w:t>
+      <w:r>
+        <w:t>Implementarea configura</w:t>
       </w:r>
       <w:r>
         <w:t>t</w:t>
       </w:r>
       <w:r>
-        <w:t>iei</w:t>
-      </w:r>
-      <w:proofErr w:type="spellEnd"/>
-      <w:r>
-        <w:t xml:space="preserve"> de management </w:t>
-      </w:r>
-      <w:proofErr w:type="gramStart"/>
-      <w:r>
-        <w:t>a</w:t>
-      </w:r>
-      <w:proofErr w:type="gramEnd"/>
-      <w:r>
-        <w:t xml:space="preserve"> </w:t>
-      </w:r>
-      <w:proofErr w:type="spellStart"/>
-      <w:r>
-        <w:t>identit</w:t>
+        <w:t>iei de management a identit</w:t>
       </w:r>
       <w:r>
         <w:t>at</w:t>
       </w:r>
       <w:r>
-        <w:t>ilor</w:t>
-      </w:r>
-      <w:proofErr w:type="spellEnd"/>
-      <w:r>
-        <w:t xml:space="preserve"> </w:t>
+        <w:t xml:space="preserve">ilor </w:t>
       </w:r>
       <w:r>
         <w:t>i</w:t>
       </w:r>
       <w:r>
-        <w:t xml:space="preserve">n </w:t>
-      </w:r>
-      <w:proofErr w:type="spellStart"/>
-      <w:r>
-        <w:t>baza</w:t>
-      </w:r>
-      <w:proofErr w:type="spellEnd"/>
-      <w:r>
-        <w:t xml:space="preserve"> de date</w:t>
-      </w:r>
-    </w:p>
-    <w:p>
-      <w:pPr>
-        <w:pStyle w:val="ListParagraph"/>
-      </w:pPr>
-      <w:proofErr w:type="spellStart"/>
-      <w:r>
-        <w:t>Fiind</w:t>
-      </w:r>
-      <w:proofErr w:type="spellEnd"/>
-      <w:r>
-        <w:t xml:space="preserve"> o </w:t>
-      </w:r>
-      <w:proofErr w:type="spellStart"/>
-      <w:r>
-        <w:t>aplicatie</w:t>
-      </w:r>
-      <w:proofErr w:type="spellEnd"/>
-      <w:r>
-        <w:t xml:space="preserve"> java am </w:t>
-      </w:r>
-      <w:proofErr w:type="spellStart"/>
-      <w:r>
-        <w:t>creat</w:t>
-      </w:r>
-      <w:proofErr w:type="spellEnd"/>
-      <w:r>
-        <w:t xml:space="preserve"> un user </w:t>
-      </w:r>
-      <w:proofErr w:type="spellStart"/>
-      <w:r>
-        <w:t>sbd</w:t>
-      </w:r>
-      <w:proofErr w:type="spellEnd"/>
-      <w:r>
-        <w:t xml:space="preserve"> </w:t>
-      </w:r>
-      <w:proofErr w:type="spellStart"/>
-      <w:r>
-        <w:t>prin</w:t>
-      </w:r>
-      <w:proofErr w:type="spellEnd"/>
-      <w:r>
-        <w:t xml:space="preserve"> care </w:t>
-      </w:r>
-      <w:r>
-        <w:t xml:space="preserve">am </w:t>
-      </w:r>
-      <w:proofErr w:type="spellStart"/>
-      <w:r>
-        <w:t>realizat</w:t>
-      </w:r>
-      <w:proofErr w:type="spellEnd"/>
-      <w:r>
-        <w:t xml:space="preserve"> initial</w:t>
-      </w:r>
-      <w:r>
-        <w:t xml:space="preserve"> </w:t>
-      </w:r>
-      <w:proofErr w:type="spellStart"/>
-      <w:r>
-        <w:t>conexiunea</w:t>
-      </w:r>
-      <w:proofErr w:type="spellEnd"/>
-      <w:r>
-        <w:t xml:space="preserve"> la </w:t>
-      </w:r>
-      <w:proofErr w:type="spellStart"/>
-      <w:r>
-        <w:t>baza</w:t>
-      </w:r>
-      <w:proofErr w:type="spellEnd"/>
-      <w:r>
-        <w:t xml:space="preserve"> de date. </w:t>
-      </w:r>
-      <w:r>
-        <w:t xml:space="preserve">Ulterior am </w:t>
-      </w:r>
-      <w:proofErr w:type="spellStart"/>
-      <w:r>
-        <w:t>creat</w:t>
-      </w:r>
-      <w:proofErr w:type="spellEnd"/>
-      <w:r>
-        <w:t xml:space="preserve"> un </w:t>
-      </w:r>
-      <w:proofErr w:type="spellStart"/>
-      <w:r>
-        <w:t>utilizator</w:t>
-      </w:r>
-      <w:proofErr w:type="spellEnd"/>
-      <w:r>
-        <w:t xml:space="preserve"> </w:t>
-      </w:r>
-      <w:proofErr w:type="spellStart"/>
-      <w:r>
-        <w:t>aplicatie_java</w:t>
-      </w:r>
-      <w:proofErr w:type="spellEnd"/>
-      <w:r>
-        <w:t xml:space="preserve"> cu </w:t>
-      </w:r>
-      <w:proofErr w:type="spellStart"/>
-      <w:r>
-        <w:t>drepturi</w:t>
-      </w:r>
-      <w:proofErr w:type="spellEnd"/>
-      <w:r>
-        <w:t xml:space="preserve"> </w:t>
-      </w:r>
-      <w:proofErr w:type="spellStart"/>
-      <w:r>
-        <w:t>mai</w:t>
-      </w:r>
-      <w:proofErr w:type="spellEnd"/>
-      <w:r>
-        <w:t xml:space="preserve"> </w:t>
-      </w:r>
-      <w:proofErr w:type="spellStart"/>
-      <w:r>
-        <w:t>restranse</w:t>
-      </w:r>
-      <w:proofErr w:type="spellEnd"/>
-      <w:r>
-        <w:t xml:space="preserve">. </w:t>
-      </w:r>
-      <w:proofErr w:type="spellStart"/>
-      <w:r>
-        <w:t>Verificarea</w:t>
-      </w:r>
-      <w:proofErr w:type="spellEnd"/>
-      <w:r>
-        <w:t xml:space="preserve"> </w:t>
-      </w:r>
-      <w:proofErr w:type="spellStart"/>
-      <w:r>
-        <w:t>drepturilor</w:t>
-      </w:r>
-      <w:proofErr w:type="spellEnd"/>
-      <w:r>
-        <w:t xml:space="preserve"> </w:t>
-      </w:r>
-      <w:proofErr w:type="spellStart"/>
-      <w:r>
-        <w:t>asupra</w:t>
-      </w:r>
-      <w:proofErr w:type="spellEnd"/>
-      <w:r>
-        <w:t xml:space="preserve"> </w:t>
-      </w:r>
-      <w:proofErr w:type="spellStart"/>
-      <w:r>
-        <w:t>proceselor</w:t>
-      </w:r>
-      <w:proofErr w:type="spellEnd"/>
-      <w:r>
-        <w:t xml:space="preserve"> se face in </w:t>
-      </w:r>
-      <w:proofErr w:type="spellStart"/>
-      <w:r>
-        <w:t>aplicatie</w:t>
-      </w:r>
-      <w:proofErr w:type="spellEnd"/>
-      <w:r>
-        <w:t xml:space="preserve"> </w:t>
-      </w:r>
-      <w:proofErr w:type="spellStart"/>
-      <w:r>
-        <w:t>prin</w:t>
-      </w:r>
-      <w:proofErr w:type="spellEnd"/>
-      <w:r>
-        <w:t xml:space="preserve"> spring security.</w:t>
+        <w:t>n baza de date</w:t>
+      </w:r>
+    </w:p>
+    <w:p>
+      <w:pPr>
+        <w:pStyle w:val="ListParagraph"/>
+      </w:pPr>
+      <w:r>
+        <w:t xml:space="preserve">Fiind o aplicatie java am creat un user sbd prin care </w:t>
+      </w:r>
+      <w:r>
+        <w:t>am realizat initial</w:t>
+      </w:r>
+      <w:r>
+        <w:t xml:space="preserve"> conexiunea la baza de date. </w:t>
+      </w:r>
+      <w:r>
+        <w:t xml:space="preserve">Ulterior am creat un utilizator aplicatie_java cu drepturi mai restranse. </w:t>
+      </w:r>
+      <w:r>
+        <w:t>Verificarea drepturilor asupra proceselor se face in aplicatie prin spring security.</w:t>
       </w:r>
     </w:p>
     <w:p>
@@ -4501,118 +3137,20 @@
           <w:numId w:val="2"/>
         </w:numPr>
       </w:pPr>
-      <w:proofErr w:type="spellStart"/>
-      <w:r>
-        <w:t>Cerinta</w:t>
-      </w:r>
-      <w:proofErr w:type="spellEnd"/>
-      <w:r>
-        <w:t xml:space="preserve"> 5</w:t>
-      </w:r>
-    </w:p>
-    <w:p>
-      <w:pPr>
-        <w:pStyle w:val="ListParagraph"/>
-      </w:pPr>
-      <w:r>
-        <w:t xml:space="preserve">Cum </w:t>
-      </w:r>
-      <w:proofErr w:type="spellStart"/>
-      <w:r>
-        <w:t>securitatea</w:t>
-      </w:r>
-      <w:proofErr w:type="spellEnd"/>
-      <w:r>
-        <w:t xml:space="preserve"> se face la </w:t>
-      </w:r>
-      <w:proofErr w:type="spellStart"/>
-      <w:r>
-        <w:t>nivelul</w:t>
-      </w:r>
-      <w:proofErr w:type="spellEnd"/>
-      <w:r>
-        <w:t xml:space="preserve"> </w:t>
-      </w:r>
-      <w:proofErr w:type="spellStart"/>
-      <w:r>
-        <w:t>aplicatiei</w:t>
-      </w:r>
-      <w:proofErr w:type="spellEnd"/>
-      <w:r>
-        <w:t xml:space="preserve"> java am </w:t>
-      </w:r>
-      <w:proofErr w:type="spellStart"/>
-      <w:r>
-        <w:t>creat</w:t>
-      </w:r>
-      <w:proofErr w:type="spellEnd"/>
-      <w:r>
-        <w:t xml:space="preserve"> un </w:t>
-      </w:r>
-      <w:proofErr w:type="spellStart"/>
-      <w:r>
-        <w:t>utilizator</w:t>
-      </w:r>
-      <w:proofErr w:type="spellEnd"/>
-      <w:r>
-        <w:t xml:space="preserve"> </w:t>
-      </w:r>
-      <w:proofErr w:type="spellStart"/>
-      <w:r>
-        <w:t>aplicatie_java</w:t>
-      </w:r>
-      <w:proofErr w:type="spellEnd"/>
-      <w:r>
-        <w:t xml:space="preserve"> cu </w:t>
-      </w:r>
-      <w:proofErr w:type="spellStart"/>
-      <w:r>
-        <w:t>drepturi</w:t>
-      </w:r>
-      <w:proofErr w:type="spellEnd"/>
-      <w:r>
-        <w:t xml:space="preserve"> </w:t>
-      </w:r>
-      <w:proofErr w:type="spellStart"/>
-      <w:r>
-        <w:t>restranse</w:t>
-      </w:r>
-      <w:proofErr w:type="spellEnd"/>
-      <w:r>
-        <w:t xml:space="preserve"> </w:t>
-      </w:r>
-      <w:proofErr w:type="spellStart"/>
-      <w:r>
-        <w:t>prin</w:t>
-      </w:r>
-      <w:proofErr w:type="spellEnd"/>
-      <w:r>
-        <w:t xml:space="preserve"> care ma </w:t>
-      </w:r>
-      <w:proofErr w:type="spellStart"/>
-      <w:r>
-        <w:t>conectez</w:t>
-      </w:r>
-      <w:proofErr w:type="spellEnd"/>
-      <w:r>
-        <w:t xml:space="preserve"> la </w:t>
-      </w:r>
-      <w:proofErr w:type="spellStart"/>
-      <w:r>
-        <w:t>baza</w:t>
-      </w:r>
-      <w:proofErr w:type="spellEnd"/>
-      <w:r>
-        <w:t xml:space="preserve"> de date</w:t>
-      </w:r>
-      <w:r>
-        <w:t xml:space="preserve"> cu </w:t>
-      </w:r>
-      <w:proofErr w:type="spellStart"/>
-      <w:r>
-        <w:t>aplicatia</w:t>
-      </w:r>
-      <w:proofErr w:type="spellEnd"/>
+      <w:r>
+        <w:t>Cerinta 5</w:t>
+      </w:r>
+    </w:p>
+    <w:p>
+      <w:pPr>
+        <w:pStyle w:val="ListParagraph"/>
+      </w:pPr>
+      <w:r>
+        <w:t>Cum securitatea se face la nivelul aplicatiei java am creat un utilizator aplicatie_java cu drepturi restranse prin care ma conectez la baza de date</w:t>
+      </w:r>
+      <w:r>
+        <w:t xml:space="preserve"> cu aplicatia</w:t>
+      </w:r>
       <w:r>
         <w:t>.</w:t>
       </w:r>
@@ -4672,147 +3210,11 @@
         <w:pStyle w:val="ListParagraph"/>
       </w:pPr>
       <w:r>
-        <w:t xml:space="preserve">Dupa </w:t>
-      </w:r>
-      <w:proofErr w:type="spellStart"/>
-      <w:r>
-        <w:t>conectare</w:t>
-      </w:r>
-      <w:proofErr w:type="spellEnd"/>
-      <w:r>
-        <w:t xml:space="preserve"> la </w:t>
-      </w:r>
-      <w:proofErr w:type="spellStart"/>
-      <w:r>
-        <w:t>utilizatorul</w:t>
-      </w:r>
-      <w:proofErr w:type="spellEnd"/>
-      <w:r>
-        <w:t xml:space="preserve"> cu </w:t>
-      </w:r>
-      <w:proofErr w:type="spellStart"/>
-      <w:r>
-        <w:t>privilegii</w:t>
-      </w:r>
-      <w:proofErr w:type="spellEnd"/>
-      <w:r>
-        <w:t xml:space="preserve"> </w:t>
-      </w:r>
-      <w:proofErr w:type="spellStart"/>
-      <w:r>
-        <w:t>reduse</w:t>
-      </w:r>
-      <w:proofErr w:type="spellEnd"/>
-      <w:r>
-        <w:t xml:space="preserve"> am </w:t>
-      </w:r>
-      <w:proofErr w:type="spellStart"/>
-      <w:r>
-        <w:t>scris</w:t>
-      </w:r>
-      <w:proofErr w:type="spellEnd"/>
-      <w:r>
-        <w:t xml:space="preserve"> o </w:t>
-      </w:r>
-      <w:proofErr w:type="spellStart"/>
-      <w:r>
-        <w:t>migrare</w:t>
-      </w:r>
-      <w:proofErr w:type="spellEnd"/>
-      <w:r>
-        <w:t xml:space="preserve"> care </w:t>
-      </w:r>
-      <w:proofErr w:type="spellStart"/>
-      <w:r>
-        <w:t>esueaza</w:t>
-      </w:r>
-      <w:proofErr w:type="spellEnd"/>
-      <w:r>
-        <w:t xml:space="preserve"> de la </w:t>
-      </w:r>
-      <w:proofErr w:type="spellStart"/>
-      <w:r>
-        <w:t>lipsa</w:t>
-      </w:r>
-      <w:proofErr w:type="spellEnd"/>
-      <w:r>
-        <w:t xml:space="preserve"> de </w:t>
-      </w:r>
-      <w:proofErr w:type="spellStart"/>
-      <w:r>
-        <w:t>privilegii</w:t>
-      </w:r>
-      <w:proofErr w:type="spellEnd"/>
-      <w:r>
-        <w:t xml:space="preserve">, </w:t>
-      </w:r>
-      <w:proofErr w:type="spellStart"/>
-      <w:r>
-        <w:t>deoarece</w:t>
-      </w:r>
-      <w:proofErr w:type="spellEnd"/>
-      <w:r>
-        <w:t xml:space="preserve"> </w:t>
-      </w:r>
-      <w:proofErr w:type="spellStart"/>
-      <w:r>
-        <w:t>utilizatorului</w:t>
-      </w:r>
-      <w:proofErr w:type="spellEnd"/>
-      <w:r>
-        <w:t xml:space="preserve"> </w:t>
-      </w:r>
-      <w:proofErr w:type="spellStart"/>
-      <w:r>
-        <w:t>aplicatie_java</w:t>
-      </w:r>
-      <w:proofErr w:type="spellEnd"/>
-      <w:r>
-        <w:t xml:space="preserve"> nu </w:t>
-      </w:r>
-      <w:proofErr w:type="spellStart"/>
-      <w:r>
-        <w:t>i</w:t>
-      </w:r>
-      <w:proofErr w:type="spellEnd"/>
-      <w:r>
-        <w:t xml:space="preserve">-am </w:t>
-      </w:r>
-      <w:proofErr w:type="spellStart"/>
-      <w:r>
-        <w:t>dat</w:t>
-      </w:r>
-      <w:proofErr w:type="spellEnd"/>
-      <w:r>
-        <w:t xml:space="preserve"> </w:t>
-      </w:r>
-      <w:proofErr w:type="spellStart"/>
-      <w:r>
-        <w:t>privilegiu</w:t>
-      </w:r>
-      <w:proofErr w:type="spellEnd"/>
-      <w:r>
-        <w:t xml:space="preserve"> de DELETE </w:t>
+        <w:t xml:space="preserve">Dupa conectare la utilizatorul cu privilegii reduse am scris o migrare care esueaza de la lipsa de privilegii, deoarece utilizatorului aplicatie_java nu i-am dat privilegiu de DELETE </w:t>
       </w:r>
       <w:r>
         <w:lastRenderedPageBreak/>
-        <w:t xml:space="preserve">pe </w:t>
-      </w:r>
-      <w:proofErr w:type="spellStart"/>
-      <w:r>
-        <w:t>tabelul</w:t>
-      </w:r>
-      <w:proofErr w:type="spellEnd"/>
-      <w:r>
-        <w:t xml:space="preserve"> </w:t>
-      </w:r>
-      <w:proofErr w:type="spellStart"/>
-      <w:r>
-        <w:t>conturi</w:t>
-      </w:r>
-      <w:proofErr w:type="spellEnd"/>
-      <w:r>
-        <w:t>.</w:t>
+        <w:t>pe tabelul conturi.</w:t>
       </w:r>
       <w:r>
         <w:br/>
@@ -4914,95 +3316,27 @@
       </w:pPr>
       <w:r>
         <w:br/>
-      </w:r>
-      <w:proofErr w:type="spellStart"/>
-      <w:r>
-        <w:t>Privilegiile</w:t>
-      </w:r>
-      <w:proofErr w:type="spellEnd"/>
-      <w:r>
-        <w:t xml:space="preserve"> de system </w:t>
-      </w:r>
-      <w:proofErr w:type="spellStart"/>
-      <w:r>
-        <w:t>si</w:t>
-      </w:r>
-      <w:proofErr w:type="spellEnd"/>
-      <w:r>
-        <w:t xml:space="preserve"> pe </w:t>
-      </w:r>
-      <w:proofErr w:type="spellStart"/>
-      <w:r>
-        <w:t>obiecte</w:t>
-      </w:r>
-      <w:proofErr w:type="spellEnd"/>
-      <w:r>
-        <w:t xml:space="preserve"> </w:t>
-      </w:r>
-      <w:proofErr w:type="spellStart"/>
-      <w:r>
-        <w:t>acordate</w:t>
-      </w:r>
-      <w:proofErr w:type="spellEnd"/>
-      <w:r>
-        <w:t xml:space="preserve"> se </w:t>
-      </w:r>
-      <w:proofErr w:type="spellStart"/>
-      <w:r>
-        <w:t>observa</w:t>
-      </w:r>
-      <w:proofErr w:type="spellEnd"/>
-      <w:r>
-        <w:t xml:space="preserve"> </w:t>
-      </w:r>
-      <w:proofErr w:type="spellStart"/>
-      <w:r>
-        <w:t>mai</w:t>
-      </w:r>
-      <w:proofErr w:type="spellEnd"/>
-      <w:r>
-        <w:t xml:space="preserve"> </w:t>
-      </w:r>
-      <w:proofErr w:type="spellStart"/>
-      <w:r>
-        <w:t>jos</w:t>
-      </w:r>
-      <w:proofErr w:type="spellEnd"/>
-    </w:p>
-    <w:p>
-      <w:pPr>
-        <w:pStyle w:val="ListParagraph"/>
-      </w:pPr>
-    </w:p>
-    <w:p>
-      <w:pPr>
-        <w:pStyle w:val="ListParagraph"/>
-      </w:pPr>
-      <w:r>
-        <w:t xml:space="preserve">CREATE USER </w:t>
-      </w:r>
-      <w:proofErr w:type="spellStart"/>
-      <w:r>
-        <w:t>aplicatie_java</w:t>
-      </w:r>
-      <w:proofErr w:type="spellEnd"/>
-      <w:r>
-        <w:t xml:space="preserve"> IDENTIFIED BY "1234";</w:t>
+        <w:t>Privilegiile de system si pe obiecte acordate se observa mai jos</w:t>
+      </w:r>
+    </w:p>
+    <w:p>
+      <w:pPr>
+        <w:pStyle w:val="ListParagraph"/>
+      </w:pPr>
+    </w:p>
+    <w:p>
+      <w:pPr>
+        <w:pStyle w:val="ListParagraph"/>
+      </w:pPr>
+      <w:r>
+        <w:t>CREATE USER aplicatie_java IDENTIFIED BY "1234";</w:t>
       </w:r>
       <w:r>
         <w:br/>
       </w:r>
       <w:r>
         <w:br/>
-        <w:t xml:space="preserve">GRANT CREATE SESSION TO </w:t>
-      </w:r>
-      <w:proofErr w:type="spellStart"/>
-      <w:r>
-        <w:t>aplicatie_java</w:t>
-      </w:r>
-      <w:proofErr w:type="spellEnd"/>
-      <w:r>
-        <w:t>;</w:t>
+        <w:t>GRANT CREATE SESSION TO aplicatie_java;</w:t>
       </w:r>
       <w:r>
         <w:br/>
@@ -5013,24 +3347,11 @@
       </w:r>
       <w:r>
         <w:br/>
-        <w:t xml:space="preserve">    ON </w:t>
-      </w:r>
-      <w:proofErr w:type="spellStart"/>
-      <w:r>
-        <w:t>utilizatori</w:t>
-      </w:r>
-      <w:proofErr w:type="spellEnd"/>
+        <w:t xml:space="preserve">    ON utilizatori</w:t>
+      </w:r>
       <w:r>
         <w:br/>
-        <w:t xml:space="preserve">    TO </w:t>
-      </w:r>
-      <w:proofErr w:type="spellStart"/>
-      <w:r>
-        <w:t>aplicatie_java</w:t>
-      </w:r>
-      <w:proofErr w:type="spellEnd"/>
-      <w:r>
-        <w:t>;</w:t>
+        <w:t xml:space="preserve">    TO aplicatie_java;</w:t>
       </w:r>
       <w:r>
         <w:br/>
@@ -5041,24 +3362,11 @@
       </w:r>
       <w:r>
         <w:br/>
-        <w:t xml:space="preserve">    ON </w:t>
-      </w:r>
-      <w:proofErr w:type="spellStart"/>
-      <w:r>
-        <w:t>chei_criptari_cnpuri</w:t>
-      </w:r>
-      <w:proofErr w:type="spellEnd"/>
+        <w:t xml:space="preserve">    ON chei_criptari_cnpuri</w:t>
+      </w:r>
       <w:r>
         <w:br/>
-        <w:t xml:space="preserve">    TO </w:t>
-      </w:r>
-      <w:proofErr w:type="spellStart"/>
-      <w:r>
-        <w:t>aplicatie_java</w:t>
-      </w:r>
-      <w:proofErr w:type="spellEnd"/>
-      <w:r>
-        <w:t>;</w:t>
+        <w:t xml:space="preserve">    TO aplicatie_java;</w:t>
       </w:r>
       <w:r>
         <w:br/>
@@ -5069,24 +3377,11 @@
       </w:r>
       <w:r>
         <w:br/>
-        <w:t xml:space="preserve">    ON </w:t>
-      </w:r>
-      <w:proofErr w:type="spellStart"/>
-      <w:r>
-        <w:t>conturi_utilizatori</w:t>
-      </w:r>
-      <w:proofErr w:type="spellEnd"/>
+        <w:t xml:space="preserve">    ON conturi_utilizatori</w:t>
+      </w:r>
       <w:r>
         <w:br/>
-        <w:t xml:space="preserve">    TO </w:t>
-      </w:r>
-      <w:proofErr w:type="spellStart"/>
-      <w:r>
-        <w:t>aplicatie_java</w:t>
-      </w:r>
-      <w:proofErr w:type="spellEnd"/>
-      <w:r>
-        <w:t>;</w:t>
+        <w:t xml:space="preserve">    TO aplicatie_java;</w:t>
       </w:r>
       <w:r>
         <w:br/>
@@ -5100,24 +3395,11 @@
       </w:r>
       <w:r>
         <w:br/>
-        <w:t xml:space="preserve">    ON </w:t>
-      </w:r>
-      <w:proofErr w:type="spellStart"/>
-      <w:r>
-        <w:t>conturi</w:t>
-      </w:r>
-      <w:proofErr w:type="spellEnd"/>
+        <w:t xml:space="preserve">    ON conturi</w:t>
+      </w:r>
       <w:r>
         <w:br/>
-        <w:t xml:space="preserve">    TO </w:t>
-      </w:r>
-      <w:proofErr w:type="spellStart"/>
-      <w:r>
-        <w:t>aplicatie_java</w:t>
-      </w:r>
-      <w:proofErr w:type="spellEnd"/>
-      <w:r>
-        <w:t>;</w:t>
+        <w:t xml:space="preserve">    TO aplicatie_java;</w:t>
       </w:r>
       <w:r>
         <w:br/>
@@ -5128,54 +3410,25 @@
       </w:r>
       <w:r>
         <w:br/>
-        <w:t xml:space="preserve">    ON </w:t>
-      </w:r>
-      <w:proofErr w:type="spellStart"/>
-      <w:r>
-        <w:t>credite</w:t>
-      </w:r>
-      <w:proofErr w:type="spellEnd"/>
+        <w:t xml:space="preserve">    ON credite</w:t>
+      </w:r>
       <w:r>
         <w:br/>
-        <w:t xml:space="preserve">    TO </w:t>
-      </w:r>
-      <w:proofErr w:type="spellStart"/>
-      <w:r>
-        <w:t>aplicatie_java</w:t>
-      </w:r>
-      <w:proofErr w:type="spellEnd"/>
-      <w:r>
-        <w:t>;</w:t>
+        <w:t xml:space="preserve">    TO aplicatie_java;</w:t>
       </w:r>
       <w:r>
         <w:br/>
       </w:r>
       <w:r>
         <w:br/>
-        <w:t xml:space="preserve">GRANT SELECT ANY SEQUENCE TO </w:t>
-      </w:r>
-      <w:proofErr w:type="spellStart"/>
-      <w:r>
-        <w:t>aplicatie_java</w:t>
-      </w:r>
-      <w:proofErr w:type="spellEnd"/>
-      <w:r>
-        <w:t>;</w:t>
+        <w:t>GRANT SELECT ANY SEQUENCE TO aplicatie_java;</w:t>
       </w:r>
       <w:r>
         <w:br/>
       </w:r>
       <w:r>
         <w:br/>
-        <w:t xml:space="preserve">GRANT EXECUTE ANY PROCEDURE TO </w:t>
-      </w:r>
-      <w:proofErr w:type="spellStart"/>
-      <w:r>
-        <w:t>aplicatie_java</w:t>
-      </w:r>
-      <w:proofErr w:type="spellEnd"/>
-      <w:r>
-        <w:t>;</w:t>
+        <w:t>GRANT EXECUTE ANY PROCEDURE TO aplicatie_java;</w:t>
       </w:r>
       <w:r>
         <w:br/>
@@ -5186,27 +3439,11 @@
       </w:r>
       <w:r>
         <w:br/>
-        <w:t xml:space="preserve">    ON "</w:t>
-      </w:r>
-      <w:proofErr w:type="spellStart"/>
-      <w:r>
-        <w:t>flyway_schema_history</w:t>
-      </w:r>
-      <w:proofErr w:type="spellEnd"/>
-      <w:r>
-        <w:t>"</w:t>
+        <w:t xml:space="preserve">    ON "flyway_schema_history"</w:t>
       </w:r>
       <w:r>
         <w:br/>
-        <w:t xml:space="preserve">    TO </w:t>
-      </w:r>
-      <w:proofErr w:type="spellStart"/>
-      <w:r>
-        <w:t>aplicatie_java</w:t>
-      </w:r>
-      <w:proofErr w:type="spellEnd"/>
-      <w:r>
-        <w:t>;</w:t>
+        <w:t xml:space="preserve">    TO aplicatie_java;</w:t>
       </w:r>
     </w:p>
     <w:p>
@@ -5222,13 +3459,8 @@
           <w:numId w:val="2"/>
         </w:numPr>
       </w:pPr>
-      <w:proofErr w:type="spellStart"/>
-      <w:r>
-        <w:t>Cerinta</w:t>
-      </w:r>
-      <w:proofErr w:type="spellEnd"/>
-      <w:r>
-        <w:t xml:space="preserve"> 6</w:t>
+      <w:r>
+        <w:t>Cerinta 6</w:t>
       </w:r>
     </w:p>
     <w:p>
@@ -5244,23 +3476,7 @@
         <w:pStyle w:val="ListParagraph"/>
       </w:pPr>
       <w:r>
-        <w:t xml:space="preserve">Context </w:t>
-      </w:r>
-      <w:proofErr w:type="spellStart"/>
-      <w:r>
-        <w:t>aplicatie</w:t>
-      </w:r>
-      <w:proofErr w:type="spellEnd"/>
-      <w:r>
-        <w:t xml:space="preserve"> </w:t>
-      </w:r>
-      <w:proofErr w:type="spellStart"/>
-      <w:r>
-        <w:t>exemplu</w:t>
-      </w:r>
-      <w:proofErr w:type="spellEnd"/>
-      <w:r>
-        <w:t xml:space="preserve"> demo</w:t>
+        <w:t>Context aplicatie exemplu demo</w:t>
       </w:r>
     </w:p>
     <w:p>
@@ -5326,263 +3542,9 @@
       <w:pPr>
         <w:pStyle w:val="ListParagraph"/>
       </w:pPr>
-      <w:proofErr w:type="spellStart"/>
-      <w:r>
-        <w:t>Deoarece</w:t>
-      </w:r>
-      <w:proofErr w:type="spellEnd"/>
-      <w:r>
-        <w:t xml:space="preserve"> ma </w:t>
-      </w:r>
-      <w:proofErr w:type="spellStart"/>
-      <w:r>
-        <w:t>conectez</w:t>
-      </w:r>
-      <w:proofErr w:type="spellEnd"/>
-      <w:r>
-        <w:t xml:space="preserve"> la </w:t>
-      </w:r>
-      <w:proofErr w:type="spellStart"/>
-      <w:r>
-        <w:t>baza</w:t>
-      </w:r>
-      <w:proofErr w:type="spellEnd"/>
-      <w:r>
-        <w:t xml:space="preserve"> de date </w:t>
-      </w:r>
-      <w:proofErr w:type="spellStart"/>
-      <w:r>
-        <w:t>folosind</w:t>
-      </w:r>
-      <w:proofErr w:type="spellEnd"/>
-      <w:r>
-        <w:t xml:space="preserve"> </w:t>
-      </w:r>
-      <w:proofErr w:type="spellStart"/>
-      <w:r>
-        <w:t>riscul</w:t>
-      </w:r>
-      <w:proofErr w:type="spellEnd"/>
-      <w:r>
-        <w:t xml:space="preserve"> de </w:t>
-      </w:r>
-      <w:proofErr w:type="spellStart"/>
-      <w:r>
-        <w:t>sql</w:t>
-      </w:r>
-      <w:proofErr w:type="spellEnd"/>
-      <w:r>
-        <w:t xml:space="preserve"> injection </w:t>
-      </w:r>
-      <w:proofErr w:type="spellStart"/>
-      <w:r>
-        <w:t>este</w:t>
-      </w:r>
-      <w:proofErr w:type="spellEnd"/>
-      <w:r>
-        <w:t xml:space="preserve"> </w:t>
-      </w:r>
-      <w:proofErr w:type="spellStart"/>
-      <w:r>
-        <w:t>scazut</w:t>
-      </w:r>
-      <w:proofErr w:type="spellEnd"/>
-      <w:r>
-        <w:t xml:space="preserve">. In </w:t>
-      </w:r>
-      <w:proofErr w:type="spellStart"/>
-      <w:r>
-        <w:t>orice</w:t>
-      </w:r>
-      <w:proofErr w:type="spellEnd"/>
-      <w:r>
-        <w:t xml:space="preserve"> </w:t>
-      </w:r>
-      <w:proofErr w:type="spellStart"/>
-      <w:r>
-        <w:t>caz</w:t>
-      </w:r>
-      <w:proofErr w:type="spellEnd"/>
-      <w:r>
-        <w:t xml:space="preserve"> am </w:t>
-      </w:r>
-      <w:proofErr w:type="spellStart"/>
-      <w:r>
-        <w:t>modificat</w:t>
-      </w:r>
-      <w:proofErr w:type="spellEnd"/>
-      <w:r>
-        <w:t xml:space="preserve"> </w:t>
-      </w:r>
-      <w:proofErr w:type="spellStart"/>
-      <w:r>
-        <w:t>procedurile</w:t>
-      </w:r>
-      <w:proofErr w:type="spellEnd"/>
-      <w:r>
-        <w:t xml:space="preserve"> </w:t>
-      </w:r>
-      <w:proofErr w:type="spellStart"/>
-      <w:r>
-        <w:t>scrise</w:t>
-      </w:r>
-      <w:proofErr w:type="spellEnd"/>
-      <w:r>
-        <w:t xml:space="preserve"> </w:t>
-      </w:r>
-      <w:proofErr w:type="spellStart"/>
-      <w:r>
-        <w:t>pana</w:t>
-      </w:r>
-      <w:proofErr w:type="spellEnd"/>
-      <w:r>
-        <w:t xml:space="preserve"> </w:t>
-      </w:r>
-      <w:proofErr w:type="spellStart"/>
-      <w:r>
-        <w:t>acum</w:t>
-      </w:r>
-      <w:proofErr w:type="spellEnd"/>
-      <w:r>
-        <w:t xml:space="preserve"> </w:t>
-      </w:r>
-      <w:proofErr w:type="spellStart"/>
-      <w:r>
-        <w:t>sa</w:t>
-      </w:r>
-      <w:proofErr w:type="spellEnd"/>
-      <w:r>
-        <w:t xml:space="preserve"> tina </w:t>
-      </w:r>
-      <w:proofErr w:type="spellStart"/>
-      <w:r>
-        <w:t>cont</w:t>
-      </w:r>
-      <w:proofErr w:type="spellEnd"/>
-      <w:r>
-        <w:t xml:space="preserve"> de </w:t>
-      </w:r>
-      <w:proofErr w:type="spellStart"/>
-      <w:r>
-        <w:t>privilegiile</w:t>
-      </w:r>
-      <w:proofErr w:type="spellEnd"/>
-      <w:r>
-        <w:t xml:space="preserve"> </w:t>
-      </w:r>
-      <w:proofErr w:type="spellStart"/>
-      <w:r>
-        <w:t>utilizatorului</w:t>
-      </w:r>
-      <w:proofErr w:type="spellEnd"/>
-      <w:r>
-        <w:t xml:space="preserve"> </w:t>
-      </w:r>
-      <w:proofErr w:type="spellStart"/>
-      <w:r>
-        <w:t>aplicatie_java</w:t>
-      </w:r>
-      <w:proofErr w:type="spellEnd"/>
-      <w:r>
-        <w:t xml:space="preserve">. </w:t>
-      </w:r>
-      <w:proofErr w:type="spellStart"/>
-      <w:r>
-        <w:t>Pentru</w:t>
-      </w:r>
-      <w:proofErr w:type="spellEnd"/>
-      <w:r>
-        <w:t xml:space="preserve"> a </w:t>
-      </w:r>
-      <w:proofErr w:type="spellStart"/>
-      <w:r>
-        <w:t>ilustra</w:t>
-      </w:r>
-      <w:proofErr w:type="spellEnd"/>
-      <w:r>
-        <w:t xml:space="preserve"> </w:t>
-      </w:r>
-      <w:proofErr w:type="spellStart"/>
-      <w:r>
-        <w:t>acest</w:t>
-      </w:r>
-      <w:proofErr w:type="spellEnd"/>
-      <w:r>
-        <w:t xml:space="preserve"> </w:t>
-      </w:r>
-      <w:proofErr w:type="spellStart"/>
-      <w:r>
-        <w:t>lucru</w:t>
-      </w:r>
-      <w:proofErr w:type="spellEnd"/>
-      <w:r>
-        <w:t xml:space="preserve"> am </w:t>
-      </w:r>
-      <w:proofErr w:type="spellStart"/>
-      <w:r>
-        <w:t>scos</w:t>
-      </w:r>
-      <w:proofErr w:type="spellEnd"/>
-      <w:r>
-        <w:t xml:space="preserve"> </w:t>
-      </w:r>
-      <w:proofErr w:type="spellStart"/>
-      <w:r>
-        <w:t>permisiunea</w:t>
-      </w:r>
-      <w:proofErr w:type="spellEnd"/>
-      <w:r>
-        <w:t xml:space="preserve"> </w:t>
-      </w:r>
-      <w:proofErr w:type="spellStart"/>
-      <w:r>
-        <w:t>utilizatorului</w:t>
-      </w:r>
-      <w:proofErr w:type="spellEnd"/>
-      <w:r>
-        <w:t xml:space="preserve"> de </w:t>
-      </w:r>
-      <w:proofErr w:type="gramStart"/>
-      <w:r>
-        <w:t>a</w:t>
-      </w:r>
-      <w:proofErr w:type="gramEnd"/>
-      <w:r>
-        <w:t xml:space="preserve"> </w:t>
-      </w:r>
-      <w:proofErr w:type="spellStart"/>
-      <w:r>
-        <w:t>insera</w:t>
-      </w:r>
-      <w:proofErr w:type="spellEnd"/>
-      <w:r>
-        <w:t xml:space="preserve"> in </w:t>
-      </w:r>
-      <w:proofErr w:type="spellStart"/>
-      <w:r>
-        <w:t>utilizatori</w:t>
-      </w:r>
-      <w:proofErr w:type="spellEnd"/>
-      <w:r>
-        <w:t xml:space="preserve">. Am </w:t>
-      </w:r>
-      <w:proofErr w:type="spellStart"/>
-      <w:r>
-        <w:t>executat</w:t>
-      </w:r>
-      <w:proofErr w:type="spellEnd"/>
-      <w:r>
-        <w:t xml:space="preserve"> </w:t>
-      </w:r>
-      <w:proofErr w:type="spellStart"/>
-      <w:r>
-        <w:t>procedura</w:t>
-      </w:r>
-      <w:proofErr w:type="spellEnd"/>
-      <w:r>
-        <w:t xml:space="preserve"> de </w:t>
-      </w:r>
-      <w:proofErr w:type="spellStart"/>
+      <w:r>
+        <w:t xml:space="preserve">Deoarece ma conectez la baza de date folosind riscul de sql injection este scazut. In orice caz am modificat procedurile scrise pana acum sa tina cont de privilegiile utilizatorului aplicatie_java. Pentru a ilustra acest lucru am scos permisiunea utilizatorului de a insera in utilizatori. Am executat procedura de </w:t>
+      </w:r>
       <w:r>
         <w:rPr>
           <w:i/>
@@ -5590,7 +3552,6 @@
         </w:rPr>
         <w:t>creare_cont</w:t>
       </w:r>
-      <w:proofErr w:type="spellEnd"/>
       <w:r>
         <w:rPr>
           <w:i/>
@@ -5598,53 +3559,8 @@
         </w:rPr>
         <w:t xml:space="preserve"> </w:t>
       </w:r>
-      <w:proofErr w:type="spellStart"/>
-      <w:r>
-        <w:t>inainte</w:t>
-      </w:r>
-      <w:proofErr w:type="spellEnd"/>
-      <w:r>
-        <w:t xml:space="preserve"> </w:t>
-      </w:r>
-      <w:proofErr w:type="spellStart"/>
-      <w:r>
-        <w:t>sa</w:t>
-      </w:r>
-      <w:proofErr w:type="spellEnd"/>
-      <w:r>
-        <w:t xml:space="preserve"> </w:t>
-      </w:r>
-      <w:proofErr w:type="spellStart"/>
-      <w:r>
-        <w:t>modific</w:t>
-      </w:r>
-      <w:proofErr w:type="spellEnd"/>
-      <w:r>
-        <w:t xml:space="preserve"> </w:t>
-      </w:r>
-      <w:proofErr w:type="spellStart"/>
-      <w:r>
-        <w:t>procedura</w:t>
-      </w:r>
-      <w:proofErr w:type="spellEnd"/>
-      <w:r>
-        <w:t xml:space="preserve"> </w:t>
-      </w:r>
-      <w:proofErr w:type="spellStart"/>
-      <w:r>
-        <w:t>si</w:t>
-      </w:r>
-      <w:proofErr w:type="spellEnd"/>
-      <w:r>
-        <w:t xml:space="preserve"> </w:t>
-      </w:r>
-      <w:proofErr w:type="spellStart"/>
-      <w:r>
-        <w:t>dupa</w:t>
-      </w:r>
-      <w:proofErr w:type="spellEnd"/>
-      <w:r>
-        <w:t>.</w:t>
+      <w:r>
+        <w:t>inainte sa modific procedura si dupa.</w:t>
       </w:r>
     </w:p>
     <w:p>
@@ -5701,19 +3617,9 @@
         <w:pStyle w:val="ListParagraph"/>
         <w:jc w:val="center"/>
       </w:pPr>
-      <w:proofErr w:type="spellStart"/>
-      <w:r>
-        <w:t>Revocare</w:t>
-      </w:r>
-      <w:proofErr w:type="spellEnd"/>
-      <w:r>
-        <w:t xml:space="preserve"> </w:t>
-      </w:r>
-      <w:proofErr w:type="spellStart"/>
-      <w:r>
-        <w:t>privilegiu</w:t>
-      </w:r>
-      <w:proofErr w:type="spellEnd"/>
+      <w:r>
+        <w:t>Revocare privilegiu</w:t>
+      </w:r>
     </w:p>
     <w:p>
       <w:pPr>
@@ -5818,27 +3724,9 @@
         <w:pStyle w:val="ListParagraph"/>
         <w:jc w:val="center"/>
       </w:pPr>
-      <w:proofErr w:type="spellStart"/>
-      <w:r>
-        <w:t>Migrarea</w:t>
-      </w:r>
-      <w:proofErr w:type="spellEnd"/>
-      <w:r>
-        <w:t xml:space="preserve"> </w:t>
-      </w:r>
-      <w:proofErr w:type="spellStart"/>
-      <w:r>
-        <w:t>insereaza</w:t>
-      </w:r>
-      <w:proofErr w:type="spellEnd"/>
-      <w:r>
-        <w:t xml:space="preserve"> in </w:t>
-      </w:r>
-      <w:proofErr w:type="spellStart"/>
-      <w:r>
-        <w:t>utilizatori</w:t>
-      </w:r>
-      <w:proofErr w:type="spellEnd"/>
+      <w:r>
+        <w:t>Migrarea insereaza in utilizatori</w:t>
+      </w:r>
     </w:p>
     <w:p>
       <w:pPr>
@@ -5897,32 +3785,14 @@
         <w:pStyle w:val="ListParagraph"/>
         <w:jc w:val="center"/>
       </w:pPr>
-      <w:proofErr w:type="spellStart"/>
-      <w:r>
-        <w:t>Modificare</w:t>
-      </w:r>
-      <w:proofErr w:type="spellEnd"/>
-      <w:r>
-        <w:t xml:space="preserve"> </w:t>
-      </w:r>
-      <w:proofErr w:type="spellStart"/>
-      <w:r>
-        <w:t>procedur</w:t>
+      <w:r>
+        <w:t>Modificare procedur</w:t>
       </w:r>
       <w:r>
         <w:t>i</w:t>
       </w:r>
-      <w:proofErr w:type="spellEnd"/>
-      <w:r>
-        <w:t xml:space="preserve"> in </w:t>
-      </w:r>
-      <w:proofErr w:type="spellStart"/>
-      <w:r>
-        <w:t>baza</w:t>
-      </w:r>
-      <w:proofErr w:type="spellEnd"/>
-      <w:r>
-        <w:t xml:space="preserve"> de date</w:t>
+      <w:r>
+        <w:t xml:space="preserve"> in baza de date</w:t>
       </w:r>
     </w:p>
     <w:p>
@@ -5983,43 +3853,9 @@
         <w:pStyle w:val="ListParagraph"/>
         <w:jc w:val="center"/>
       </w:pPr>
-      <w:proofErr w:type="spellStart"/>
-      <w:r>
-        <w:t>Migrare</w:t>
-      </w:r>
-      <w:proofErr w:type="spellEnd"/>
-      <w:r>
-        <w:t xml:space="preserve"> </w:t>
-      </w:r>
-      <w:proofErr w:type="spellStart"/>
-      <w:r>
-        <w:t>esuata</w:t>
-      </w:r>
-      <w:proofErr w:type="spellEnd"/>
-      <w:r>
-        <w:t xml:space="preserve"> </w:t>
-      </w:r>
-      <w:proofErr w:type="spellStart"/>
-      <w:r>
-        <w:t>acum</w:t>
-      </w:r>
-      <w:proofErr w:type="spellEnd"/>
-      <w:r>
-        <w:t xml:space="preserve"> din </w:t>
-      </w:r>
-      <w:proofErr w:type="spellStart"/>
-      <w:r>
-        <w:t>lipsa</w:t>
-      </w:r>
-      <w:proofErr w:type="spellEnd"/>
-      <w:r>
-        <w:t xml:space="preserve"> de </w:t>
-      </w:r>
-      <w:proofErr w:type="spellStart"/>
-      <w:r>
-        <w:t>privilegii</w:t>
-      </w:r>
-      <w:proofErr w:type="spellEnd"/>
+      <w:r>
+        <w:t>Migrare esuata acum din lipsa de privilegii</w:t>
+      </w:r>
     </w:p>
     <w:p>
       <w:pPr>
@@ -6078,19 +3914,9 @@
         <w:pStyle w:val="ListParagraph"/>
         <w:jc w:val="center"/>
       </w:pPr>
-      <w:proofErr w:type="spellStart"/>
-      <w:r>
-        <w:t>Reparare</w:t>
-      </w:r>
-      <w:proofErr w:type="spellEnd"/>
-      <w:r>
-        <w:t xml:space="preserve"> </w:t>
-      </w:r>
-      <w:proofErr w:type="spellStart"/>
-      <w:r>
-        <w:t>privilegii</w:t>
-      </w:r>
-      <w:proofErr w:type="spellEnd"/>
+      <w:r>
+        <w:t>Reparare privilegii</w:t>
+      </w:r>
     </w:p>
     <w:p>
       <w:pPr>
@@ -6106,13 +3932,8 @@
           <w:numId w:val="2"/>
         </w:numPr>
       </w:pPr>
-      <w:proofErr w:type="spellStart"/>
-      <w:r>
-        <w:t>Cerinta</w:t>
-      </w:r>
-      <w:proofErr w:type="spellEnd"/>
-      <w:r>
-        <w:t xml:space="preserve"> 7</w:t>
+      <w:r>
+        <w:t>Cerinta 7</w:t>
       </w:r>
     </w:p>
     <w:p>
@@ -6126,6 +3947,9 @@
         <w:jc w:val="center"/>
       </w:pPr>
       <w:r>
+        <w:rPr>
+          <w:noProof/>
+        </w:rPr>
         <w:drawing>
           <wp:inline distT="0" distB="0" distL="0" distR="0" wp14:anchorId="4C7517B4" wp14:editId="6D530AAD">
             <wp:extent cx="5943600" cy="2364740"/>
@@ -6183,47 +4007,7 @@
         <w:pStyle w:val="ListParagraph"/>
       </w:pPr>
       <w:r>
-        <w:t xml:space="preserve">Am </w:t>
-      </w:r>
-      <w:proofErr w:type="spellStart"/>
-      <w:r>
-        <w:t>sters</w:t>
-      </w:r>
-      <w:proofErr w:type="spellEnd"/>
-      <w:r>
-        <w:t xml:space="preserve"> tot in </w:t>
-      </w:r>
-      <w:proofErr w:type="spellStart"/>
-      <w:r>
-        <w:t>sbd</w:t>
-      </w:r>
-      <w:proofErr w:type="spellEnd"/>
-      <w:r>
-        <w:t xml:space="preserve"> </w:t>
-      </w:r>
-      <w:proofErr w:type="spellStart"/>
-      <w:r>
-        <w:t>si</w:t>
-      </w:r>
-      <w:proofErr w:type="spellEnd"/>
-      <w:r>
-        <w:t xml:space="preserve"> am </w:t>
-      </w:r>
-      <w:proofErr w:type="spellStart"/>
-      <w:r>
-        <w:t>rulat</w:t>
-      </w:r>
-      <w:proofErr w:type="spellEnd"/>
-      <w:r>
-        <w:t xml:space="preserve"> </w:t>
-      </w:r>
-      <w:proofErr w:type="spellStart"/>
-      <w:r>
-        <w:t>comanda</w:t>
-      </w:r>
-      <w:proofErr w:type="spellEnd"/>
-      <w:r>
-        <w:t xml:space="preserve"> de import</w:t>
+        <w:t>Am sters tot in sbd si am rulat comanda de import</w:t>
       </w:r>
     </w:p>
     <w:p>
@@ -6238,6 +4022,9 @@
         <w:jc w:val="center"/>
       </w:pPr>
       <w:r>
+        <w:rPr>
+          <w:noProof/>
+        </w:rPr>
         <w:drawing>
           <wp:inline distT="0" distB="0" distL="0" distR="0" wp14:anchorId="23F1DEF0" wp14:editId="6D818FBB">
             <wp:extent cx="5943600" cy="2381885"/>
@@ -6287,15 +4074,20 @@
     <w:p>
       <w:pPr>
         <w:pStyle w:val="ListParagraph"/>
+      </w:pPr>
+      <w:r>
+        <w:br/>
+      </w:r>
+    </w:p>
+    <w:p>
+      <w:pPr>
+        <w:pStyle w:val="ListParagraph"/>
         <w:jc w:val="center"/>
       </w:pPr>
-    </w:p>
-    <w:p>
-      <w:pPr>
-        <w:pStyle w:val="ListParagraph"/>
-        <w:jc w:val="center"/>
-      </w:pPr>
-      <w:r>
+      <w:r>
+        <w:rPr>
+          <w:noProof/>
+        </w:rPr>
         <w:lastRenderedPageBreak/>
         <w:drawing>
           <wp:inline distT="0" distB="0" distL="0" distR="0" wp14:anchorId="0F2801BF" wp14:editId="1BF280D7">
@@ -6339,21 +4131,1342 @@
         <w:pStyle w:val="ListParagraph"/>
         <w:jc w:val="center"/>
       </w:pPr>
-      <w:proofErr w:type="spellStart"/>
-      <w:r>
-        <w:t>Rezultat</w:t>
-      </w:r>
-      <w:proofErr w:type="spellEnd"/>
-      <w:r>
-        <w:t xml:space="preserve"> </w:t>
-      </w:r>
-      <w:proofErr w:type="spellStart"/>
-      <w:r>
-        <w:t>dupa</w:t>
-      </w:r>
-      <w:proofErr w:type="spellEnd"/>
-      <w:r>
-        <w:t xml:space="preserve"> import</w:t>
+      <w:r>
+        <w:t>Rezultat dupa import</w:t>
+      </w:r>
+    </w:p>
+    <w:p>
+      <w:pPr>
+        <w:pStyle w:val="ListParagraph"/>
+        <w:jc w:val="center"/>
+      </w:pPr>
+    </w:p>
+    <w:p>
+      <w:pPr>
+        <w:pStyle w:val="ListParagraph"/>
+      </w:pPr>
+    </w:p>
+    <w:p>
+      <w:pPr>
+        <w:pStyle w:val="ListParagraph"/>
+      </w:pPr>
+    </w:p>
+    <w:p>
+      <w:pPr>
+        <w:pStyle w:val="ListParagraph"/>
+      </w:pPr>
+    </w:p>
+    <w:p>
+      <w:pPr>
+        <w:pStyle w:val="ListParagraph"/>
+      </w:pPr>
+    </w:p>
+    <w:p>
+      <w:pPr>
+        <w:pStyle w:val="ListParagraph"/>
+      </w:pPr>
+    </w:p>
+    <w:p>
+      <w:pPr>
+        <w:pStyle w:val="ListParagraph"/>
+      </w:pPr>
+    </w:p>
+    <w:p>
+      <w:pPr>
+        <w:pStyle w:val="ListParagraph"/>
+      </w:pPr>
+    </w:p>
+    <w:p>
+      <w:pPr>
+        <w:pStyle w:val="ListParagraph"/>
+      </w:pPr>
+    </w:p>
+    <w:p>
+      <w:pPr>
+        <w:pStyle w:val="ListParagraph"/>
+      </w:pPr>
+    </w:p>
+    <w:p>
+      <w:pPr>
+        <w:pStyle w:val="ListParagraph"/>
+      </w:pPr>
+    </w:p>
+    <w:p>
+      <w:pPr>
+        <w:pStyle w:val="ListParagraph"/>
+      </w:pPr>
+    </w:p>
+    <w:p>
+      <w:pPr>
+        <w:pStyle w:val="ListParagraph"/>
+      </w:pPr>
+    </w:p>
+    <w:p>
+      <w:pPr>
+        <w:pStyle w:val="ListParagraph"/>
+      </w:pPr>
+    </w:p>
+    <w:p>
+      <w:pPr>
+        <w:pStyle w:val="ListParagraph"/>
+      </w:pPr>
+    </w:p>
+    <w:p>
+      <w:pPr>
+        <w:pStyle w:val="ListParagraph"/>
+      </w:pPr>
+    </w:p>
+    <w:p>
+      <w:pPr>
+        <w:pStyle w:val="ListParagraph"/>
+      </w:pPr>
+    </w:p>
+    <w:p>
+      <w:pPr>
+        <w:pStyle w:val="ListParagraph"/>
+      </w:pPr>
+    </w:p>
+    <w:p>
+      <w:pPr>
+        <w:pStyle w:val="ListParagraph"/>
+      </w:pPr>
+    </w:p>
+    <w:p>
+      <w:pPr>
+        <w:pStyle w:val="ListParagraph"/>
+      </w:pPr>
+    </w:p>
+    <w:p>
+      <w:pPr>
+        <w:pStyle w:val="ListParagraph"/>
+      </w:pPr>
+    </w:p>
+    <w:p>
+      <w:pPr>
+        <w:pStyle w:val="ListParagraph"/>
+      </w:pPr>
+    </w:p>
+    <w:p>
+      <w:pPr>
+        <w:pStyle w:val="ListParagraph"/>
+      </w:pPr>
+    </w:p>
+    <w:p>
+      <w:pPr>
+        <w:pStyle w:val="ListParagraph"/>
+      </w:pPr>
+    </w:p>
+    <w:p>
+      <w:pPr>
+        <w:pStyle w:val="ListParagraph"/>
+      </w:pPr>
+    </w:p>
+    <w:p>
+      <w:pPr>
+        <w:pStyle w:val="ListParagraph"/>
+      </w:pPr>
+    </w:p>
+    <w:p>
+      <w:pPr>
+        <w:pStyle w:val="ListParagraph"/>
+      </w:pPr>
+      <w:r>
+        <w:lastRenderedPageBreak/>
+        <w:t>- Exemple procese</w:t>
+      </w:r>
+      <w:r>
+        <w:t>:</w:t>
+      </w:r>
+    </w:p>
+    <w:p>
+      <w:pPr>
+        <w:pStyle w:val="ListParagraph"/>
+      </w:pPr>
+    </w:p>
+    <w:p>
+      <w:pPr>
+        <w:pStyle w:val="ListParagraph"/>
+      </w:pPr>
+      <w:r>
+        <w:drawing>
+          <wp:inline distT="0" distB="0" distL="0" distR="0" wp14:anchorId="4F554D89" wp14:editId="3F7CA5DD">
+            <wp:extent cx="5943600" cy="2576830"/>
+            <wp:effectExtent l="0" t="0" r="0" b="0"/>
+            <wp:docPr id="1223198377" name="Picture 1"/>
+            <wp:cNvGraphicFramePr>
+              <a:graphicFrameLocks xmlns:a="http://schemas.openxmlformats.org/drawingml/2006/main" noChangeAspect="1"/>
+            </wp:cNvGraphicFramePr>
+            <a:graphic xmlns:a="http://schemas.openxmlformats.org/drawingml/2006/main">
+              <a:graphicData uri="http://schemas.openxmlformats.org/drawingml/2006/picture">
+                <pic:pic xmlns:pic="http://schemas.openxmlformats.org/drawingml/2006/picture">
+                  <pic:nvPicPr>
+                    <pic:cNvPr id="1223198377" name=""/>
+                    <pic:cNvPicPr/>
+                  </pic:nvPicPr>
+                  <pic:blipFill>
+                    <a:blip r:embed="rId26"/>
+                    <a:stretch>
+                      <a:fillRect/>
+                    </a:stretch>
+                  </pic:blipFill>
+                  <pic:spPr>
+                    <a:xfrm>
+                      <a:off x="0" y="0"/>
+                      <a:ext cx="5943600" cy="2576830"/>
+                    </a:xfrm>
+                    <a:prstGeom prst="rect">
+                      <a:avLst/>
+                    </a:prstGeom>
+                  </pic:spPr>
+                </pic:pic>
+              </a:graphicData>
+            </a:graphic>
+          </wp:inline>
+        </w:drawing>
+      </w:r>
+      <w:r>
+        <w:br/>
+      </w:r>
+      <w:r>
+        <w:drawing>
+          <wp:inline distT="0" distB="0" distL="0" distR="0" wp14:anchorId="1AED6EC1" wp14:editId="53AB0CD0">
+            <wp:extent cx="5943600" cy="2903220"/>
+            <wp:effectExtent l="0" t="0" r="0" b="0"/>
+            <wp:docPr id="1287354616" name="Picture 1"/>
+            <wp:cNvGraphicFramePr>
+              <a:graphicFrameLocks xmlns:a="http://schemas.openxmlformats.org/drawingml/2006/main" noChangeAspect="1"/>
+            </wp:cNvGraphicFramePr>
+            <a:graphic xmlns:a="http://schemas.openxmlformats.org/drawingml/2006/main">
+              <a:graphicData uri="http://schemas.openxmlformats.org/drawingml/2006/picture">
+                <pic:pic xmlns:pic="http://schemas.openxmlformats.org/drawingml/2006/picture">
+                  <pic:nvPicPr>
+                    <pic:cNvPr id="1287354616" name=""/>
+                    <pic:cNvPicPr/>
+                  </pic:nvPicPr>
+                  <pic:blipFill>
+                    <a:blip r:embed="rId27"/>
+                    <a:stretch>
+                      <a:fillRect/>
+                    </a:stretch>
+                  </pic:blipFill>
+                  <pic:spPr>
+                    <a:xfrm>
+                      <a:off x="0" y="0"/>
+                      <a:ext cx="5943600" cy="2903220"/>
+                    </a:xfrm>
+                    <a:prstGeom prst="rect">
+                      <a:avLst/>
+                    </a:prstGeom>
+                  </pic:spPr>
+                </pic:pic>
+              </a:graphicData>
+            </a:graphic>
+          </wp:inline>
+        </w:drawing>
+      </w:r>
+    </w:p>
+    <w:p>
+      <w:pPr>
+        <w:pStyle w:val="ListParagraph"/>
+        <w:jc w:val="center"/>
+      </w:pPr>
+      <w:r>
+        <w:t>P1</w:t>
+      </w:r>
+      <w:r>
+        <w:t xml:space="preserve"> - Creare cont client</w:t>
+      </w:r>
+    </w:p>
+    <w:p>
+      <w:pPr>
+        <w:pStyle w:val="ListParagraph"/>
+      </w:pPr>
+    </w:p>
+    <w:p>
+      <w:pPr>
+        <w:pStyle w:val="ListParagraph"/>
+      </w:pPr>
+      <w:r>
+        <w:lastRenderedPageBreak/>
+        <w:drawing>
+          <wp:inline distT="0" distB="0" distL="0" distR="0" wp14:anchorId="7FEBBDD0" wp14:editId="08A09DBC">
+            <wp:extent cx="5943600" cy="2478405"/>
+            <wp:effectExtent l="0" t="0" r="0" b="0"/>
+            <wp:docPr id="1906686476" name="Picture 1"/>
+            <wp:cNvGraphicFramePr>
+              <a:graphicFrameLocks xmlns:a="http://schemas.openxmlformats.org/drawingml/2006/main" noChangeAspect="1"/>
+            </wp:cNvGraphicFramePr>
+            <a:graphic xmlns:a="http://schemas.openxmlformats.org/drawingml/2006/main">
+              <a:graphicData uri="http://schemas.openxmlformats.org/drawingml/2006/picture">
+                <pic:pic xmlns:pic="http://schemas.openxmlformats.org/drawingml/2006/picture">
+                  <pic:nvPicPr>
+                    <pic:cNvPr id="1906686476" name=""/>
+                    <pic:cNvPicPr/>
+                  </pic:nvPicPr>
+                  <pic:blipFill>
+                    <a:blip r:embed="rId28"/>
+                    <a:stretch>
+                      <a:fillRect/>
+                    </a:stretch>
+                  </pic:blipFill>
+                  <pic:spPr>
+                    <a:xfrm>
+                      <a:off x="0" y="0"/>
+                      <a:ext cx="5943600" cy="2478405"/>
+                    </a:xfrm>
+                    <a:prstGeom prst="rect">
+                      <a:avLst/>
+                    </a:prstGeom>
+                  </pic:spPr>
+                </pic:pic>
+              </a:graphicData>
+            </a:graphic>
+          </wp:inline>
+        </w:drawing>
+      </w:r>
+    </w:p>
+    <w:p>
+      <w:pPr>
+        <w:pStyle w:val="ListParagraph"/>
+      </w:pPr>
+      <w:r>
+        <w:drawing>
+          <wp:inline distT="0" distB="0" distL="0" distR="0" wp14:anchorId="1FC9A784" wp14:editId="60B93631">
+            <wp:extent cx="5943600" cy="2162175"/>
+            <wp:effectExtent l="0" t="0" r="0" b="9525"/>
+            <wp:docPr id="665111717" name="Picture 1"/>
+            <wp:cNvGraphicFramePr>
+              <a:graphicFrameLocks xmlns:a="http://schemas.openxmlformats.org/drawingml/2006/main" noChangeAspect="1"/>
+            </wp:cNvGraphicFramePr>
+            <a:graphic xmlns:a="http://schemas.openxmlformats.org/drawingml/2006/main">
+              <a:graphicData uri="http://schemas.openxmlformats.org/drawingml/2006/picture">
+                <pic:pic xmlns:pic="http://schemas.openxmlformats.org/drawingml/2006/picture">
+                  <pic:nvPicPr>
+                    <pic:cNvPr id="665111717" name=""/>
+                    <pic:cNvPicPr/>
+                  </pic:nvPicPr>
+                  <pic:blipFill>
+                    <a:blip r:embed="rId29"/>
+                    <a:stretch>
+                      <a:fillRect/>
+                    </a:stretch>
+                  </pic:blipFill>
+                  <pic:spPr>
+                    <a:xfrm>
+                      <a:off x="0" y="0"/>
+                      <a:ext cx="5943600" cy="2162175"/>
+                    </a:xfrm>
+                    <a:prstGeom prst="rect">
+                      <a:avLst/>
+                    </a:prstGeom>
+                  </pic:spPr>
+                </pic:pic>
+              </a:graphicData>
+            </a:graphic>
+          </wp:inline>
+        </w:drawing>
+      </w:r>
+    </w:p>
+    <w:p>
+      <w:pPr>
+        <w:pStyle w:val="ListParagraph"/>
+        <w:jc w:val="center"/>
+      </w:pPr>
+    </w:p>
+    <w:p>
+      <w:pPr>
+        <w:pStyle w:val="ListParagraph"/>
+        <w:jc w:val="center"/>
+      </w:pPr>
+      <w:r>
+        <w:t>P2</w:t>
+      </w:r>
+      <w:r>
+        <w:t xml:space="preserve"> – Creare cont bancar </w:t>
+      </w:r>
+    </w:p>
+    <w:p>
+      <w:pPr>
+        <w:pStyle w:val="ListParagraph"/>
+        <w:jc w:val="center"/>
+      </w:pPr>
+    </w:p>
+    <w:p>
+      <w:pPr>
+        <w:pStyle w:val="ListParagraph"/>
+        <w:jc w:val="center"/>
+      </w:pPr>
+      <w:r>
+        <w:lastRenderedPageBreak/>
+        <w:drawing>
+          <wp:inline distT="0" distB="0" distL="0" distR="0" wp14:anchorId="2F3898F3" wp14:editId="70BF112F">
+            <wp:extent cx="5943600" cy="2900045"/>
+            <wp:effectExtent l="0" t="0" r="0" b="0"/>
+            <wp:docPr id="292692130" name="Picture 1"/>
+            <wp:cNvGraphicFramePr>
+              <a:graphicFrameLocks xmlns:a="http://schemas.openxmlformats.org/drawingml/2006/main" noChangeAspect="1"/>
+            </wp:cNvGraphicFramePr>
+            <a:graphic xmlns:a="http://schemas.openxmlformats.org/drawingml/2006/main">
+              <a:graphicData uri="http://schemas.openxmlformats.org/drawingml/2006/picture">
+                <pic:pic xmlns:pic="http://schemas.openxmlformats.org/drawingml/2006/picture">
+                  <pic:nvPicPr>
+                    <pic:cNvPr id="292692130" name=""/>
+                    <pic:cNvPicPr/>
+                  </pic:nvPicPr>
+                  <pic:blipFill>
+                    <a:blip r:embed="rId30"/>
+                    <a:stretch>
+                      <a:fillRect/>
+                    </a:stretch>
+                  </pic:blipFill>
+                  <pic:spPr>
+                    <a:xfrm>
+                      <a:off x="0" y="0"/>
+                      <a:ext cx="5943600" cy="2900045"/>
+                    </a:xfrm>
+                    <a:prstGeom prst="rect">
+                      <a:avLst/>
+                    </a:prstGeom>
+                  </pic:spPr>
+                </pic:pic>
+              </a:graphicData>
+            </a:graphic>
+          </wp:inline>
+        </w:drawing>
+      </w:r>
+    </w:p>
+    <w:p>
+      <w:pPr>
+        <w:pStyle w:val="ListParagraph"/>
+        <w:jc w:val="center"/>
+      </w:pPr>
+      <w:r>
+        <w:drawing>
+          <wp:inline distT="0" distB="0" distL="0" distR="0" wp14:anchorId="65EC1E01" wp14:editId="07F86D99">
+            <wp:extent cx="5943600" cy="3571875"/>
+            <wp:effectExtent l="0" t="0" r="0" b="9525"/>
+            <wp:docPr id="721911350" name="Picture 1"/>
+            <wp:cNvGraphicFramePr>
+              <a:graphicFrameLocks xmlns:a="http://schemas.openxmlformats.org/drawingml/2006/main" noChangeAspect="1"/>
+            </wp:cNvGraphicFramePr>
+            <a:graphic xmlns:a="http://schemas.openxmlformats.org/drawingml/2006/main">
+              <a:graphicData uri="http://schemas.openxmlformats.org/drawingml/2006/picture">
+                <pic:pic xmlns:pic="http://schemas.openxmlformats.org/drawingml/2006/picture">
+                  <pic:nvPicPr>
+                    <pic:cNvPr id="721911350" name=""/>
+                    <pic:cNvPicPr/>
+                  </pic:nvPicPr>
+                  <pic:blipFill>
+                    <a:blip r:embed="rId31"/>
+                    <a:stretch>
+                      <a:fillRect/>
+                    </a:stretch>
+                  </pic:blipFill>
+                  <pic:spPr>
+                    <a:xfrm>
+                      <a:off x="0" y="0"/>
+                      <a:ext cx="5943600" cy="3571875"/>
+                    </a:xfrm>
+                    <a:prstGeom prst="rect">
+                      <a:avLst/>
+                    </a:prstGeom>
+                  </pic:spPr>
+                </pic:pic>
+              </a:graphicData>
+            </a:graphic>
+          </wp:inline>
+        </w:drawing>
+      </w:r>
+    </w:p>
+    <w:p>
+      <w:pPr>
+        <w:pStyle w:val="ListParagraph"/>
+        <w:jc w:val="center"/>
+      </w:pPr>
+      <w:r>
+        <w:t>P3</w:t>
+      </w:r>
+      <w:r>
+        <w:t xml:space="preserve"> – Creare cerere credit</w:t>
+      </w:r>
+    </w:p>
+    <w:p>
+      <w:pPr>
+        <w:pStyle w:val="ListParagraph"/>
+        <w:jc w:val="center"/>
+      </w:pPr>
+    </w:p>
+    <w:p>
+      <w:pPr>
+        <w:pStyle w:val="ListParagraph"/>
+        <w:jc w:val="center"/>
+      </w:pPr>
+      <w:r>
+        <w:lastRenderedPageBreak/>
+        <w:drawing>
+          <wp:inline distT="0" distB="0" distL="0" distR="0" wp14:anchorId="09677EE6" wp14:editId="0276A3FA">
+            <wp:extent cx="5943600" cy="2847975"/>
+            <wp:effectExtent l="0" t="0" r="0" b="9525"/>
+            <wp:docPr id="2054970544" name="Picture 1"/>
+            <wp:cNvGraphicFramePr>
+              <a:graphicFrameLocks xmlns:a="http://schemas.openxmlformats.org/drawingml/2006/main" noChangeAspect="1"/>
+            </wp:cNvGraphicFramePr>
+            <a:graphic xmlns:a="http://schemas.openxmlformats.org/drawingml/2006/main">
+              <a:graphicData uri="http://schemas.openxmlformats.org/drawingml/2006/picture">
+                <pic:pic xmlns:pic="http://schemas.openxmlformats.org/drawingml/2006/picture">
+                  <pic:nvPicPr>
+                    <pic:cNvPr id="2054970544" name=""/>
+                    <pic:cNvPicPr/>
+                  </pic:nvPicPr>
+                  <pic:blipFill>
+                    <a:blip r:embed="rId32"/>
+                    <a:stretch>
+                      <a:fillRect/>
+                    </a:stretch>
+                  </pic:blipFill>
+                  <pic:spPr>
+                    <a:xfrm>
+                      <a:off x="0" y="0"/>
+                      <a:ext cx="5943600" cy="2847975"/>
+                    </a:xfrm>
+                    <a:prstGeom prst="rect">
+                      <a:avLst/>
+                    </a:prstGeom>
+                  </pic:spPr>
+                </pic:pic>
+              </a:graphicData>
+            </a:graphic>
+          </wp:inline>
+        </w:drawing>
+      </w:r>
+    </w:p>
+    <w:p>
+      <w:pPr>
+        <w:pStyle w:val="ListParagraph"/>
+        <w:jc w:val="center"/>
+      </w:pPr>
+      <w:r>
+        <w:drawing>
+          <wp:inline distT="0" distB="0" distL="0" distR="0" wp14:anchorId="366B94AD" wp14:editId="6F4F94B6">
+            <wp:extent cx="5943600" cy="4685665"/>
+            <wp:effectExtent l="0" t="0" r="0" b="635"/>
+            <wp:docPr id="485210088" name="Picture 1"/>
+            <wp:cNvGraphicFramePr>
+              <a:graphicFrameLocks xmlns:a="http://schemas.openxmlformats.org/drawingml/2006/main" noChangeAspect="1"/>
+            </wp:cNvGraphicFramePr>
+            <a:graphic xmlns:a="http://schemas.openxmlformats.org/drawingml/2006/main">
+              <a:graphicData uri="http://schemas.openxmlformats.org/drawingml/2006/picture">
+                <pic:pic xmlns:pic="http://schemas.openxmlformats.org/drawingml/2006/picture">
+                  <pic:nvPicPr>
+                    <pic:cNvPr id="485210088" name=""/>
+                    <pic:cNvPicPr/>
+                  </pic:nvPicPr>
+                  <pic:blipFill>
+                    <a:blip r:embed="rId33"/>
+                    <a:stretch>
+                      <a:fillRect/>
+                    </a:stretch>
+                  </pic:blipFill>
+                  <pic:spPr>
+                    <a:xfrm>
+                      <a:off x="0" y="0"/>
+                      <a:ext cx="5943600" cy="4685665"/>
+                    </a:xfrm>
+                    <a:prstGeom prst="rect">
+                      <a:avLst/>
+                    </a:prstGeom>
+                  </pic:spPr>
+                </pic:pic>
+              </a:graphicData>
+            </a:graphic>
+          </wp:inline>
+        </w:drawing>
+      </w:r>
+    </w:p>
+    <w:p>
+      <w:pPr>
+        <w:pStyle w:val="ListParagraph"/>
+        <w:jc w:val="center"/>
+      </w:pPr>
+      <w:r>
+        <w:t>P4 – Aprobare credite pana in 5000 de lei</w:t>
+      </w:r>
+    </w:p>
+    <w:p>
+      <w:pPr>
+        <w:pStyle w:val="ListParagraph"/>
+        <w:jc w:val="center"/>
+      </w:pPr>
+    </w:p>
+    <w:p>
+      <w:pPr>
+        <w:pStyle w:val="ListParagraph"/>
+        <w:jc w:val="center"/>
+      </w:pPr>
+    </w:p>
+    <w:p>
+      <w:pPr>
+        <w:pStyle w:val="ListParagraph"/>
+        <w:jc w:val="center"/>
+      </w:pPr>
+      <w:r>
+        <w:lastRenderedPageBreak/>
+        <w:drawing>
+          <wp:inline distT="0" distB="0" distL="0" distR="0" wp14:anchorId="15E9822F" wp14:editId="105A2F70">
+            <wp:extent cx="5943600" cy="2670810"/>
+            <wp:effectExtent l="0" t="0" r="0" b="0"/>
+            <wp:docPr id="1594168142" name="Picture 1"/>
+            <wp:cNvGraphicFramePr>
+              <a:graphicFrameLocks xmlns:a="http://schemas.openxmlformats.org/drawingml/2006/main" noChangeAspect="1"/>
+            </wp:cNvGraphicFramePr>
+            <a:graphic xmlns:a="http://schemas.openxmlformats.org/drawingml/2006/main">
+              <a:graphicData uri="http://schemas.openxmlformats.org/drawingml/2006/picture">
+                <pic:pic xmlns:pic="http://schemas.openxmlformats.org/drawingml/2006/picture">
+                  <pic:nvPicPr>
+                    <pic:cNvPr id="1594168142" name=""/>
+                    <pic:cNvPicPr/>
+                  </pic:nvPicPr>
+                  <pic:blipFill>
+                    <a:blip r:embed="rId34"/>
+                    <a:stretch>
+                      <a:fillRect/>
+                    </a:stretch>
+                  </pic:blipFill>
+                  <pic:spPr>
+                    <a:xfrm>
+                      <a:off x="0" y="0"/>
+                      <a:ext cx="5943600" cy="2670810"/>
+                    </a:xfrm>
+                    <a:prstGeom prst="rect">
+                      <a:avLst/>
+                    </a:prstGeom>
+                  </pic:spPr>
+                </pic:pic>
+              </a:graphicData>
+            </a:graphic>
+          </wp:inline>
+        </w:drawing>
+      </w:r>
+    </w:p>
+    <w:p>
+      <w:pPr>
+        <w:pStyle w:val="ListParagraph"/>
+        <w:jc w:val="center"/>
+      </w:pPr>
+      <w:r>
+        <w:drawing>
+          <wp:inline distT="0" distB="0" distL="0" distR="0" wp14:anchorId="0B10EBAC" wp14:editId="27535519">
+            <wp:extent cx="5943600" cy="3406775"/>
+            <wp:effectExtent l="0" t="0" r="0" b="3175"/>
+            <wp:docPr id="1237695185" name="Picture 1"/>
+            <wp:cNvGraphicFramePr>
+              <a:graphicFrameLocks xmlns:a="http://schemas.openxmlformats.org/drawingml/2006/main" noChangeAspect="1"/>
+            </wp:cNvGraphicFramePr>
+            <a:graphic xmlns:a="http://schemas.openxmlformats.org/drawingml/2006/main">
+              <a:graphicData uri="http://schemas.openxmlformats.org/drawingml/2006/picture">
+                <pic:pic xmlns:pic="http://schemas.openxmlformats.org/drawingml/2006/picture">
+                  <pic:nvPicPr>
+                    <pic:cNvPr id="1237695185" name=""/>
+                    <pic:cNvPicPr/>
+                  </pic:nvPicPr>
+                  <pic:blipFill>
+                    <a:blip r:embed="rId35"/>
+                    <a:stretch>
+                      <a:fillRect/>
+                    </a:stretch>
+                  </pic:blipFill>
+                  <pic:spPr>
+                    <a:xfrm>
+                      <a:off x="0" y="0"/>
+                      <a:ext cx="5943600" cy="3406775"/>
+                    </a:xfrm>
+                    <a:prstGeom prst="rect">
+                      <a:avLst/>
+                    </a:prstGeom>
+                  </pic:spPr>
+                </pic:pic>
+              </a:graphicData>
+            </a:graphic>
+          </wp:inline>
+        </w:drawing>
+      </w:r>
+    </w:p>
+    <w:p>
+      <w:pPr>
+        <w:pStyle w:val="ListParagraph"/>
+        <w:jc w:val="center"/>
+      </w:pPr>
+      <w:r>
+        <w:lastRenderedPageBreak/>
+        <w:drawing>
+          <wp:inline distT="0" distB="0" distL="0" distR="0" wp14:anchorId="39ED20CC" wp14:editId="37E38015">
+            <wp:extent cx="5943600" cy="2753995"/>
+            <wp:effectExtent l="0" t="0" r="0" b="8255"/>
+            <wp:docPr id="952495507" name="Picture 1"/>
+            <wp:cNvGraphicFramePr>
+              <a:graphicFrameLocks xmlns:a="http://schemas.openxmlformats.org/drawingml/2006/main" noChangeAspect="1"/>
+            </wp:cNvGraphicFramePr>
+            <a:graphic xmlns:a="http://schemas.openxmlformats.org/drawingml/2006/main">
+              <a:graphicData uri="http://schemas.openxmlformats.org/drawingml/2006/picture">
+                <pic:pic xmlns:pic="http://schemas.openxmlformats.org/drawingml/2006/picture">
+                  <pic:nvPicPr>
+                    <pic:cNvPr id="952495507" name=""/>
+                    <pic:cNvPicPr/>
+                  </pic:nvPicPr>
+                  <pic:blipFill>
+                    <a:blip r:embed="rId36"/>
+                    <a:stretch>
+                      <a:fillRect/>
+                    </a:stretch>
+                  </pic:blipFill>
+                  <pic:spPr>
+                    <a:xfrm>
+                      <a:off x="0" y="0"/>
+                      <a:ext cx="5943600" cy="2753995"/>
+                    </a:xfrm>
+                    <a:prstGeom prst="rect">
+                      <a:avLst/>
+                    </a:prstGeom>
+                  </pic:spPr>
+                </pic:pic>
+              </a:graphicData>
+            </a:graphic>
+          </wp:inline>
+        </w:drawing>
+      </w:r>
+    </w:p>
+    <w:p>
+      <w:pPr>
+        <w:pStyle w:val="ListParagraph"/>
+        <w:jc w:val="center"/>
+      </w:pPr>
+      <w:r>
+        <w:drawing>
+          <wp:inline distT="0" distB="0" distL="0" distR="0" wp14:anchorId="7E62A5B4" wp14:editId="2B274BB1">
+            <wp:extent cx="5943600" cy="3778250"/>
+            <wp:effectExtent l="0" t="0" r="0" b="0"/>
+            <wp:docPr id="799082788" name="Picture 1"/>
+            <wp:cNvGraphicFramePr>
+              <a:graphicFrameLocks xmlns:a="http://schemas.openxmlformats.org/drawingml/2006/main" noChangeAspect="1"/>
+            </wp:cNvGraphicFramePr>
+            <a:graphic xmlns:a="http://schemas.openxmlformats.org/drawingml/2006/main">
+              <a:graphicData uri="http://schemas.openxmlformats.org/drawingml/2006/picture">
+                <pic:pic xmlns:pic="http://schemas.openxmlformats.org/drawingml/2006/picture">
+                  <pic:nvPicPr>
+                    <pic:cNvPr id="799082788" name=""/>
+                    <pic:cNvPicPr/>
+                  </pic:nvPicPr>
+                  <pic:blipFill>
+                    <a:blip r:embed="rId37"/>
+                    <a:stretch>
+                      <a:fillRect/>
+                    </a:stretch>
+                  </pic:blipFill>
+                  <pic:spPr>
+                    <a:xfrm>
+                      <a:off x="0" y="0"/>
+                      <a:ext cx="5943600" cy="3778250"/>
+                    </a:xfrm>
+                    <a:prstGeom prst="rect">
+                      <a:avLst/>
+                    </a:prstGeom>
+                  </pic:spPr>
+                </pic:pic>
+              </a:graphicData>
+            </a:graphic>
+          </wp:inline>
+        </w:drawing>
+      </w:r>
+    </w:p>
+    <w:p>
+      <w:pPr>
+        <w:pStyle w:val="ListParagraph"/>
+        <w:jc w:val="center"/>
+      </w:pPr>
+      <w:r>
+        <w:t>P5 – Aprobare credite peste 5000 lei</w:t>
+      </w:r>
+    </w:p>
+    <w:p>
+      <w:pPr>
+        <w:pStyle w:val="ListParagraph"/>
+        <w:jc w:val="center"/>
+      </w:pPr>
+      <w:r>
+        <w:lastRenderedPageBreak/>
+        <w:drawing>
+          <wp:inline distT="0" distB="0" distL="0" distR="0" wp14:anchorId="16C512E8" wp14:editId="7CFF5EE4">
+            <wp:extent cx="5943600" cy="2661285"/>
+            <wp:effectExtent l="0" t="0" r="0" b="5715"/>
+            <wp:docPr id="872798171" name="Picture 1"/>
+            <wp:cNvGraphicFramePr>
+              <a:graphicFrameLocks xmlns:a="http://schemas.openxmlformats.org/drawingml/2006/main" noChangeAspect="1"/>
+            </wp:cNvGraphicFramePr>
+            <a:graphic xmlns:a="http://schemas.openxmlformats.org/drawingml/2006/main">
+              <a:graphicData uri="http://schemas.openxmlformats.org/drawingml/2006/picture">
+                <pic:pic xmlns:pic="http://schemas.openxmlformats.org/drawingml/2006/picture">
+                  <pic:nvPicPr>
+                    <pic:cNvPr id="872798171" name=""/>
+                    <pic:cNvPicPr/>
+                  </pic:nvPicPr>
+                  <pic:blipFill>
+                    <a:blip r:embed="rId38"/>
+                    <a:stretch>
+                      <a:fillRect/>
+                    </a:stretch>
+                  </pic:blipFill>
+                  <pic:spPr>
+                    <a:xfrm>
+                      <a:off x="0" y="0"/>
+                      <a:ext cx="5943600" cy="2661285"/>
+                    </a:xfrm>
+                    <a:prstGeom prst="rect">
+                      <a:avLst/>
+                    </a:prstGeom>
+                  </pic:spPr>
+                </pic:pic>
+              </a:graphicData>
+            </a:graphic>
+          </wp:inline>
+        </w:drawing>
+      </w:r>
+    </w:p>
+    <w:p>
+      <w:pPr>
+        <w:pStyle w:val="ListParagraph"/>
+        <w:jc w:val="center"/>
+      </w:pPr>
+      <w:r>
+        <w:drawing>
+          <wp:inline distT="0" distB="0" distL="0" distR="0" wp14:anchorId="1C921D49" wp14:editId="22A333B2">
+            <wp:extent cx="5943600" cy="4366895"/>
+            <wp:effectExtent l="0" t="0" r="0" b="0"/>
+            <wp:docPr id="700019700" name="Picture 1"/>
+            <wp:cNvGraphicFramePr>
+              <a:graphicFrameLocks xmlns:a="http://schemas.openxmlformats.org/drawingml/2006/main" noChangeAspect="1"/>
+            </wp:cNvGraphicFramePr>
+            <a:graphic xmlns:a="http://schemas.openxmlformats.org/drawingml/2006/main">
+              <a:graphicData uri="http://schemas.openxmlformats.org/drawingml/2006/picture">
+                <pic:pic xmlns:pic="http://schemas.openxmlformats.org/drawingml/2006/picture">
+                  <pic:nvPicPr>
+                    <pic:cNvPr id="700019700" name=""/>
+                    <pic:cNvPicPr/>
+                  </pic:nvPicPr>
+                  <pic:blipFill>
+                    <a:blip r:embed="rId39"/>
+                    <a:stretch>
+                      <a:fillRect/>
+                    </a:stretch>
+                  </pic:blipFill>
+                  <pic:spPr>
+                    <a:xfrm>
+                      <a:off x="0" y="0"/>
+                      <a:ext cx="5943600" cy="4366895"/>
+                    </a:xfrm>
+                    <a:prstGeom prst="rect">
+                      <a:avLst/>
+                    </a:prstGeom>
+                  </pic:spPr>
+                </pic:pic>
+              </a:graphicData>
+            </a:graphic>
+          </wp:inline>
+        </w:drawing>
+      </w:r>
+    </w:p>
+    <w:p>
+      <w:pPr>
+        <w:pStyle w:val="ListParagraph"/>
+        <w:jc w:val="center"/>
+      </w:pPr>
+      <w:r>
+        <w:t>P6 – Respingere credit</w:t>
+      </w:r>
+    </w:p>
+    <w:p>
+      <w:pPr>
+        <w:pStyle w:val="ListParagraph"/>
+        <w:jc w:val="center"/>
+      </w:pPr>
+    </w:p>
+    <w:p>
+      <w:pPr>
+        <w:pStyle w:val="ListParagraph"/>
+        <w:jc w:val="center"/>
+      </w:pPr>
+      <w:r>
+        <w:lastRenderedPageBreak/>
+        <w:drawing>
+          <wp:inline distT="0" distB="0" distL="0" distR="0" wp14:anchorId="72F9D564" wp14:editId="1ECA91BE">
+            <wp:extent cx="5943600" cy="3217545"/>
+            <wp:effectExtent l="0" t="0" r="0" b="1905"/>
+            <wp:docPr id="872551413" name="Picture 1"/>
+            <wp:cNvGraphicFramePr>
+              <a:graphicFrameLocks xmlns:a="http://schemas.openxmlformats.org/drawingml/2006/main" noChangeAspect="1"/>
+            </wp:cNvGraphicFramePr>
+            <a:graphic xmlns:a="http://schemas.openxmlformats.org/drawingml/2006/main">
+              <a:graphicData uri="http://schemas.openxmlformats.org/drawingml/2006/picture">
+                <pic:pic xmlns:pic="http://schemas.openxmlformats.org/drawingml/2006/picture">
+                  <pic:nvPicPr>
+                    <pic:cNvPr id="872551413" name=""/>
+                    <pic:cNvPicPr/>
+                  </pic:nvPicPr>
+                  <pic:blipFill>
+                    <a:blip r:embed="rId40"/>
+                    <a:stretch>
+                      <a:fillRect/>
+                    </a:stretch>
+                  </pic:blipFill>
+                  <pic:spPr>
+                    <a:xfrm>
+                      <a:off x="0" y="0"/>
+                      <a:ext cx="5943600" cy="3217545"/>
+                    </a:xfrm>
+                    <a:prstGeom prst="rect">
+                      <a:avLst/>
+                    </a:prstGeom>
+                  </pic:spPr>
+                </pic:pic>
+              </a:graphicData>
+            </a:graphic>
+          </wp:inline>
+        </w:drawing>
+      </w:r>
+    </w:p>
+    <w:p>
+      <w:pPr>
+        <w:pStyle w:val="ListParagraph"/>
+        <w:jc w:val="center"/>
+      </w:pPr>
+      <w:r>
+        <w:t>P7 – Vizualizare credite client</w:t>
+      </w:r>
+    </w:p>
+    <w:p>
+      <w:pPr>
+        <w:pStyle w:val="ListParagraph"/>
+        <w:jc w:val="center"/>
+      </w:pPr>
+    </w:p>
+    <w:p>
+      <w:pPr>
+        <w:pStyle w:val="ListParagraph"/>
+        <w:jc w:val="center"/>
+      </w:pPr>
+      <w:r>
+        <w:drawing>
+          <wp:inline distT="0" distB="0" distL="0" distR="0" wp14:anchorId="4F8E5CEE" wp14:editId="579634D2">
+            <wp:extent cx="5943600" cy="2727960"/>
+            <wp:effectExtent l="0" t="0" r="0" b="0"/>
+            <wp:docPr id="757285206" name="Picture 1"/>
+            <wp:cNvGraphicFramePr>
+              <a:graphicFrameLocks xmlns:a="http://schemas.openxmlformats.org/drawingml/2006/main" noChangeAspect="1"/>
+            </wp:cNvGraphicFramePr>
+            <a:graphic xmlns:a="http://schemas.openxmlformats.org/drawingml/2006/main">
+              <a:graphicData uri="http://schemas.openxmlformats.org/drawingml/2006/picture">
+                <pic:pic xmlns:pic="http://schemas.openxmlformats.org/drawingml/2006/picture">
+                  <pic:nvPicPr>
+                    <pic:cNvPr id="757285206" name=""/>
+                    <pic:cNvPicPr/>
+                  </pic:nvPicPr>
+                  <pic:blipFill>
+                    <a:blip r:embed="rId41"/>
+                    <a:stretch>
+                      <a:fillRect/>
+                    </a:stretch>
+                  </pic:blipFill>
+                  <pic:spPr>
+                    <a:xfrm>
+                      <a:off x="0" y="0"/>
+                      <a:ext cx="5943600" cy="2727960"/>
+                    </a:xfrm>
+                    <a:prstGeom prst="rect">
+                      <a:avLst/>
+                    </a:prstGeom>
+                  </pic:spPr>
+                </pic:pic>
+              </a:graphicData>
+            </a:graphic>
+          </wp:inline>
+        </w:drawing>
+      </w:r>
+    </w:p>
+    <w:p>
+      <w:pPr>
+        <w:pStyle w:val="ListParagraph"/>
+        <w:jc w:val="center"/>
+      </w:pPr>
+      <w:r>
+        <w:t>P7 – Vizualizare credit angajat</w:t>
+      </w:r>
+    </w:p>
+    <w:p>
+      <w:pPr>
+        <w:pStyle w:val="ListParagraph"/>
+        <w:jc w:val="center"/>
+      </w:pPr>
+      <w:r>
+        <w:lastRenderedPageBreak/>
+        <w:drawing>
+          <wp:inline distT="0" distB="0" distL="0" distR="0" wp14:anchorId="45216CD7" wp14:editId="771F2AF2">
+            <wp:extent cx="5943600" cy="3042920"/>
+            <wp:effectExtent l="0" t="0" r="0" b="5080"/>
+            <wp:docPr id="1020155769" name="Picture 1"/>
+            <wp:cNvGraphicFramePr>
+              <a:graphicFrameLocks xmlns:a="http://schemas.openxmlformats.org/drawingml/2006/main" noChangeAspect="1"/>
+            </wp:cNvGraphicFramePr>
+            <a:graphic xmlns:a="http://schemas.openxmlformats.org/drawingml/2006/main">
+              <a:graphicData uri="http://schemas.openxmlformats.org/drawingml/2006/picture">
+                <pic:pic xmlns:pic="http://schemas.openxmlformats.org/drawingml/2006/picture">
+                  <pic:nvPicPr>
+                    <pic:cNvPr id="1020155769" name=""/>
+                    <pic:cNvPicPr/>
+                  </pic:nvPicPr>
+                  <pic:blipFill>
+                    <a:blip r:embed="rId42"/>
+                    <a:stretch>
+                      <a:fillRect/>
+                    </a:stretch>
+                  </pic:blipFill>
+                  <pic:spPr>
+                    <a:xfrm>
+                      <a:off x="0" y="0"/>
+                      <a:ext cx="5943600" cy="3042920"/>
+                    </a:xfrm>
+                    <a:prstGeom prst="rect">
+                      <a:avLst/>
+                    </a:prstGeom>
+                  </pic:spPr>
+                </pic:pic>
+              </a:graphicData>
+            </a:graphic>
+          </wp:inline>
+        </w:drawing>
+      </w:r>
+    </w:p>
+    <w:p>
+      <w:pPr>
+        <w:pStyle w:val="ListParagraph"/>
+        <w:jc w:val="center"/>
+      </w:pPr>
+      <w:r>
+        <w:t>P7 – Vizualizare credit manager</w:t>
+      </w:r>
+    </w:p>
+    <w:p>
+      <w:pPr>
+        <w:pStyle w:val="ListParagraph"/>
+        <w:jc w:val="center"/>
+      </w:pPr>
+    </w:p>
+    <w:p>
+      <w:pPr>
+        <w:pStyle w:val="ListParagraph"/>
+        <w:jc w:val="center"/>
+      </w:pPr>
+    </w:p>
+    <w:p>
+      <w:pPr>
+        <w:pStyle w:val="ListParagraph"/>
+        <w:jc w:val="center"/>
+      </w:pPr>
+      <w:r>
+        <w:drawing>
+          <wp:inline distT="0" distB="0" distL="0" distR="0" wp14:anchorId="0433EF4F" wp14:editId="77A6C07B">
+            <wp:extent cx="5943600" cy="2806700"/>
+            <wp:effectExtent l="0" t="0" r="0" b="0"/>
+            <wp:docPr id="1465825721" name="Picture 1"/>
+            <wp:cNvGraphicFramePr>
+              <a:graphicFrameLocks xmlns:a="http://schemas.openxmlformats.org/drawingml/2006/main" noChangeAspect="1"/>
+            </wp:cNvGraphicFramePr>
+            <a:graphic xmlns:a="http://schemas.openxmlformats.org/drawingml/2006/main">
+              <a:graphicData uri="http://schemas.openxmlformats.org/drawingml/2006/picture">
+                <pic:pic xmlns:pic="http://schemas.openxmlformats.org/drawingml/2006/picture">
+                  <pic:nvPicPr>
+                    <pic:cNvPr id="1465825721" name=""/>
+                    <pic:cNvPicPr/>
+                  </pic:nvPicPr>
+                  <pic:blipFill>
+                    <a:blip r:embed="rId43"/>
+                    <a:stretch>
+                      <a:fillRect/>
+                    </a:stretch>
+                  </pic:blipFill>
+                  <pic:spPr>
+                    <a:xfrm>
+                      <a:off x="0" y="0"/>
+                      <a:ext cx="5943600" cy="2806700"/>
+                    </a:xfrm>
+                    <a:prstGeom prst="rect">
+                      <a:avLst/>
+                    </a:prstGeom>
+                  </pic:spPr>
+                </pic:pic>
+              </a:graphicData>
+            </a:graphic>
+          </wp:inline>
+        </w:drawing>
+      </w:r>
+    </w:p>
+    <w:p/>
+    <w:p>
+      <w:pPr>
+        <w:pStyle w:val="ListParagraph"/>
+        <w:jc w:val="center"/>
+      </w:pPr>
+      <w:r>
+        <w:t>P8 – Vizualizare conturi client</w:t>
+      </w:r>
+    </w:p>
+    <w:p>
+      <w:pPr>
+        <w:pStyle w:val="ListParagraph"/>
+        <w:jc w:val="center"/>
+      </w:pPr>
+      <w:r>
+        <w:lastRenderedPageBreak/>
+        <w:drawing>
+          <wp:inline distT="0" distB="0" distL="0" distR="0" wp14:anchorId="21FE0BEB" wp14:editId="3AA61AAC">
+            <wp:extent cx="5943600" cy="3396615"/>
+            <wp:effectExtent l="0" t="0" r="0" b="0"/>
+            <wp:docPr id="275277854" name="Picture 1"/>
+            <wp:cNvGraphicFramePr>
+              <a:graphicFrameLocks xmlns:a="http://schemas.openxmlformats.org/drawingml/2006/main" noChangeAspect="1"/>
+            </wp:cNvGraphicFramePr>
+            <a:graphic xmlns:a="http://schemas.openxmlformats.org/drawingml/2006/main">
+              <a:graphicData uri="http://schemas.openxmlformats.org/drawingml/2006/picture">
+                <pic:pic xmlns:pic="http://schemas.openxmlformats.org/drawingml/2006/picture">
+                  <pic:nvPicPr>
+                    <pic:cNvPr id="275277854" name=""/>
+                    <pic:cNvPicPr/>
+                  </pic:nvPicPr>
+                  <pic:blipFill>
+                    <a:blip r:embed="rId44"/>
+                    <a:stretch>
+                      <a:fillRect/>
+                    </a:stretch>
+                  </pic:blipFill>
+                  <pic:spPr>
+                    <a:xfrm>
+                      <a:off x="0" y="0"/>
+                      <a:ext cx="5943600" cy="3396615"/>
+                    </a:xfrm>
+                    <a:prstGeom prst="rect">
+                      <a:avLst/>
+                    </a:prstGeom>
+                  </pic:spPr>
+                </pic:pic>
+              </a:graphicData>
+            </a:graphic>
+          </wp:inline>
+        </w:drawing>
+      </w:r>
+    </w:p>
+    <w:p>
+      <w:pPr>
+        <w:pStyle w:val="ListParagraph"/>
+        <w:jc w:val="center"/>
+      </w:pPr>
+      <w:r>
+        <w:t>P8 – Vizualizare conturi angajat / manager</w:t>
+      </w:r>
+    </w:p>
+    <w:p>
+      <w:pPr>
+        <w:pStyle w:val="ListParagraph"/>
+        <w:jc w:val="center"/>
+      </w:pPr>
+    </w:p>
+    <w:p>
+      <w:pPr>
+        <w:pStyle w:val="ListParagraph"/>
+        <w:jc w:val="center"/>
+      </w:pPr>
+      <w:r>
+        <w:drawing>
+          <wp:inline distT="0" distB="0" distL="0" distR="0" wp14:anchorId="2B885FB3" wp14:editId="25B8F185">
+            <wp:extent cx="5943600" cy="2148205"/>
+            <wp:effectExtent l="0" t="0" r="0" b="4445"/>
+            <wp:docPr id="1505842195" name="Picture 1"/>
+            <wp:cNvGraphicFramePr>
+              <a:graphicFrameLocks xmlns:a="http://schemas.openxmlformats.org/drawingml/2006/main" noChangeAspect="1"/>
+            </wp:cNvGraphicFramePr>
+            <a:graphic xmlns:a="http://schemas.openxmlformats.org/drawingml/2006/main">
+              <a:graphicData uri="http://schemas.openxmlformats.org/drawingml/2006/picture">
+                <pic:pic xmlns:pic="http://schemas.openxmlformats.org/drawingml/2006/picture">
+                  <pic:nvPicPr>
+                    <pic:cNvPr id="1505842195" name=""/>
+                    <pic:cNvPicPr/>
+                  </pic:nvPicPr>
+                  <pic:blipFill>
+                    <a:blip r:embed="rId45"/>
+                    <a:stretch>
+                      <a:fillRect/>
+                    </a:stretch>
+                  </pic:blipFill>
+                  <pic:spPr>
+                    <a:xfrm>
+                      <a:off x="0" y="0"/>
+                      <a:ext cx="5943600" cy="2148205"/>
+                    </a:xfrm>
+                    <a:prstGeom prst="rect">
+                      <a:avLst/>
+                    </a:prstGeom>
+                  </pic:spPr>
+                </pic:pic>
+              </a:graphicData>
+            </a:graphic>
+          </wp:inline>
+        </w:drawing>
+      </w:r>
+    </w:p>
+    <w:p>
+      <w:pPr>
+        <w:pStyle w:val="ListParagraph"/>
+        <w:jc w:val="center"/>
+      </w:pPr>
+      <w:r>
+        <w:lastRenderedPageBreak/>
+        <w:drawing>
+          <wp:inline distT="0" distB="0" distL="0" distR="0" wp14:anchorId="1A57FCCF" wp14:editId="798E99F6">
+            <wp:extent cx="5943600" cy="2670810"/>
+            <wp:effectExtent l="0" t="0" r="0" b="0"/>
+            <wp:docPr id="1998977786" name="Picture 1"/>
+            <wp:cNvGraphicFramePr>
+              <a:graphicFrameLocks xmlns:a="http://schemas.openxmlformats.org/drawingml/2006/main" noChangeAspect="1"/>
+            </wp:cNvGraphicFramePr>
+            <a:graphic xmlns:a="http://schemas.openxmlformats.org/drawingml/2006/main">
+              <a:graphicData uri="http://schemas.openxmlformats.org/drawingml/2006/picture">
+                <pic:pic xmlns:pic="http://schemas.openxmlformats.org/drawingml/2006/picture">
+                  <pic:nvPicPr>
+                    <pic:cNvPr id="1998977786" name=""/>
+                    <pic:cNvPicPr/>
+                  </pic:nvPicPr>
+                  <pic:blipFill>
+                    <a:blip r:embed="rId46"/>
+                    <a:stretch>
+                      <a:fillRect/>
+                    </a:stretch>
+                  </pic:blipFill>
+                  <pic:spPr>
+                    <a:xfrm>
+                      <a:off x="0" y="0"/>
+                      <a:ext cx="5943600" cy="2670810"/>
+                    </a:xfrm>
+                    <a:prstGeom prst="rect">
+                      <a:avLst/>
+                    </a:prstGeom>
+                  </pic:spPr>
+                </pic:pic>
+              </a:graphicData>
+            </a:graphic>
+          </wp:inline>
+        </w:drawing>
+      </w:r>
+    </w:p>
+    <w:p>
+      <w:pPr>
+        <w:pStyle w:val="ListParagraph"/>
+        <w:jc w:val="center"/>
+      </w:pPr>
+      <w:r>
+        <w:drawing>
+          <wp:inline distT="0" distB="0" distL="0" distR="0" wp14:anchorId="6DEAAD1E" wp14:editId="3552D843">
+            <wp:extent cx="5943600" cy="2557145"/>
+            <wp:effectExtent l="0" t="0" r="0" b="0"/>
+            <wp:docPr id="1076011600" name="Picture 1"/>
+            <wp:cNvGraphicFramePr>
+              <a:graphicFrameLocks xmlns:a="http://schemas.openxmlformats.org/drawingml/2006/main" noChangeAspect="1"/>
+            </wp:cNvGraphicFramePr>
+            <a:graphic xmlns:a="http://schemas.openxmlformats.org/drawingml/2006/main">
+              <a:graphicData uri="http://schemas.openxmlformats.org/drawingml/2006/picture">
+                <pic:pic xmlns:pic="http://schemas.openxmlformats.org/drawingml/2006/picture">
+                  <pic:nvPicPr>
+                    <pic:cNvPr id="1076011600" name=""/>
+                    <pic:cNvPicPr/>
+                  </pic:nvPicPr>
+                  <pic:blipFill>
+                    <a:blip r:embed="rId47"/>
+                    <a:stretch>
+                      <a:fillRect/>
+                    </a:stretch>
+                  </pic:blipFill>
+                  <pic:spPr>
+                    <a:xfrm>
+                      <a:off x="0" y="0"/>
+                      <a:ext cx="5943600" cy="2557145"/>
+                    </a:xfrm>
+                    <a:prstGeom prst="rect">
+                      <a:avLst/>
+                    </a:prstGeom>
+                  </pic:spPr>
+                </pic:pic>
+              </a:graphicData>
+            </a:graphic>
+          </wp:inline>
+        </w:drawing>
+      </w:r>
+    </w:p>
+    <w:p>
+      <w:pPr>
+        <w:pStyle w:val="ListParagraph"/>
+        <w:jc w:val="center"/>
+      </w:pPr>
+      <w:r>
+        <w:t>P9 – Modificare date angajati</w:t>
+      </w:r>
+    </w:p>
+    <w:p>
+      <w:pPr>
+        <w:pStyle w:val="ListParagraph"/>
+        <w:jc w:val="center"/>
+      </w:pPr>
+      <w:r>
+        <w:lastRenderedPageBreak/>
+        <w:drawing>
+          <wp:inline distT="0" distB="0" distL="0" distR="0" wp14:anchorId="05D7A3E2" wp14:editId="6C3D8EA5">
+            <wp:extent cx="5943600" cy="3818255"/>
+            <wp:effectExtent l="0" t="0" r="0" b="0"/>
+            <wp:docPr id="423180855" name="Picture 1"/>
+            <wp:cNvGraphicFramePr>
+              <a:graphicFrameLocks xmlns:a="http://schemas.openxmlformats.org/drawingml/2006/main" noChangeAspect="1"/>
+            </wp:cNvGraphicFramePr>
+            <a:graphic xmlns:a="http://schemas.openxmlformats.org/drawingml/2006/main">
+              <a:graphicData uri="http://schemas.openxmlformats.org/drawingml/2006/picture">
+                <pic:pic xmlns:pic="http://schemas.openxmlformats.org/drawingml/2006/picture">
+                  <pic:nvPicPr>
+                    <pic:cNvPr id="423180855" name=""/>
+                    <pic:cNvPicPr/>
+                  </pic:nvPicPr>
+                  <pic:blipFill>
+                    <a:blip r:embed="rId48"/>
+                    <a:stretch>
+                      <a:fillRect/>
+                    </a:stretch>
+                  </pic:blipFill>
+                  <pic:spPr>
+                    <a:xfrm>
+                      <a:off x="0" y="0"/>
+                      <a:ext cx="5943600" cy="3818255"/>
+                    </a:xfrm>
+                    <a:prstGeom prst="rect">
+                      <a:avLst/>
+                    </a:prstGeom>
+                  </pic:spPr>
+                </pic:pic>
+              </a:graphicData>
+            </a:graphic>
+          </wp:inline>
+        </w:drawing>
+      </w:r>
+    </w:p>
+    <w:p>
+      <w:pPr>
+        <w:pStyle w:val="ListParagraph"/>
+        <w:jc w:val="center"/>
+      </w:pPr>
+      <w:r>
+        <w:t>P10 – Vizualizare date angajati</w:t>
       </w:r>
     </w:p>
     <w:sectPr>
